--- a/surgical-instrument-trays/notes_by_part/00_Foundations_of_Instrument_Tray_Preparation.docx
+++ b/surgical-instrument-trays/notes_by_part/00_Foundations_of_Instrument_Tray_Preparation.docx
@@ -156,7 +156,7 @@
       <w:bookmarkStart w:id="1001" w:name="toc"/>
       <w:pPr>
         <w:pStyle w:val="TOCHead"/>
-        <w:spacing w:before="120" w:after="40"/>
+        <w:spacing w:before="80" w:after="40"/>
       </w:pPr>
       <w:r>
         <w:t>Table of Contents</w:t>
@@ -175,37 +175,1465 @@
     <w:p>
       <w:pPr>
         <w:jc w:val="center"/>
-        <w:spacing w:before="0" w:after="200"/>
+        <w:spacing w:before="0" w:after="180"/>
       </w:pPr>
       <w:r>
         <w:rPr>
           <w:rFonts w:ascii="Calibri" w:hAnsi="Calibri"/>
           <w:i/>
-          <w:color w:val="555555"/>
-          <w:sz w:val="16"/>
+          <w:color w:val="444444"/>
+          <w:sz w:val="17"/>
         </w:rPr>
-        <w:t>To fill in the page numbers: click anywhere in the list below, press Ctrl+A then F9, and choose “Update entire table”.</w:t>
+        <w:t>Page numbers are live fields. To fill them in: press Ctrl+A then F9 (Windows) or Cmd+A then Fn+F9 (Mac). Word will also offer to update them when the file opens.</w:t>
+      </w:r>
+    </w:p>
+    <w:tbl>
+      <w:tblPr>
+        <w:tblW w:type="auto" w:w="0"/>
+        <w:jc w:val="center"/>
+        <w:tblLayout w:type="fixed"/>
+        <w:tblLook w:firstColumn="1" w:firstRow="1" w:lastColumn="0" w:lastRow="0" w:noHBand="0" w:noVBand="1" w:val="04A0"/>
+        <w:tblLayout w:type="fixed"/>
+        <w:tblBorders>
+          <w:top w:val="single" w:sz="12" w:space="0" w:color="000000"/>
+          <w:left w:val="single" w:sz="6" w:space="0" w:color="000000"/>
+          <w:bottom w:val="single" w:sz="12" w:space="0" w:color="000000"/>
+          <w:right w:val="single" w:sz="6" w:space="0" w:color="000000"/>
+          <w:insideH w:val="single" w:sz="4" w:space="0" w:color="BBBBBB"/>
+          <w:insideV w:val="single" w:sz="6" w:space="0" w:color="000000"/>
+        </w:tblBorders>
+      </w:tblPr>
+      <w:tblGrid>
+        <w:gridCol w:w="5400"/>
+        <w:gridCol w:w="5400"/>
+      </w:tblGrid>
+      <w:tr>
+        <w:trPr>
+          <w:tblHeader/>
+          <w:cantSplit/>
+        </w:trPr>
+        <w:tc>
+          <w:tcPr>
+            <w:tcW w:type="dxa" w:w="9666"/>
+            <w:shd w:val="clear" w:color="auto" w:fill="D9D9D9"/>
+            <w:tcMar>
+              <w:top w:w="60" w:type="dxa"/>
+              <w:start w:w="90" w:type="dxa"/>
+              <w:bottom w:w="60" w:type="dxa"/>
+              <w:end w:w="90" w:type="dxa"/>
+            </w:tcMar>
+            <w:tcBorders>
+              <w:bottom w:val="single" w:sz="12" w:space="0" w:color="000000"/>
+            </w:tcBorders>
+          </w:tcPr>
+          <w:p>
+            <w:pPr>
+              <w:pStyle w:val="TabHead"/>
+              <w:jc w:val="left"/>
+            </w:pPr>
+            <w:r>
+              <w:t>Tray / Chapter</w:t>
+            </w:r>
+          </w:p>
+        </w:tc>
+        <w:tc>
+          <w:tcPr>
+            <w:tcW w:type="dxa" w:w="1134"/>
+            <w:shd w:val="clear" w:color="auto" w:fill="D9D9D9"/>
+            <w:tcMar>
+              <w:top w:w="60" w:type="dxa"/>
+              <w:start w:w="90" w:type="dxa"/>
+              <w:bottom w:w="60" w:type="dxa"/>
+              <w:end w:w="90" w:type="dxa"/>
+            </w:tcMar>
+            <w:tcBorders>
+              <w:bottom w:val="single" w:sz="12" w:space="0" w:color="000000"/>
+            </w:tcBorders>
+          </w:tcPr>
+          <w:p>
+            <w:pPr>
+              <w:pStyle w:val="TabHead"/>
+              <w:jc w:val="center"/>
+            </w:pPr>
+            <w:r>
+              <w:t>Page</w:t>
+            </w:r>
+          </w:p>
+        </w:tc>
+      </w:tr>
+      <w:tr>
+        <w:trPr>
+          <w:cantSplit/>
+        </w:trPr>
+        <w:tc>
+          <w:tcPr>
+            <w:tcW w:type="dxa" w:w="9666"/>
+            <w:vAlign w:val="top"/>
+            <w:tcMar>
+              <w:top w:w="42" w:type="dxa"/>
+              <w:start w:w="90" w:type="dxa"/>
+              <w:bottom w:w="42" w:type="dxa"/>
+              <w:end w:w="90" w:type="dxa"/>
+            </w:tcMar>
+            <w:shd w:val="clear" w:color="auto" w:fill="E4E4E4"/>
+          </w:tcPr>
+          <w:p>
+            <w:pPr>
+              <w:pStyle w:val="TabCell"/>
+            </w:pPr>
+            <w:r>
+              <w:rPr>
+                <w:rFonts w:ascii="Calibri" w:hAnsi="Calibri"/>
+                <w:b/>
+                <w:sz w:val="18"/>
+                <w:spacing w:val="12"/>
+              </w:rPr>
+              <w:t>FOUNDATIONS OF INSTRUMENT TRAY PREPARATION</w:t>
+            </w:r>
+          </w:p>
+        </w:tc>
+        <w:tc>
+          <w:tcPr>
+            <w:tcW w:type="dxa" w:w="1134"/>
+            <w:vAlign w:val="top"/>
+            <w:tcMar>
+              <w:top w:w="42" w:type="dxa"/>
+              <w:start w:w="90" w:type="dxa"/>
+              <w:bottom w:w="42" w:type="dxa"/>
+              <w:end w:w="90" w:type="dxa"/>
+            </w:tcMar>
+            <w:shd w:val="clear" w:color="auto" w:fill="E4E4E4"/>
+          </w:tcPr>
+          <w:p>
+            <w:pPr>
+              <w:pStyle w:val="TabCell"/>
+              <w:jc w:val="center"/>
+            </w:pPr>
+            <w:r>
+              <w:fldChar w:fldCharType="begin"/>
+            </w:r>
+            <w:r>
+              <w:instrText xml:space="preserve"> PAGEREF part_0 \h </w:instrText>
+            </w:r>
+            <w:r>
+              <w:fldChar w:fldCharType="separate"/>
+            </w:r>
+            <w:r>
+              <w:rPr>
+                <w:rFonts w:ascii="Calibri" w:hAnsi="Calibri"/>
+                <w:b/>
+                <w:sz w:val="19"/>
+              </w:rPr>
+              <w:t>—</w:t>
+            </w:r>
+            <w:r>
+              <w:fldChar w:fldCharType="end"/>
+            </w:r>
+          </w:p>
+        </w:tc>
+      </w:tr>
+      <w:tr>
+        <w:trPr>
+          <w:cantSplit/>
+        </w:trPr>
+        <w:tc>
+          <w:tcPr>
+            <w:tcW w:type="dxa" w:w="9666"/>
+            <w:vAlign w:val="top"/>
+            <w:tcMar>
+              <w:top w:w="42" w:type="dxa"/>
+              <w:start w:w="90" w:type="dxa"/>
+              <w:bottom w:w="42" w:type="dxa"/>
+              <w:end w:w="90" w:type="dxa"/>
+            </w:tcMar>
+          </w:tcPr>
+          <w:p>
+            <w:pPr>
+              <w:pStyle w:val="TabCell"/>
+              <w:ind w:start="238"/>
+            </w:pPr>
+            <w:r>
+              <w:rPr>
+                <w:sz w:val="19"/>
+              </w:rPr>
+              <w:t>0.1   Introduction, Definitions and Terminology</w:t>
+            </w:r>
+          </w:p>
+        </w:tc>
+        <w:tc>
+          <w:tcPr>
+            <w:tcW w:type="dxa" w:w="1134"/>
+            <w:vAlign w:val="top"/>
+            <w:tcMar>
+              <w:top w:w="42" w:type="dxa"/>
+              <w:start w:w="90" w:type="dxa"/>
+              <w:bottom w:w="42" w:type="dxa"/>
+              <w:end w:w="90" w:type="dxa"/>
+            </w:tcMar>
+          </w:tcPr>
+          <w:p>
+            <w:pPr>
+              <w:pStyle w:val="TabCell"/>
+              <w:jc w:val="center"/>
+            </w:pPr>
+            <w:r>
+              <w:fldChar w:fldCharType="begin"/>
+            </w:r>
+            <w:r>
+              <w:instrText xml:space="preserve"> PAGEREF tray_0_1 \h </w:instrText>
+            </w:r>
+            <w:r>
+              <w:fldChar w:fldCharType="separate"/>
+            </w:r>
+            <w:r>
+              <w:rPr>
+                <w:rFonts w:ascii="Calibri" w:hAnsi="Calibri"/>
+                <w:sz w:val="19"/>
+              </w:rPr>
+              <w:t>—</w:t>
+            </w:r>
+            <w:r>
+              <w:fldChar w:fldCharType="end"/>
+            </w:r>
+          </w:p>
+        </w:tc>
+      </w:tr>
+      <w:tr>
+        <w:trPr>
+          <w:cantSplit/>
+        </w:trPr>
+        <w:tc>
+          <w:tcPr>
+            <w:tcW w:type="dxa" w:w="9666"/>
+            <w:vAlign w:val="top"/>
+            <w:tcMar>
+              <w:top w:w="42" w:type="dxa"/>
+              <w:start w:w="90" w:type="dxa"/>
+              <w:bottom w:w="42" w:type="dxa"/>
+              <w:end w:w="90" w:type="dxa"/>
+            </w:tcMar>
+          </w:tcPr>
+          <w:p>
+            <w:pPr>
+              <w:pStyle w:val="TabCell"/>
+              <w:ind w:start="238"/>
+            </w:pPr>
+            <w:r>
+              <w:rPr>
+                <w:sz w:val="19"/>
+              </w:rPr>
+              <w:t>0.2   Classification of Surgical Instruments</w:t>
+            </w:r>
+          </w:p>
+        </w:tc>
+        <w:tc>
+          <w:tcPr>
+            <w:tcW w:type="dxa" w:w="1134"/>
+            <w:vAlign w:val="top"/>
+            <w:tcMar>
+              <w:top w:w="42" w:type="dxa"/>
+              <w:start w:w="90" w:type="dxa"/>
+              <w:bottom w:w="42" w:type="dxa"/>
+              <w:end w:w="90" w:type="dxa"/>
+            </w:tcMar>
+          </w:tcPr>
+          <w:p>
+            <w:pPr>
+              <w:pStyle w:val="TabCell"/>
+              <w:jc w:val="center"/>
+            </w:pPr>
+            <w:r>
+              <w:fldChar w:fldCharType="begin"/>
+            </w:r>
+            <w:r>
+              <w:instrText xml:space="preserve"> PAGEREF tray_0_2 \h </w:instrText>
+            </w:r>
+            <w:r>
+              <w:fldChar w:fldCharType="separate"/>
+            </w:r>
+            <w:r>
+              <w:rPr>
+                <w:rFonts w:ascii="Calibri" w:hAnsi="Calibri"/>
+                <w:sz w:val="19"/>
+              </w:rPr>
+              <w:t>—</w:t>
+            </w:r>
+            <w:r>
+              <w:fldChar w:fldCharType="end"/>
+            </w:r>
+          </w:p>
+        </w:tc>
+      </w:tr>
+      <w:tr>
+        <w:trPr>
+          <w:cantSplit/>
+        </w:trPr>
+        <w:tc>
+          <w:tcPr>
+            <w:tcW w:type="dxa" w:w="9666"/>
+            <w:vAlign w:val="top"/>
+            <w:tcMar>
+              <w:top w:w="42" w:type="dxa"/>
+              <w:start w:w="90" w:type="dxa"/>
+              <w:bottom w:w="42" w:type="dxa"/>
+              <w:end w:w="90" w:type="dxa"/>
+            </w:tcMar>
+          </w:tcPr>
+          <w:p>
+            <w:pPr>
+              <w:pStyle w:val="TabCell"/>
+              <w:ind w:start="238"/>
+            </w:pPr>
+            <w:r>
+              <w:rPr>
+                <w:sz w:val="19"/>
+              </w:rPr>
+              <w:t>0.3   Parts of an Instrument and How It Is Handled</w:t>
+            </w:r>
+          </w:p>
+        </w:tc>
+        <w:tc>
+          <w:tcPr>
+            <w:tcW w:type="dxa" w:w="1134"/>
+            <w:vAlign w:val="top"/>
+            <w:tcMar>
+              <w:top w:w="42" w:type="dxa"/>
+              <w:start w:w="90" w:type="dxa"/>
+              <w:bottom w:w="42" w:type="dxa"/>
+              <w:end w:w="90" w:type="dxa"/>
+            </w:tcMar>
+          </w:tcPr>
+          <w:p>
+            <w:pPr>
+              <w:pStyle w:val="TabCell"/>
+              <w:jc w:val="center"/>
+            </w:pPr>
+            <w:r>
+              <w:fldChar w:fldCharType="begin"/>
+            </w:r>
+            <w:r>
+              <w:instrText xml:space="preserve"> PAGEREF tray_0_3 \h </w:instrText>
+            </w:r>
+            <w:r>
+              <w:fldChar w:fldCharType="separate"/>
+            </w:r>
+            <w:r>
+              <w:rPr>
+                <w:rFonts w:ascii="Calibri" w:hAnsi="Calibri"/>
+                <w:sz w:val="19"/>
+              </w:rPr>
+              <w:t>—</w:t>
+            </w:r>
+            <w:r>
+              <w:fldChar w:fldCharType="end"/>
+            </w:r>
+          </w:p>
+        </w:tc>
+      </w:tr>
+      <w:tr>
+        <w:trPr>
+          <w:cantSplit/>
+        </w:trPr>
+        <w:tc>
+          <w:tcPr>
+            <w:tcW w:type="dxa" w:w="9666"/>
+            <w:vAlign w:val="top"/>
+            <w:tcMar>
+              <w:top w:w="42" w:type="dxa"/>
+              <w:start w:w="90" w:type="dxa"/>
+              <w:bottom w:w="42" w:type="dxa"/>
+              <w:end w:w="90" w:type="dxa"/>
+            </w:tcMar>
+          </w:tcPr>
+          <w:p>
+            <w:pPr>
+              <w:pStyle w:val="TabCell"/>
+              <w:ind w:start="238"/>
+            </w:pPr>
+            <w:r>
+              <w:rPr>
+                <w:sz w:val="19"/>
+              </w:rPr>
+              <w:t>0.4   Principles of Tray Preparation</w:t>
+            </w:r>
+          </w:p>
+        </w:tc>
+        <w:tc>
+          <w:tcPr>
+            <w:tcW w:type="dxa" w:w="1134"/>
+            <w:vAlign w:val="top"/>
+            <w:tcMar>
+              <w:top w:w="42" w:type="dxa"/>
+              <w:start w:w="90" w:type="dxa"/>
+              <w:bottom w:w="42" w:type="dxa"/>
+              <w:end w:w="90" w:type="dxa"/>
+            </w:tcMar>
+          </w:tcPr>
+          <w:p>
+            <w:pPr>
+              <w:pStyle w:val="TabCell"/>
+              <w:jc w:val="center"/>
+            </w:pPr>
+            <w:r>
+              <w:fldChar w:fldCharType="begin"/>
+            </w:r>
+            <w:r>
+              <w:instrText xml:space="preserve"> PAGEREF tray_0_4 \h </w:instrText>
+            </w:r>
+            <w:r>
+              <w:fldChar w:fldCharType="separate"/>
+            </w:r>
+            <w:r>
+              <w:rPr>
+                <w:rFonts w:ascii="Calibri" w:hAnsi="Calibri"/>
+                <w:sz w:val="19"/>
+              </w:rPr>
+              <w:t>—</w:t>
+            </w:r>
+            <w:r>
+              <w:fldChar w:fldCharType="end"/>
+            </w:r>
+          </w:p>
+        </w:tc>
+      </w:tr>
+      <w:tr>
+        <w:trPr>
+          <w:cantSplit/>
+        </w:trPr>
+        <w:tc>
+          <w:tcPr>
+            <w:tcW w:type="dxa" w:w="9666"/>
+            <w:vAlign w:val="top"/>
+            <w:tcMar>
+              <w:top w:w="42" w:type="dxa"/>
+              <w:start w:w="90" w:type="dxa"/>
+              <w:bottom w:w="42" w:type="dxa"/>
+              <w:end w:w="90" w:type="dxa"/>
+            </w:tcMar>
+          </w:tcPr>
+          <w:p>
+            <w:pPr>
+              <w:pStyle w:val="TabCell"/>
+              <w:ind w:start="238"/>
+            </w:pPr>
+            <w:r>
+              <w:rPr>
+                <w:sz w:val="19"/>
+              </w:rPr>
+              <w:t>0.5   Decontamination, Packing and Sterilisation</w:t>
+            </w:r>
+          </w:p>
+        </w:tc>
+        <w:tc>
+          <w:tcPr>
+            <w:tcW w:type="dxa" w:w="1134"/>
+            <w:vAlign w:val="top"/>
+            <w:tcMar>
+              <w:top w:w="42" w:type="dxa"/>
+              <w:start w:w="90" w:type="dxa"/>
+              <w:bottom w:w="42" w:type="dxa"/>
+              <w:end w:w="90" w:type="dxa"/>
+            </w:tcMar>
+          </w:tcPr>
+          <w:p>
+            <w:pPr>
+              <w:pStyle w:val="TabCell"/>
+              <w:jc w:val="center"/>
+            </w:pPr>
+            <w:r>
+              <w:fldChar w:fldCharType="begin"/>
+            </w:r>
+            <w:r>
+              <w:instrText xml:space="preserve"> PAGEREF tray_0_5 \h </w:instrText>
+            </w:r>
+            <w:r>
+              <w:fldChar w:fldCharType="separate"/>
+            </w:r>
+            <w:r>
+              <w:rPr>
+                <w:rFonts w:ascii="Calibri" w:hAnsi="Calibri"/>
+                <w:sz w:val="19"/>
+              </w:rPr>
+              <w:t>—</w:t>
+            </w:r>
+            <w:r>
+              <w:fldChar w:fldCharType="end"/>
+            </w:r>
+          </w:p>
+        </w:tc>
+      </w:tr>
+      <w:tr>
+        <w:trPr>
+          <w:cantSplit/>
+        </w:trPr>
+        <w:tc>
+          <w:tcPr>
+            <w:tcW w:type="dxa" w:w="9666"/>
+            <w:vAlign w:val="top"/>
+            <w:tcMar>
+              <w:top w:w="42" w:type="dxa"/>
+              <w:start w:w="90" w:type="dxa"/>
+              <w:bottom w:w="42" w:type="dxa"/>
+              <w:end w:w="90" w:type="dxa"/>
+            </w:tcMar>
+          </w:tcPr>
+          <w:p>
+            <w:pPr>
+              <w:pStyle w:val="TabCell"/>
+              <w:ind w:start="238"/>
+            </w:pPr>
+            <w:r>
+              <w:rPr>
+                <w:sz w:val="19"/>
+              </w:rPr>
+              <w:t>0.6   Setting the Back Table and Mayo Stand</w:t>
+            </w:r>
+          </w:p>
+        </w:tc>
+        <w:tc>
+          <w:tcPr>
+            <w:tcW w:type="dxa" w:w="1134"/>
+            <w:vAlign w:val="top"/>
+            <w:tcMar>
+              <w:top w:w="42" w:type="dxa"/>
+              <w:start w:w="90" w:type="dxa"/>
+              <w:bottom w:w="42" w:type="dxa"/>
+              <w:end w:w="90" w:type="dxa"/>
+            </w:tcMar>
+          </w:tcPr>
+          <w:p>
+            <w:pPr>
+              <w:pStyle w:val="TabCell"/>
+              <w:jc w:val="center"/>
+            </w:pPr>
+            <w:r>
+              <w:fldChar w:fldCharType="begin"/>
+            </w:r>
+            <w:r>
+              <w:instrText xml:space="preserve"> PAGEREF tray_0_6 \h </w:instrText>
+            </w:r>
+            <w:r>
+              <w:fldChar w:fldCharType="separate"/>
+            </w:r>
+            <w:r>
+              <w:rPr>
+                <w:rFonts w:ascii="Calibri" w:hAnsi="Calibri"/>
+                <w:sz w:val="19"/>
+              </w:rPr>
+              <w:t>—</w:t>
+            </w:r>
+            <w:r>
+              <w:fldChar w:fldCharType="end"/>
+            </w:r>
+          </w:p>
+        </w:tc>
+      </w:tr>
+      <w:tr>
+        <w:trPr>
+          <w:cantSplit/>
+        </w:trPr>
+        <w:tc>
+          <w:tcPr>
+            <w:tcW w:type="dxa" w:w="9666"/>
+            <w:vAlign w:val="top"/>
+            <w:tcMar>
+              <w:top w:w="42" w:type="dxa"/>
+              <w:start w:w="90" w:type="dxa"/>
+              <w:bottom w:w="42" w:type="dxa"/>
+              <w:end w:w="90" w:type="dxa"/>
+            </w:tcMar>
+          </w:tcPr>
+          <w:p>
+            <w:pPr>
+              <w:pStyle w:val="TabCell"/>
+              <w:ind w:start="238"/>
+            </w:pPr>
+            <w:r>
+              <w:rPr>
+                <w:sz w:val="19"/>
+              </w:rPr>
+              <w:t>0.7   The Surgical Count</w:t>
+            </w:r>
+          </w:p>
+        </w:tc>
+        <w:tc>
+          <w:tcPr>
+            <w:tcW w:type="dxa" w:w="1134"/>
+            <w:vAlign w:val="top"/>
+            <w:tcMar>
+              <w:top w:w="42" w:type="dxa"/>
+              <w:start w:w="90" w:type="dxa"/>
+              <w:bottom w:w="42" w:type="dxa"/>
+              <w:end w:w="90" w:type="dxa"/>
+            </w:tcMar>
+          </w:tcPr>
+          <w:p>
+            <w:pPr>
+              <w:pStyle w:val="TabCell"/>
+              <w:jc w:val="center"/>
+            </w:pPr>
+            <w:r>
+              <w:fldChar w:fldCharType="begin"/>
+            </w:r>
+            <w:r>
+              <w:instrText xml:space="preserve"> PAGEREF tray_0_7 \h </w:instrText>
+            </w:r>
+            <w:r>
+              <w:fldChar w:fldCharType="separate"/>
+            </w:r>
+            <w:r>
+              <w:rPr>
+                <w:rFonts w:ascii="Calibri" w:hAnsi="Calibri"/>
+                <w:sz w:val="19"/>
+              </w:rPr>
+              <w:t>—</w:t>
+            </w:r>
+            <w:r>
+              <w:fldChar w:fldCharType="end"/>
+            </w:r>
+          </w:p>
+        </w:tc>
+      </w:tr>
+      <w:tr>
+        <w:trPr>
+          <w:cantSplit/>
+        </w:trPr>
+        <w:tc>
+          <w:tcPr>
+            <w:tcW w:type="dxa" w:w="9666"/>
+            <w:vAlign w:val="top"/>
+            <w:tcMar>
+              <w:top w:w="42" w:type="dxa"/>
+              <w:start w:w="90" w:type="dxa"/>
+              <w:bottom w:w="42" w:type="dxa"/>
+              <w:end w:w="90" w:type="dxa"/>
+            </w:tcMar>
+          </w:tcPr>
+          <w:p>
+            <w:pPr>
+              <w:pStyle w:val="TabCell"/>
+              <w:ind w:start="238"/>
+            </w:pPr>
+            <w:r>
+              <w:rPr>
+                <w:sz w:val="19"/>
+              </w:rPr>
+              <w:t>0.8   Care, Handling and Maintenance of Instruments</w:t>
+            </w:r>
+          </w:p>
+        </w:tc>
+        <w:tc>
+          <w:tcPr>
+            <w:tcW w:type="dxa" w:w="1134"/>
+            <w:vAlign w:val="top"/>
+            <w:tcMar>
+              <w:top w:w="42" w:type="dxa"/>
+              <w:start w:w="90" w:type="dxa"/>
+              <w:bottom w:w="42" w:type="dxa"/>
+              <w:end w:w="90" w:type="dxa"/>
+            </w:tcMar>
+          </w:tcPr>
+          <w:p>
+            <w:pPr>
+              <w:pStyle w:val="TabCell"/>
+              <w:jc w:val="center"/>
+            </w:pPr>
+            <w:r>
+              <w:fldChar w:fldCharType="begin"/>
+            </w:r>
+            <w:r>
+              <w:instrText xml:space="preserve"> PAGEREF tray_0_8 \h </w:instrText>
+            </w:r>
+            <w:r>
+              <w:fldChar w:fldCharType="separate"/>
+            </w:r>
+            <w:r>
+              <w:rPr>
+                <w:rFonts w:ascii="Calibri" w:hAnsi="Calibri"/>
+                <w:sz w:val="19"/>
+              </w:rPr>
+              <w:t>—</w:t>
+            </w:r>
+            <w:r>
+              <w:fldChar w:fldCharType="end"/>
+            </w:r>
+          </w:p>
+        </w:tc>
+      </w:tr>
+      <w:tr>
+        <w:trPr>
+          <w:cantSplit/>
+        </w:trPr>
+        <w:tc>
+          <w:tcPr>
+            <w:tcW w:type="dxa" w:w="9666"/>
+            <w:vAlign w:val="top"/>
+            <w:tcMar>
+              <w:top w:w="42" w:type="dxa"/>
+              <w:start w:w="90" w:type="dxa"/>
+              <w:bottom w:w="42" w:type="dxa"/>
+              <w:end w:w="90" w:type="dxa"/>
+            </w:tcMar>
+          </w:tcPr>
+          <w:p>
+            <w:pPr>
+              <w:pStyle w:val="TabCell"/>
+              <w:ind w:start="238"/>
+            </w:pPr>
+            <w:r>
+              <w:rPr>
+                <w:sz w:val="19"/>
+              </w:rPr>
+              <w:t>0.9   How the Trays Relate to One Another</w:t>
+            </w:r>
+          </w:p>
+        </w:tc>
+        <w:tc>
+          <w:tcPr>
+            <w:tcW w:type="dxa" w:w="1134"/>
+            <w:vAlign w:val="top"/>
+            <w:tcMar>
+              <w:top w:w="42" w:type="dxa"/>
+              <w:start w:w="90" w:type="dxa"/>
+              <w:bottom w:w="42" w:type="dxa"/>
+              <w:end w:w="90" w:type="dxa"/>
+            </w:tcMar>
+          </w:tcPr>
+          <w:p>
+            <w:pPr>
+              <w:pStyle w:val="TabCell"/>
+              <w:jc w:val="center"/>
+            </w:pPr>
+            <w:r>
+              <w:fldChar w:fldCharType="begin"/>
+            </w:r>
+            <w:r>
+              <w:instrText xml:space="preserve"> PAGEREF tray_0_9 \h </w:instrText>
+            </w:r>
+            <w:r>
+              <w:fldChar w:fldCharType="separate"/>
+            </w:r>
+            <w:r>
+              <w:rPr>
+                <w:rFonts w:ascii="Calibri" w:hAnsi="Calibri"/>
+                <w:sz w:val="19"/>
+              </w:rPr>
+              <w:t>—</w:t>
+            </w:r>
+            <w:r>
+              <w:fldChar w:fldCharType="end"/>
+            </w:r>
+          </w:p>
+        </w:tc>
+      </w:tr>
+    </w:tbl>
+    <w:p>
+      <w:pPr>
+        <w:spacing w:before="0" w:after="120" w:line="240" w:lineRule="auto"/>
+      </w:pPr>
+    </w:p>
+    <w:p>
+      <w:r>
+        <w:br w:type="page"/>
       </w:r>
     </w:p>
     <w:p>
+      <w:bookmarkStart w:id="1002" w:name="how_to_read"/>
       <w:pPr>
-        <w:spacing w:before="0" w:after="0"/>
+        <w:pStyle w:val="TOCHead"/>
+        <w:spacing w:before="80" w:after="40"/>
       </w:pPr>
       <w:r>
-        <w:fldChar w:fldCharType="begin"/>
+        <w:t>How to Read These Notes</w:t>
+      </w:r>
+      <w:bookmarkEnd w:id="1002"/>
+    </w:p>
+    <w:p>
+      <w:pPr>
+        <w:jc w:val="center"/>
+        <w:spacing w:before="0" w:after="160" w:line="240" w:lineRule="auto"/>
+        <w:pBdr>
+          <w:bottom w:val="single" w:sz="18" w:space="1" w:color="000000"/>
+        </w:pBdr>
+      </w:pPr>
+    </w:p>
+    <w:p>
+      <w:pPr>
+        <w:pStyle w:val="TrayLead"/>
+        <w:spacing w:before="0" w:after="160"/>
+      </w:pPr>
+      <w:r>
+        <w:t xml:space="preserve">Every tray chapter is built to the same pattern, so you can find the same kind of information in the same place each time. Read the </w:t>
       </w:r>
       <w:r>
-        <w:instrText xml:space="preserve"> TOC \o "1-2" \h \z \u </w:instrText>
+        <w:rPr>
+          <w:i/>
+        </w:rPr>
+        <w:t>lead paragraph</w:t>
       </w:r>
       <w:r>
-        <w:fldChar w:fldCharType="separate"/>
+        <w:t xml:space="preserve"> and the </w:t>
       </w:r>
       <w:r>
-        <w:t>Right-click here and choose “Update Field”, or press Ctrl+A then F9, to build the Table of Contents with page numbers.</w:t>
+        <w:rPr>
+          <w:i/>
+        </w:rPr>
+        <w:t>figure</w:t>
       </w:r>
       <w:r>
-        <w:fldChar w:fldCharType="end"/>
+        <w:t xml:space="preserve"> first to fix the idea, then work through the contents table.</w:t>
       </w:r>
+    </w:p>
+    <w:tbl>
+      <w:tblPr>
+        <w:tblW w:type="auto" w:w="0"/>
+        <w:jc w:val="center"/>
+        <w:tblLayout w:type="fixed"/>
+        <w:tblLook w:firstColumn="1" w:firstRow="1" w:lastColumn="0" w:lastRow="0" w:noHBand="0" w:noVBand="1" w:val="04A0"/>
+        <w:tblLayout w:type="fixed"/>
+        <w:tblBorders>
+          <w:top w:val="single" w:sz="12" w:space="0" w:color="000000"/>
+          <w:bottom w:val="single" w:sz="12" w:space="0" w:color="000000"/>
+          <w:insideH w:val="single" w:sz="4" w:space="0" w:color="BBBBBB"/>
+        </w:tblBorders>
+      </w:tblPr>
+      <w:tblGrid>
+        <w:gridCol w:w="5400"/>
+        <w:gridCol w:w="5400"/>
+      </w:tblGrid>
+      <w:tr>
+        <w:tc>
+          <w:tcPr>
+            <w:tcW w:type="dxa" w:w="2835"/>
+            <w:vAlign w:val="top"/>
+            <w:tcMar>
+              <w:top w:w="70" w:type="dxa"/>
+              <w:start w:w="0" w:type="dxa"/>
+              <w:bottom w:w="70" w:type="dxa"/>
+              <w:end w:w="110" w:type="dxa"/>
+            </w:tcMar>
+          </w:tcPr>
+          <w:p>
+            <w:pPr>
+              <w:pStyle w:val="TabHead"/>
+            </w:pPr>
+            <w:r>
+              <w:rPr>
+                <w:sz w:val="19"/>
+              </w:rPr>
+              <w:t>Lead paragraph</w:t>
+            </w:r>
+          </w:p>
+        </w:tc>
+        <w:tc>
+          <w:tcPr>
+            <w:tcW w:type="dxa" w:w="7965"/>
+            <w:vAlign w:val="top"/>
+            <w:tcMar>
+              <w:top w:w="70" w:type="dxa"/>
+              <w:start w:w="0" w:type="dxa"/>
+              <w:bottom w:w="70" w:type="dxa"/>
+              <w:end w:w="110" w:type="dxa"/>
+            </w:tcMar>
+          </w:tcPr>
+          <w:p>
+            <w:pPr>
+              <w:pStyle w:val="TabCell"/>
+            </w:pPr>
+            <w:r>
+              <w:rPr>
+                <w:sz w:val="19"/>
+              </w:rPr>
+              <w:t>What the tray is for and the single idea that shapes it. If you remember nothing else from a chapter, remember this.</w:t>
+            </w:r>
+          </w:p>
+        </w:tc>
+      </w:tr>
+      <w:tr>
+        <w:tc>
+          <w:tcPr>
+            <w:tcW w:type="dxa" w:w="2835"/>
+            <w:vAlign w:val="top"/>
+            <w:tcMar>
+              <w:top w:w="70" w:type="dxa"/>
+              <w:start w:w="0" w:type="dxa"/>
+              <w:bottom w:w="70" w:type="dxa"/>
+              <w:end w:w="110" w:type="dxa"/>
+            </w:tcMar>
+          </w:tcPr>
+          <w:p>
+            <w:pPr>
+              <w:pStyle w:val="TabHead"/>
+            </w:pPr>
+            <w:r>
+              <w:rPr>
+                <w:sz w:val="19"/>
+              </w:rPr>
+              <w:t>Used for / includes</w:t>
+            </w:r>
+          </w:p>
+        </w:tc>
+        <w:tc>
+          <w:tcPr>
+            <w:tcW w:type="dxa" w:w="7965"/>
+            <w:vAlign w:val="top"/>
+            <w:tcMar>
+              <w:top w:w="70" w:type="dxa"/>
+              <w:start w:w="0" w:type="dxa"/>
+              <w:bottom w:w="70" w:type="dxa"/>
+              <w:end w:w="110" w:type="dxa"/>
+            </w:tcMar>
+          </w:tcPr>
+          <w:p>
+            <w:pPr>
+              <w:pStyle w:val="TabCell"/>
+            </w:pPr>
+            <w:r>
+              <w:rPr>
+                <w:sz w:val="19"/>
+              </w:rPr>
+              <w:t>The procedures the tray serves — useful for 'name three indications' questions.</w:t>
+            </w:r>
+          </w:p>
+        </w:tc>
+      </w:tr>
+      <w:tr>
+        <w:tc>
+          <w:tcPr>
+            <w:tcW w:type="dxa" w:w="2835"/>
+            <w:vAlign w:val="top"/>
+            <w:tcMar>
+              <w:top w:w="70" w:type="dxa"/>
+              <w:start w:w="0" w:type="dxa"/>
+              <w:bottom w:w="70" w:type="dxa"/>
+              <w:end w:w="110" w:type="dxa"/>
+            </w:tcMar>
+          </w:tcPr>
+          <w:p>
+            <w:pPr>
+              <w:pStyle w:val="TabHead"/>
+            </w:pPr>
+            <w:r>
+              <w:rPr>
+                <w:sz w:val="19"/>
+              </w:rPr>
+              <w:t>Figure</w:t>
+            </w:r>
+          </w:p>
+        </w:tc>
+        <w:tc>
+          <w:tcPr>
+            <w:tcW w:type="dxa" w:w="7965"/>
+            <w:vAlign w:val="top"/>
+            <w:tcMar>
+              <w:top w:w="70" w:type="dxa"/>
+              <w:start w:w="0" w:type="dxa"/>
+              <w:bottom w:w="70" w:type="dxa"/>
+              <w:end w:w="110" w:type="dxa"/>
+            </w:tcMar>
+          </w:tcPr>
+          <w:p>
+            <w:pPr>
+              <w:pStyle w:val="TabCell"/>
+            </w:pPr>
+            <w:r>
+              <w:rPr>
+                <w:sz w:val="19"/>
+              </w:rPr>
+              <w:t xml:space="preserve">An original line diagram of the tray's </w:t>
+            </w:r>
+            <w:r>
+              <w:rPr>
+                <w:b/>
+                <w:sz w:val="19"/>
+              </w:rPr>
+              <w:t>signature instruments</w:t>
+            </w:r>
+            <w:r>
+              <w:rPr>
+                <w:sz w:val="19"/>
+              </w:rPr>
+              <w:t xml:space="preserve"> — the items that identify it. Diagrams are schematic: they show the identifying feature (jaw pattern, bevel direction, footplate, curve) rather than a photographic likeness.</w:t>
+            </w:r>
+          </w:p>
+        </w:tc>
+      </w:tr>
+      <w:tr>
+        <w:tc>
+          <w:tcPr>
+            <w:tcW w:type="dxa" w:w="2835"/>
+            <w:vAlign w:val="top"/>
+            <w:tcMar>
+              <w:top w:w="70" w:type="dxa"/>
+              <w:start w:w="0" w:type="dxa"/>
+              <w:bottom w:w="70" w:type="dxa"/>
+              <w:end w:w="110" w:type="dxa"/>
+            </w:tcMar>
+          </w:tcPr>
+          <w:p>
+            <w:pPr>
+              <w:pStyle w:val="TabHead"/>
+            </w:pPr>
+            <w:r>
+              <w:rPr>
+                <w:sz w:val="19"/>
+              </w:rPr>
+              <w:t>Callout box</w:t>
+            </w:r>
+          </w:p>
+        </w:tc>
+        <w:tc>
+          <w:tcPr>
+            <w:tcW w:type="dxa" w:w="7965"/>
+            <w:vAlign w:val="top"/>
+            <w:tcMar>
+              <w:top w:w="70" w:type="dxa"/>
+              <w:start w:w="0" w:type="dxa"/>
+              <w:bottom w:w="70" w:type="dxa"/>
+              <w:end w:w="110" w:type="dxa"/>
+            </w:tcMar>
+          </w:tcPr>
+          <w:p>
+            <w:pPr>
+              <w:pStyle w:val="TabCell"/>
+            </w:pPr>
+            <w:r>
+              <w:rPr>
+                <w:sz w:val="19"/>
+              </w:rPr>
+              <w:t>The one concept, distinction or safety rule that examiners return to for that tray.</w:t>
+            </w:r>
+          </w:p>
+        </w:tc>
+      </w:tr>
+      <w:tr>
+        <w:tc>
+          <w:tcPr>
+            <w:tcW w:type="dxa" w:w="2835"/>
+            <w:vAlign w:val="top"/>
+            <w:tcMar>
+              <w:top w:w="70" w:type="dxa"/>
+              <w:start w:w="0" w:type="dxa"/>
+              <w:bottom w:w="70" w:type="dxa"/>
+              <w:end w:w="110" w:type="dxa"/>
+            </w:tcMar>
+          </w:tcPr>
+          <w:p>
+            <w:pPr>
+              <w:pStyle w:val="TabHead"/>
+            </w:pPr>
+            <w:r>
+              <w:rPr>
+                <w:sz w:val="19"/>
+              </w:rPr>
+              <w:t>Contents of the tray</w:t>
+            </w:r>
+          </w:p>
+        </w:tc>
+        <w:tc>
+          <w:tcPr>
+            <w:tcW w:type="dxa" w:w="7965"/>
+            <w:vAlign w:val="top"/>
+            <w:tcMar>
+              <w:top w:w="70" w:type="dxa"/>
+              <w:start w:w="0" w:type="dxa"/>
+              <w:bottom w:w="70" w:type="dxa"/>
+              <w:end w:w="110" w:type="dxa"/>
+            </w:tcMar>
+          </w:tcPr>
+          <w:p>
+            <w:pPr>
+              <w:pStyle w:val="TabCell"/>
+            </w:pPr>
+            <w:r>
+              <w:rPr>
+                <w:sz w:val="19"/>
+              </w:rPr>
+              <w:t xml:space="preserve">The full instrument list, grouped by </w:t>
+            </w:r>
+            <w:r>
+              <w:rPr>
+                <w:b/>
+                <w:sz w:val="19"/>
+              </w:rPr>
+              <w:t>function</w:t>
+            </w:r>
+            <w:r>
+              <w:rPr>
+                <w:sz w:val="19"/>
+              </w:rPr>
+              <w:t xml:space="preserve"> — cutting, grasping, clamping, retracting, suturing, suctioning — with quantities and the reason each item is present. Answer 'enumerate the contents' questions using these groups as headings.</w:t>
+            </w:r>
+          </w:p>
+        </w:tc>
+      </w:tr>
+      <w:tr>
+        <w:tc>
+          <w:tcPr>
+            <w:tcW w:type="dxa" w:w="2835"/>
+            <w:vAlign w:val="top"/>
+            <w:tcMar>
+              <w:top w:w="70" w:type="dxa"/>
+              <w:start w:w="0" w:type="dxa"/>
+              <w:bottom w:w="70" w:type="dxa"/>
+              <w:end w:w="110" w:type="dxa"/>
+            </w:tcMar>
+          </w:tcPr>
+          <w:p>
+            <w:pPr>
+              <w:pStyle w:val="TabHead"/>
+            </w:pPr>
+            <w:r>
+              <w:rPr>
+                <w:sz w:val="19"/>
+              </w:rPr>
+              <w:t>Additional supplies</w:t>
+            </w:r>
+          </w:p>
+        </w:tc>
+        <w:tc>
+          <w:tcPr>
+            <w:tcW w:type="dxa" w:w="7965"/>
+            <w:vAlign w:val="top"/>
+            <w:tcMar>
+              <w:top w:w="70" w:type="dxa"/>
+              <w:start w:w="0" w:type="dxa"/>
+              <w:bottom w:w="70" w:type="dxa"/>
+              <w:end w:w="110" w:type="dxa"/>
+            </w:tcMar>
+          </w:tcPr>
+          <w:p>
+            <w:pPr>
+              <w:pStyle w:val="TabCell"/>
+            </w:pPr>
+            <w:r>
+              <w:rPr>
+                <w:sz w:val="19"/>
+              </w:rPr>
+              <w:t>Position, draping, structures at risk and procedure-specific notes.</w:t>
+            </w:r>
+          </w:p>
+        </w:tc>
+      </w:tr>
+      <w:tr>
+        <w:tc>
+          <w:tcPr>
+            <w:tcW w:type="dxa" w:w="2835"/>
+            <w:vAlign w:val="top"/>
+            <w:tcMar>
+              <w:top w:w="70" w:type="dxa"/>
+              <w:start w:w="0" w:type="dxa"/>
+              <w:bottom w:w="70" w:type="dxa"/>
+              <w:end w:w="110" w:type="dxa"/>
+            </w:tcMar>
+          </w:tcPr>
+          <w:p>
+            <w:pPr>
+              <w:pStyle w:val="TabHead"/>
+            </w:pPr>
+            <w:r>
+              <w:rPr>
+                <w:sz w:val="19"/>
+              </w:rPr>
+              <w:t>Comparison table</w:t>
+            </w:r>
+          </w:p>
+        </w:tc>
+        <w:tc>
+          <w:tcPr>
+            <w:tcW w:type="dxa" w:w="7965"/>
+            <w:vAlign w:val="top"/>
+            <w:tcMar>
+              <w:top w:w="70" w:type="dxa"/>
+              <w:start w:w="0" w:type="dxa"/>
+              <w:bottom w:w="70" w:type="dxa"/>
+              <w:end w:w="110" w:type="dxa"/>
+            </w:tcMar>
+          </w:tcPr>
+          <w:p>
+            <w:pPr>
+              <w:pStyle w:val="TabCell"/>
+            </w:pPr>
+            <w:r>
+              <w:rPr>
+                <w:sz w:val="19"/>
+              </w:rPr>
+              <w:t>Where two trays or two instruments are easily confused, they are set side by side.</w:t>
+            </w:r>
+          </w:p>
+        </w:tc>
+      </w:tr>
+      <w:tr>
+        <w:tc>
+          <w:tcPr>
+            <w:tcW w:type="dxa" w:w="2835"/>
+            <w:vAlign w:val="top"/>
+            <w:tcMar>
+              <w:top w:w="70" w:type="dxa"/>
+              <w:start w:w="0" w:type="dxa"/>
+              <w:bottom w:w="70" w:type="dxa"/>
+              <w:end w:w="110" w:type="dxa"/>
+            </w:tcMar>
+          </w:tcPr>
+          <w:p>
+            <w:pPr>
+              <w:pStyle w:val="TabHead"/>
+            </w:pPr>
+            <w:r>
+              <w:rPr>
+                <w:sz w:val="19"/>
+              </w:rPr>
+              <w:t>Examination pointers</w:t>
+            </w:r>
+          </w:p>
+        </w:tc>
+        <w:tc>
+          <w:tcPr>
+            <w:tcW w:type="dxa" w:w="7965"/>
+            <w:vAlign w:val="top"/>
+            <w:tcMar>
+              <w:top w:w="70" w:type="dxa"/>
+              <w:start w:w="0" w:type="dxa"/>
+              <w:bottom w:w="70" w:type="dxa"/>
+              <w:end w:w="110" w:type="dxa"/>
+            </w:tcMar>
+          </w:tcPr>
+          <w:p>
+            <w:pPr>
+              <w:pStyle w:val="TabCell"/>
+            </w:pPr>
+            <w:r>
+              <w:rPr>
+                <w:sz w:val="19"/>
+              </w:rPr>
+              <w:t>The specific facts most often awarded marks — learn these last, as revision.</w:t>
+            </w:r>
+          </w:p>
+        </w:tc>
+      </w:tr>
+      <w:tr>
+        <w:tc>
+          <w:tcPr>
+            <w:tcW w:type="dxa" w:w="2835"/>
+            <w:vAlign w:val="top"/>
+            <w:tcMar>
+              <w:top w:w="70" w:type="dxa"/>
+              <w:start w:w="0" w:type="dxa"/>
+              <w:bottom w:w="70" w:type="dxa"/>
+              <w:end w:w="110" w:type="dxa"/>
+            </w:tcMar>
+          </w:tcPr>
+          <w:p>
+            <w:pPr>
+              <w:pStyle w:val="TabHead"/>
+            </w:pPr>
+            <w:r>
+              <w:rPr>
+                <w:sz w:val="19"/>
+              </w:rPr>
+              <w:t>Common mistakes</w:t>
+            </w:r>
+          </w:p>
+        </w:tc>
+        <w:tc>
+          <w:tcPr>
+            <w:tcW w:type="dxa" w:w="7965"/>
+            <w:vAlign w:val="top"/>
+            <w:tcMar>
+              <w:top w:w="70" w:type="dxa"/>
+              <w:start w:w="0" w:type="dxa"/>
+              <w:bottom w:w="70" w:type="dxa"/>
+              <w:end w:w="110" w:type="dxa"/>
+            </w:tcMar>
+          </w:tcPr>
+          <w:p>
+            <w:pPr>
+              <w:pStyle w:val="TabCell"/>
+            </w:pPr>
+            <w:r>
+              <w:rPr>
+                <w:sz w:val="19"/>
+              </w:rPr>
+              <w:t>Errors that lose marks, marked with ✗.</w:t>
+            </w:r>
+          </w:p>
+        </w:tc>
+      </w:tr>
+      <w:tr>
+        <w:tc>
+          <w:tcPr>
+            <w:tcW w:type="dxa" w:w="2835"/>
+            <w:vAlign w:val="top"/>
+            <w:tcMar>
+              <w:top w:w="70" w:type="dxa"/>
+              <w:start w:w="0" w:type="dxa"/>
+              <w:bottom w:w="70" w:type="dxa"/>
+              <w:end w:w="110" w:type="dxa"/>
+            </w:tcMar>
+          </w:tcPr>
+          <w:p>
+            <w:pPr>
+              <w:pStyle w:val="TabHead"/>
+            </w:pPr>
+            <w:r>
+              <w:rPr>
+                <w:sz w:val="19"/>
+              </w:rPr>
+              <w:t>Likely examination questions</w:t>
+            </w:r>
+          </w:p>
+        </w:tc>
+        <w:tc>
+          <w:tcPr>
+            <w:tcW w:type="dxa" w:w="7965"/>
+            <w:vAlign w:val="top"/>
+            <w:tcMar>
+              <w:top w:w="70" w:type="dxa"/>
+              <w:start w:w="0" w:type="dxa"/>
+              <w:bottom w:w="70" w:type="dxa"/>
+              <w:end w:w="110" w:type="dxa"/>
+            </w:tcMar>
+          </w:tcPr>
+          <w:p>
+            <w:pPr>
+              <w:pStyle w:val="TabCell"/>
+            </w:pPr>
+            <w:r>
+              <w:rPr>
+                <w:sz w:val="19"/>
+              </w:rPr>
+              <w:t>Questions with model answers written at the length an examiner expects.</w:t>
+            </w:r>
+          </w:p>
+        </w:tc>
+      </w:tr>
+      <w:tr>
+        <w:tc>
+          <w:tcPr>
+            <w:tcW w:type="dxa" w:w="2835"/>
+            <w:vAlign w:val="top"/>
+            <w:tcMar>
+              <w:top w:w="70" w:type="dxa"/>
+              <w:start w:w="0" w:type="dxa"/>
+              <w:bottom w:w="70" w:type="dxa"/>
+              <w:end w:w="110" w:type="dxa"/>
+            </w:tcMar>
+          </w:tcPr>
+          <w:p>
+            <w:pPr>
+              <w:pStyle w:val="TabHead"/>
+            </w:pPr>
+            <w:r>
+              <w:rPr>
+                <w:sz w:val="19"/>
+              </w:rPr>
+              <w:t>A note on quantities</w:t>
+            </w:r>
+          </w:p>
+        </w:tc>
+        <w:tc>
+          <w:tcPr>
+            <w:tcW w:type="dxa" w:w="7965"/>
+            <w:vAlign w:val="top"/>
+            <w:tcMar>
+              <w:top w:w="70" w:type="dxa"/>
+              <w:start w:w="0" w:type="dxa"/>
+              <w:bottom w:w="70" w:type="dxa"/>
+              <w:end w:w="110" w:type="dxa"/>
+            </w:tcMar>
+          </w:tcPr>
+          <w:p>
+            <w:pPr>
+              <w:pStyle w:val="TabCell"/>
+            </w:pPr>
+            <w:r>
+              <w:rPr>
+                <w:sz w:val="19"/>
+              </w:rPr>
+              <w:t xml:space="preserve">Instrument </w:t>
+            </w:r>
+            <w:r>
+              <w:rPr>
+                <w:b/>
+                <w:sz w:val="19"/>
+              </w:rPr>
+              <w:t>names, functions and groupings</w:t>
+            </w:r>
+            <w:r>
+              <w:rPr>
+                <w:sz w:val="19"/>
+              </w:rPr>
+              <w:t xml:space="preserve"> are standard. The </w:t>
+            </w:r>
+            <w:r>
+              <w:rPr>
+                <w:b/>
+                <w:sz w:val="19"/>
+              </w:rPr>
+              <w:t>numbers</w:t>
+            </w:r>
+            <w:r>
+              <w:rPr>
+                <w:sz w:val="19"/>
+              </w:rPr>
+              <w:t xml:space="preserve"> ("6 Allis clamps") vary between institutions — please cross-check them against your prescribed textbook.</w:t>
+            </w:r>
+          </w:p>
+        </w:tc>
+      </w:tr>
+      <w:tr>
+        <w:tc>
+          <w:tcPr>
+            <w:tcW w:type="dxa" w:w="2835"/>
+            <w:vAlign w:val="top"/>
+            <w:tcMar>
+              <w:top w:w="70" w:type="dxa"/>
+              <w:start w:w="0" w:type="dxa"/>
+              <w:bottom w:w="70" w:type="dxa"/>
+              <w:end w:w="110" w:type="dxa"/>
+            </w:tcMar>
+          </w:tcPr>
+          <w:p>
+            <w:pPr>
+              <w:pStyle w:val="TabHead"/>
+            </w:pPr>
+            <w:r>
+              <w:rPr>
+                <w:sz w:val="19"/>
+              </w:rPr>
+              <w:t>Printing</w:t>
+            </w:r>
+          </w:p>
+        </w:tc>
+        <w:tc>
+          <w:tcPr>
+            <w:tcW w:type="dxa" w:w="7965"/>
+            <w:vAlign w:val="top"/>
+            <w:tcMar>
+              <w:top w:w="70" w:type="dxa"/>
+              <w:start w:w="0" w:type="dxa"/>
+              <w:bottom w:w="70" w:type="dxa"/>
+              <w:end w:w="110" w:type="dxa"/>
+            </w:tcMar>
+          </w:tcPr>
+          <w:p>
+            <w:pPr>
+              <w:pStyle w:val="TabCell"/>
+            </w:pPr>
+            <w:r>
+              <w:rPr>
+                <w:sz w:val="19"/>
+              </w:rPr>
+              <w:t>Legal paper (8.5 × 14 in), 1.27 cm margins, monochrome throughout. No information depends on colour, so a black-and-white printer loses nothing.</w:t>
+            </w:r>
+          </w:p>
+        </w:tc>
+      </w:tr>
+    </w:tbl>
+    <w:p>
+      <w:pPr>
+        <w:spacing w:before="0" w:after="120" w:line="240" w:lineRule="auto"/>
+      </w:pPr>
     </w:p>
     <w:p>
       <w:r>
@@ -262,7 +1690,7 @@
             </w:r>
           </w:p>
           <w:p>
-            <w:bookmarkStart w:id="1002" w:name="part_0"/>
+            <w:bookmarkStart w:id="1003" w:name="part_0"/>
             <w:pPr>
               <w:pStyle w:val="Heading1"/>
               <w:jc w:val="left"/>
@@ -277,7 +1705,7 @@
               </w:rPr>
               <w:t>Foundations of Instrument Tray Preparation</w:t>
             </w:r>
-            <w:bookmarkEnd w:id="1002"/>
+            <w:bookmarkEnd w:id="1003"/>
           </w:p>
           <w:p>
             <w:pPr>
@@ -329,12 +1757,7 @@
       </w:r>
     </w:p>
     <w:p>
-      <w:r>
-        <w:br w:type="page"/>
-      </w:r>
-    </w:p>
-    <w:p>
-      <w:bookmarkStart w:id="1003" w:name="tray_0_1"/>
+      <w:bookmarkStart w:id="1004" w:name="tray_0_1"/>
       <w:pPr>
         <w:pStyle w:val="Heading2"/>
         <w:spacing w:before="320" w:after="40"/>
@@ -361,7 +1784,7 @@
         </w:rPr>
         <w:t>Introduction, Definitions and Terminology</w:t>
       </w:r>
-      <w:bookmarkEnd w:id="1003"/>
+      <w:bookmarkEnd w:id="1004"/>
     </w:p>
     <w:p>
       <w:pPr>
@@ -1962,7 +3385,7 @@
       </w:r>
     </w:p>
     <w:p>
-      <w:bookmarkStart w:id="1004" w:name="tray_0_2"/>
+      <w:bookmarkStart w:id="1005" w:name="tray_0_2"/>
       <w:pPr>
         <w:pStyle w:val="Heading2"/>
         <w:spacing w:before="320" w:after="40"/>
@@ -1989,7 +3412,7 @@
         </w:rPr>
         <w:t>Classification of Surgical Instruments</w:t>
       </w:r>
-      <w:bookmarkEnd w:id="1004"/>
+      <w:bookmarkEnd w:id="1005"/>
     </w:p>
     <w:p>
       <w:pPr>
@@ -2294,98 +3717,103 @@
               <w:t>Fig 0.3 — A complete tray must satisfy all six groups</w:t>
             </w:r>
           </w:p>
-          <w:tbl>
-            <w:tblPr>
-              <w:tblW w:type="auto" w:w="0"/>
-              <w:tblLayout w:type="fixed"/>
-              <w:tblLook w:firstColumn="1" w:firstRow="1" w:lastColumn="0" w:lastRow="0" w:noHBand="0" w:noVBand="1" w:val="04A0"/>
-              <w:tblBorders>
-                <w:top w:val="single" w:sz="6" w:space="0" w:color="000000"/>
-                <w:left w:val="single" w:sz="20" w:space="0" w:color="000000"/>
-                <w:bottom w:val="single" w:sz="6" w:space="0" w:color="000000"/>
-                <w:right w:val="single" w:sz="6" w:space="0" w:color="000000"/>
-              </w:tblBorders>
-            </w:tblPr>
-            <w:tblGrid>
-              <w:gridCol w:w="3685"/>
-            </w:tblGrid>
-            <w:tr>
-              <w:tc>
-                <w:tcPr>
-                  <w:tcW w:type="dxa" w:w="3685"/>
-                  <w:shd w:val="clear" w:color="auto" w:fill="F0F0F0"/>
-                  <w:tcMar>
-                    <w:top w:w="90" w:type="dxa"/>
-                    <w:start w:w="120" w:type="dxa"/>
-                    <w:bottom w:w="90" w:type="dxa"/>
-                    <w:end w:w="120" w:type="dxa"/>
-                  </w:tcMar>
-                </w:tcPr>
-                <w:p>
-                  <w:pPr>
-                    <w:pStyle w:val="BoxHead"/>
-                    <w:spacing w:before="0" w:after="60"/>
-                  </w:pPr>
-                  <w:r>
-                    <w:t>Memory hook</w:t>
-                  </w:r>
-                </w:p>
-                <w:p>
-                  <w:pPr>
-                    <w:pStyle w:val="BoxBody"/>
-                    <w:spacing w:before="20" w:after="40"/>
-                    <w:ind w:start="181" w:hanging="181"/>
-                  </w:pPr>
-                  <w:r>
-                    <w:rPr>
-                      <w:rFonts w:ascii="Calibri" w:hAnsi="Calibri"/>
-                      <w:b/>
-                    </w:rPr>
-                    <w:t xml:space="preserve">▪  </w:t>
-                  </w:r>
-                  <w:r>
-                    <w:rPr>
-                      <w:b/>
-                    </w:rPr>
-                    <w:t>C-G-C-E-S-S</w:t>
-                  </w:r>
-                  <w:r>
-                    <w:t xml:space="preserve"> — </w:t>
-                  </w:r>
-                  <w:r>
-                    <w:rPr>
-                      <w:i/>
-                    </w:rPr>
-                    <w:t>Cut, Grasp, Clamp, Expose, Stitch, Suck</w:t>
-                  </w:r>
-                  <w:r>
-                    <w:t>.</w:t>
-                  </w:r>
-                </w:p>
-                <w:p>
-                  <w:pPr>
-                    <w:pStyle w:val="BoxBody"/>
-                    <w:spacing w:before="20" w:after="40"/>
-                    <w:ind w:start="181" w:hanging="181"/>
-                  </w:pPr>
-                  <w:r>
-                    <w:rPr>
-                      <w:rFonts w:ascii="Calibri" w:hAnsi="Calibri"/>
-                      <w:b/>
-                    </w:rPr>
-                    <w:t xml:space="preserve">▪  </w:t>
-                  </w:r>
-                  <w:r>
-                    <w:t>Check any tray against these six letters; a gap means the tray is incomplete.</w:t>
-                  </w:r>
-                </w:p>
-              </w:tc>
-            </w:tr>
-          </w:tbl>
-          <w:p/>
         </w:tc>
       </w:tr>
     </w:tbl>
+    <w:tbl>
+      <w:tblPr>
+        <w:tblW w:type="auto" w:w="0"/>
+        <w:jc w:val="center"/>
+        <w:tblLayout w:type="fixed"/>
+        <w:tblLook w:firstColumn="1" w:firstRow="1" w:lastColumn="0" w:lastRow="0" w:noHBand="0" w:noVBand="1" w:val="04A0"/>
+        <w:tblBorders>
+          <w:top w:val="single" w:sz="6" w:space="0" w:color="000000"/>
+          <w:left w:val="single" w:sz="24" w:space="0" w:color="000000"/>
+          <w:bottom w:val="single" w:sz="6" w:space="0" w:color="000000"/>
+          <w:right w:val="single" w:sz="6" w:space="0" w:color="000000"/>
+        </w:tblBorders>
+      </w:tblPr>
+      <w:tblGrid>
+        <w:gridCol w:w="10800"/>
+      </w:tblGrid>
+      <w:tr>
+        <w:tc>
+          <w:tcPr>
+            <w:tcW w:type="dxa" w:w="10800"/>
+            <w:shd w:val="clear" w:color="auto" w:fill="E4E4E4"/>
+            <w:tcMar>
+              <w:top w:w="110" w:type="dxa"/>
+              <w:start w:w="150" w:type="dxa"/>
+              <w:bottom w:w="110" w:type="dxa"/>
+              <w:end w:w="150" w:type="dxa"/>
+            </w:tcMar>
+          </w:tcPr>
+          <w:p>
+            <w:pPr>
+              <w:pStyle w:val="BoxHead"/>
+              <w:spacing w:before="0" w:after="60"/>
+            </w:pPr>
+            <w:r>
+              <w:t>Memory hook</w:t>
+            </w:r>
+          </w:p>
+          <w:p>
+            <w:pPr>
+              <w:pStyle w:val="BoxBody"/>
+              <w:spacing w:before="20" w:after="40"/>
+              <w:ind w:start="204" w:hanging="204"/>
+            </w:pPr>
+            <w:r>
+              <w:rPr>
+                <w:rFonts w:ascii="Calibri" w:hAnsi="Calibri"/>
+                <w:b/>
+              </w:rPr>
+              <w:t xml:space="preserve">▪  </w:t>
+            </w:r>
+            <w:r>
+              <w:rPr>
+                <w:b/>
+              </w:rPr>
+              <w:t>C-G-C-E-S-S</w:t>
+            </w:r>
+            <w:r>
+              <w:t xml:space="preserve"> — </w:t>
+            </w:r>
+            <w:r>
+              <w:rPr>
+                <w:i/>
+              </w:rPr>
+              <w:t>Cut, Grasp, Clamp, Expose, Stitch, Suck</w:t>
+            </w:r>
+            <w:r>
+              <w:t>.</w:t>
+            </w:r>
+          </w:p>
+          <w:p>
+            <w:pPr>
+              <w:pStyle w:val="BoxBody"/>
+              <w:spacing w:before="20" w:after="40"/>
+              <w:ind w:start="204" w:hanging="204"/>
+            </w:pPr>
+            <w:r>
+              <w:rPr>
+                <w:rFonts w:ascii="Calibri" w:hAnsi="Calibri"/>
+                <w:b/>
+              </w:rPr>
+              <w:t xml:space="preserve">▪  </w:t>
+            </w:r>
+            <w:r>
+              <w:t>Check any tray against these six letters; a gap means the tray is incomplete.</w:t>
+            </w:r>
+          </w:p>
+        </w:tc>
+      </w:tr>
+    </w:tbl>
+    <w:p>
+      <w:pPr>
+        <w:spacing w:before="0" w:after="140" w:line="240" w:lineRule="auto"/>
+      </w:pPr>
+    </w:p>
     <w:p>
       <w:pPr>
         <w:pStyle w:val="Heading3"/>
@@ -5209,7 +6637,7 @@
       </w:r>
     </w:p>
     <w:p>
-      <w:bookmarkStart w:id="1005" w:name="tray_0_3"/>
+      <w:bookmarkStart w:id="1006" w:name="tray_0_3"/>
       <w:pPr>
         <w:pStyle w:val="Heading2"/>
         <w:spacing w:before="320" w:after="40"/>
@@ -5236,7 +6664,7 @@
         </w:rPr>
         <w:t>Parts of an Instrument and How It Is Handled</w:t>
       </w:r>
-      <w:bookmarkEnd w:id="1005"/>
+      <w:bookmarkEnd w:id="1006"/>
     </w:p>
     <w:p>
       <w:pPr>
@@ -5392,164 +6820,169 @@
               <w:t>Fig 0.6 — The jaw, not the handle, defines the use</w:t>
             </w:r>
           </w:p>
-          <w:tbl>
-            <w:tblPr>
-              <w:tblW w:type="auto" w:w="0"/>
-              <w:tblLayout w:type="fixed"/>
-              <w:tblLook w:firstColumn="1" w:firstRow="1" w:lastColumn="0" w:lastRow="0" w:noHBand="0" w:noVBand="1" w:val="04A0"/>
-              <w:tblBorders>
-                <w:top w:val="single" w:sz="6" w:space="0" w:color="000000"/>
-                <w:left w:val="single" w:sz="20" w:space="0" w:color="000000"/>
-                <w:bottom w:val="single" w:sz="6" w:space="0" w:color="000000"/>
-                <w:right w:val="single" w:sz="6" w:space="0" w:color="000000"/>
-              </w:tblBorders>
-            </w:tblPr>
-            <w:tblGrid>
-              <w:gridCol w:w="3685"/>
-            </w:tblGrid>
-            <w:tr>
-              <w:tc>
-                <w:tcPr>
-                  <w:tcW w:type="dxa" w:w="3685"/>
-                  <w:shd w:val="clear" w:color="auto" w:fill="F0F0F0"/>
-                  <w:tcMar>
-                    <w:top w:w="90" w:type="dxa"/>
-                    <w:start w:w="120" w:type="dxa"/>
-                    <w:bottom w:w="90" w:type="dxa"/>
-                    <w:end w:w="120" w:type="dxa"/>
-                  </w:tcMar>
-                </w:tcPr>
-                <w:p>
-                  <w:pPr>
-                    <w:pStyle w:val="BoxHead"/>
-                    <w:spacing w:before="0" w:after="60"/>
-                  </w:pPr>
-                  <w:r>
-                    <w:t>Functional tests before packing</w:t>
-                  </w:r>
-                </w:p>
-                <w:p>
-                  <w:pPr>
-                    <w:pStyle w:val="BoxBody"/>
-                    <w:spacing w:before="20" w:after="40"/>
-                    <w:ind w:start="181" w:hanging="181"/>
-                  </w:pPr>
-                  <w:r>
-                    <w:rPr>
-                      <w:rFonts w:ascii="Calibri" w:hAnsi="Calibri"/>
-                      <w:b/>
-                    </w:rPr>
-                    <w:t xml:space="preserve">▪  </w:t>
-                  </w:r>
-                  <w:r>
-                    <w:rPr>
-                      <w:b/>
-                    </w:rPr>
-                    <w:t>Tips</w:t>
-                  </w:r>
-                  <w:r>
-                    <w:t xml:space="preserve"> must meet exactly with no light gap.</w:t>
-                  </w:r>
-                </w:p>
-                <w:p>
-                  <w:pPr>
-                    <w:pStyle w:val="BoxBody"/>
-                    <w:spacing w:before="20" w:after="40"/>
-                    <w:ind w:start="181" w:hanging="181"/>
-                  </w:pPr>
-                  <w:r>
-                    <w:rPr>
-                      <w:rFonts w:ascii="Calibri" w:hAnsi="Calibri"/>
-                      <w:b/>
-                    </w:rPr>
-                    <w:t xml:space="preserve">▪  </w:t>
-                  </w:r>
-                  <w:r>
-                    <w:rPr>
-                      <w:b/>
-                    </w:rPr>
-                    <w:t>Ratchet</w:t>
-                  </w:r>
-                  <w:r>
-                    <w:t xml:space="preserve"> must hold on the first tooth when tapped on a hard surface.</w:t>
-                  </w:r>
-                </w:p>
-                <w:p>
-                  <w:pPr>
-                    <w:pStyle w:val="BoxBody"/>
-                    <w:spacing w:before="20" w:after="40"/>
-                    <w:ind w:start="181" w:hanging="181"/>
-                  </w:pPr>
-                  <w:r>
-                    <w:rPr>
-                      <w:rFonts w:ascii="Calibri" w:hAnsi="Calibri"/>
-                      <w:b/>
-                    </w:rPr>
-                    <w:t xml:space="preserve">▪  </w:t>
-                  </w:r>
-                  <w:r>
-                    <w:rPr>
-                      <w:b/>
-                    </w:rPr>
-                    <w:t>Box lock</w:t>
-                  </w:r>
-                  <w:r>
-                    <w:t xml:space="preserve"> must have no side-to-side play.</w:t>
-                  </w:r>
-                </w:p>
-                <w:p>
-                  <w:pPr>
-                    <w:pStyle w:val="BoxBody"/>
-                    <w:spacing w:before="20" w:after="40"/>
-                    <w:ind w:start="181" w:hanging="181"/>
-                  </w:pPr>
-                  <w:r>
-                    <w:rPr>
-                      <w:rFonts w:ascii="Calibri" w:hAnsi="Calibri"/>
-                      <w:b/>
-                    </w:rPr>
-                    <w:t xml:space="preserve">▪  </w:t>
-                  </w:r>
-                  <w:r>
-                    <w:rPr>
-                      <w:b/>
-                    </w:rPr>
-                    <w:t>Scissors</w:t>
-                  </w:r>
-                  <w:r>
-                    <w:t xml:space="preserve"> must cut cleanly to the very tip (test on gauze, not paper).</w:t>
-                  </w:r>
-                </w:p>
-                <w:p>
-                  <w:pPr>
-                    <w:pStyle w:val="BoxBody"/>
-                    <w:spacing w:before="20" w:after="40"/>
-                    <w:ind w:start="181" w:hanging="181"/>
-                  </w:pPr>
-                  <w:r>
-                    <w:rPr>
-                      <w:rFonts w:ascii="Calibri" w:hAnsi="Calibri"/>
-                      <w:b/>
-                    </w:rPr>
-                    <w:t xml:space="preserve">▪  </w:t>
-                  </w:r>
-                  <w:r>
-                    <w:rPr>
-                      <w:b/>
-                    </w:rPr>
-                    <w:t>Needle holder</w:t>
-                  </w:r>
-                  <w:r>
-                    <w:t xml:space="preserve"> must grip a needle without the needle rotating.</w:t>
-                  </w:r>
-                </w:p>
-              </w:tc>
-            </w:tr>
-          </w:tbl>
-          <w:p/>
         </w:tc>
       </w:tr>
     </w:tbl>
+    <w:tbl>
+      <w:tblPr>
+        <w:tblW w:type="auto" w:w="0"/>
+        <w:jc w:val="center"/>
+        <w:tblLayout w:type="fixed"/>
+        <w:tblLook w:firstColumn="1" w:firstRow="1" w:lastColumn="0" w:lastRow="0" w:noHBand="0" w:noVBand="1" w:val="04A0"/>
+        <w:tblBorders>
+          <w:top w:val="single" w:sz="6" w:space="0" w:color="000000"/>
+          <w:left w:val="single" w:sz="24" w:space="0" w:color="000000"/>
+          <w:bottom w:val="single" w:sz="6" w:space="0" w:color="000000"/>
+          <w:right w:val="single" w:sz="6" w:space="0" w:color="000000"/>
+        </w:tblBorders>
+      </w:tblPr>
+      <w:tblGrid>
+        <w:gridCol w:w="10800"/>
+      </w:tblGrid>
+      <w:tr>
+        <w:tc>
+          <w:tcPr>
+            <w:tcW w:type="dxa" w:w="10800"/>
+            <w:shd w:val="clear" w:color="auto" w:fill="E4E4E4"/>
+            <w:tcMar>
+              <w:top w:w="110" w:type="dxa"/>
+              <w:start w:w="150" w:type="dxa"/>
+              <w:bottom w:w="110" w:type="dxa"/>
+              <w:end w:w="150" w:type="dxa"/>
+            </w:tcMar>
+          </w:tcPr>
+          <w:p>
+            <w:pPr>
+              <w:pStyle w:val="BoxHead"/>
+              <w:spacing w:before="0" w:after="60"/>
+            </w:pPr>
+            <w:r>
+              <w:t>Functional tests before packing</w:t>
+            </w:r>
+          </w:p>
+          <w:p>
+            <w:pPr>
+              <w:pStyle w:val="BoxBody"/>
+              <w:spacing w:before="20" w:after="40"/>
+              <w:ind w:start="204" w:hanging="204"/>
+            </w:pPr>
+            <w:r>
+              <w:rPr>
+                <w:rFonts w:ascii="Calibri" w:hAnsi="Calibri"/>
+                <w:b/>
+              </w:rPr>
+              <w:t xml:space="preserve">▪  </w:t>
+            </w:r>
+            <w:r>
+              <w:rPr>
+                <w:b/>
+              </w:rPr>
+              <w:t>Tips</w:t>
+            </w:r>
+            <w:r>
+              <w:t xml:space="preserve"> must meet exactly with no light gap.</w:t>
+            </w:r>
+          </w:p>
+          <w:p>
+            <w:pPr>
+              <w:pStyle w:val="BoxBody"/>
+              <w:spacing w:before="20" w:after="40"/>
+              <w:ind w:start="204" w:hanging="204"/>
+            </w:pPr>
+            <w:r>
+              <w:rPr>
+                <w:rFonts w:ascii="Calibri" w:hAnsi="Calibri"/>
+                <w:b/>
+              </w:rPr>
+              <w:t xml:space="preserve">▪  </w:t>
+            </w:r>
+            <w:r>
+              <w:rPr>
+                <w:b/>
+              </w:rPr>
+              <w:t>Ratchet</w:t>
+            </w:r>
+            <w:r>
+              <w:t xml:space="preserve"> must hold on the first tooth when tapped on a hard surface.</w:t>
+            </w:r>
+          </w:p>
+          <w:p>
+            <w:pPr>
+              <w:pStyle w:val="BoxBody"/>
+              <w:spacing w:before="20" w:after="40"/>
+              <w:ind w:start="204" w:hanging="204"/>
+            </w:pPr>
+            <w:r>
+              <w:rPr>
+                <w:rFonts w:ascii="Calibri" w:hAnsi="Calibri"/>
+                <w:b/>
+              </w:rPr>
+              <w:t xml:space="preserve">▪  </w:t>
+            </w:r>
+            <w:r>
+              <w:rPr>
+                <w:b/>
+              </w:rPr>
+              <w:t>Box lock</w:t>
+            </w:r>
+            <w:r>
+              <w:t xml:space="preserve"> must have no side-to-side play.</w:t>
+            </w:r>
+          </w:p>
+          <w:p>
+            <w:pPr>
+              <w:pStyle w:val="BoxBody"/>
+              <w:spacing w:before="20" w:after="40"/>
+              <w:ind w:start="204" w:hanging="204"/>
+            </w:pPr>
+            <w:r>
+              <w:rPr>
+                <w:rFonts w:ascii="Calibri" w:hAnsi="Calibri"/>
+                <w:b/>
+              </w:rPr>
+              <w:t xml:space="preserve">▪  </w:t>
+            </w:r>
+            <w:r>
+              <w:rPr>
+                <w:b/>
+              </w:rPr>
+              <w:t>Scissors</w:t>
+            </w:r>
+            <w:r>
+              <w:t xml:space="preserve"> must cut cleanly to the very tip (test on gauze, not paper).</w:t>
+            </w:r>
+          </w:p>
+          <w:p>
+            <w:pPr>
+              <w:pStyle w:val="BoxBody"/>
+              <w:spacing w:before="20" w:after="40"/>
+              <w:ind w:start="204" w:hanging="204"/>
+            </w:pPr>
+            <w:r>
+              <w:rPr>
+                <w:rFonts w:ascii="Calibri" w:hAnsi="Calibri"/>
+                <w:b/>
+              </w:rPr>
+              <w:t xml:space="preserve">▪  </w:t>
+            </w:r>
+            <w:r>
+              <w:rPr>
+                <w:b/>
+              </w:rPr>
+              <w:t>Needle holder</w:t>
+            </w:r>
+            <w:r>
+              <w:t xml:space="preserve"> must grip a needle without the needle rotating.</w:t>
+            </w:r>
+          </w:p>
+        </w:tc>
+      </w:tr>
+    </w:tbl>
+    <w:p>
+      <w:pPr>
+        <w:spacing w:before="0" w:after="140" w:line="240" w:lineRule="auto"/>
+      </w:pPr>
+    </w:p>
     <w:p>
       <w:pPr>
         <w:pStyle w:val="Heading3"/>
@@ -7180,7 +8613,7 @@
       </w:r>
     </w:p>
     <w:p>
-      <w:bookmarkStart w:id="1006" w:name="tray_0_4"/>
+      <w:bookmarkStart w:id="1007" w:name="tray_0_4"/>
       <w:pPr>
         <w:pStyle w:val="Heading2"/>
         <w:spacing w:before="320" w:after="40"/>
@@ -7207,7 +8640,7 @@
         </w:rPr>
         <w:t>Principles of Tray Preparation</w:t>
       </w:r>
-      <w:bookmarkEnd w:id="1006"/>
+      <w:bookmarkEnd w:id="1007"/>
     </w:p>
     <w:p>
       <w:pPr>
@@ -7354,151 +8787,156 @@
               <w:t>Fig 0.8 — Assemble downward in weight, upward in delicacy</w:t>
             </w:r>
           </w:p>
-          <w:tbl>
-            <w:tblPr>
-              <w:tblW w:type="auto" w:w="0"/>
-              <w:tblLayout w:type="fixed"/>
-              <w:tblLook w:firstColumn="1" w:firstRow="1" w:lastColumn="0" w:lastRow="0" w:noHBand="0" w:noVBand="1" w:val="04A0"/>
-              <w:tblBorders>
-                <w:top w:val="single" w:sz="6" w:space="0" w:color="000000"/>
-                <w:left w:val="single" w:sz="20" w:space="0" w:color="000000"/>
-                <w:bottom w:val="single" w:sz="6" w:space="0" w:color="000000"/>
-                <w:right w:val="single" w:sz="6" w:space="0" w:color="000000"/>
-              </w:tblBorders>
-            </w:tblPr>
-            <w:tblGrid>
-              <w:gridCol w:w="3685"/>
-            </w:tblGrid>
-            <w:tr>
-              <w:tc>
-                <w:tcPr>
-                  <w:tcW w:type="dxa" w:w="3685"/>
-                  <w:shd w:val="clear" w:color="auto" w:fill="F0F0F0"/>
-                  <w:tcMar>
-                    <w:top w:w="90" w:type="dxa"/>
-                    <w:start w:w="120" w:type="dxa"/>
-                    <w:bottom w:w="90" w:type="dxa"/>
-                    <w:end w:w="120" w:type="dxa"/>
-                  </w:tcMar>
-                </w:tcPr>
-                <w:p>
-                  <w:pPr>
-                    <w:pStyle w:val="BoxHead"/>
-                    <w:spacing w:before="0" w:after="60"/>
-                  </w:pPr>
-                  <w:r>
-                    <w:t>Reject an item at inspection if…</w:t>
-                  </w:r>
-                </w:p>
-                <w:p>
-                  <w:pPr>
-                    <w:pStyle w:val="BoxBody"/>
-                    <w:spacing w:before="20" w:after="40"/>
-                    <w:ind w:start="181" w:hanging="181"/>
-                  </w:pPr>
-                  <w:r>
-                    <w:rPr>
-                      <w:rFonts w:ascii="Calibri" w:hAnsi="Calibri"/>
-                      <w:b/>
-                    </w:rPr>
-                    <w:t xml:space="preserve">▪  </w:t>
-                  </w:r>
-                  <w:r>
-                    <w:t>Tips do not meet, or overlap</w:t>
-                  </w:r>
-                </w:p>
-                <w:p>
-                  <w:pPr>
-                    <w:pStyle w:val="BoxBody"/>
-                    <w:spacing w:before="20" w:after="40"/>
-                    <w:ind w:start="181" w:hanging="181"/>
-                  </w:pPr>
-                  <w:r>
-                    <w:rPr>
-                      <w:rFonts w:ascii="Calibri" w:hAnsi="Calibri"/>
-                      <w:b/>
-                    </w:rPr>
-                    <w:t xml:space="preserve">▪  </w:t>
-                  </w:r>
-                  <w:r>
-                    <w:t>Ratchet springs open on tapping</w:t>
-                  </w:r>
-                </w:p>
-                <w:p>
-                  <w:pPr>
-                    <w:pStyle w:val="BoxBody"/>
-                    <w:spacing w:before="20" w:after="40"/>
-                    <w:ind w:start="181" w:hanging="181"/>
-                  </w:pPr>
-                  <w:r>
-                    <w:rPr>
-                      <w:rFonts w:ascii="Calibri" w:hAnsi="Calibri"/>
-                      <w:b/>
-                    </w:rPr>
-                    <w:t xml:space="preserve">▪  </w:t>
-                  </w:r>
-                  <w:r>
-                    <w:t>Box lock is loose or gritty</w:t>
-                  </w:r>
-                </w:p>
-                <w:p>
-                  <w:pPr>
-                    <w:pStyle w:val="BoxBody"/>
-                    <w:spacing w:before="20" w:after="40"/>
-                    <w:ind w:start="181" w:hanging="181"/>
-                  </w:pPr>
-                  <w:r>
-                    <w:rPr>
-                      <w:rFonts w:ascii="Calibri" w:hAnsi="Calibri"/>
-                      <w:b/>
-                    </w:rPr>
-                    <w:t xml:space="preserve">▪  </w:t>
-                  </w:r>
-                  <w:r>
-                    <w:t>Scissors chew instead of cutting</w:t>
-                  </w:r>
-                </w:p>
-                <w:p>
-                  <w:pPr>
-                    <w:pStyle w:val="BoxBody"/>
-                    <w:spacing w:before="20" w:after="40"/>
-                    <w:ind w:start="181" w:hanging="181"/>
-                  </w:pPr>
-                  <w:r>
-                    <w:rPr>
-                      <w:rFonts w:ascii="Calibri" w:hAnsi="Calibri"/>
-                      <w:b/>
-                    </w:rPr>
-                    <w:t xml:space="preserve">▪  </w:t>
-                  </w:r>
-                  <w:r>
-                    <w:t>Any crack, pit, rust, chip or burr</w:t>
-                  </w:r>
-                </w:p>
-                <w:p>
-                  <w:pPr>
-                    <w:pStyle w:val="BoxBody"/>
-                    <w:spacing w:before="20" w:after="40"/>
-                    <w:ind w:start="181" w:hanging="181"/>
-                  </w:pPr>
-                  <w:r>
-                    <w:rPr>
-                      <w:rFonts w:ascii="Calibri" w:hAnsi="Calibri"/>
-                      <w:b/>
-                    </w:rPr>
-                    <w:t xml:space="preserve">▪  </w:t>
-                  </w:r>
-                  <w:r>
-                    <w:t>Illegible or missing identification</w:t>
-                  </w:r>
-                </w:p>
-              </w:tc>
-            </w:tr>
-          </w:tbl>
-          <w:p/>
         </w:tc>
       </w:tr>
     </w:tbl>
+    <w:tbl>
+      <w:tblPr>
+        <w:tblW w:type="auto" w:w="0"/>
+        <w:jc w:val="center"/>
+        <w:tblLayout w:type="fixed"/>
+        <w:tblLook w:firstColumn="1" w:firstRow="1" w:lastColumn="0" w:lastRow="0" w:noHBand="0" w:noVBand="1" w:val="04A0"/>
+        <w:tblBorders>
+          <w:top w:val="single" w:sz="6" w:space="0" w:color="000000"/>
+          <w:left w:val="single" w:sz="24" w:space="0" w:color="000000"/>
+          <w:bottom w:val="single" w:sz="6" w:space="0" w:color="000000"/>
+          <w:right w:val="single" w:sz="6" w:space="0" w:color="000000"/>
+        </w:tblBorders>
+      </w:tblPr>
+      <w:tblGrid>
+        <w:gridCol w:w="10800"/>
+      </w:tblGrid>
+      <w:tr>
+        <w:tc>
+          <w:tcPr>
+            <w:tcW w:type="dxa" w:w="10800"/>
+            <w:shd w:val="clear" w:color="auto" w:fill="E4E4E4"/>
+            <w:tcMar>
+              <w:top w:w="110" w:type="dxa"/>
+              <w:start w:w="150" w:type="dxa"/>
+              <w:bottom w:w="110" w:type="dxa"/>
+              <w:end w:w="150" w:type="dxa"/>
+            </w:tcMar>
+          </w:tcPr>
+          <w:p>
+            <w:pPr>
+              <w:pStyle w:val="BoxHead"/>
+              <w:spacing w:before="0" w:after="60"/>
+            </w:pPr>
+            <w:r>
+              <w:t>Reject an item at inspection if…</w:t>
+            </w:r>
+          </w:p>
+          <w:p>
+            <w:pPr>
+              <w:pStyle w:val="BoxBody"/>
+              <w:spacing w:before="20" w:after="40"/>
+              <w:ind w:start="204" w:hanging="204"/>
+            </w:pPr>
+            <w:r>
+              <w:rPr>
+                <w:rFonts w:ascii="Calibri" w:hAnsi="Calibri"/>
+                <w:b/>
+              </w:rPr>
+              <w:t xml:space="preserve">▪  </w:t>
+            </w:r>
+            <w:r>
+              <w:t>Tips do not meet, or overlap</w:t>
+            </w:r>
+          </w:p>
+          <w:p>
+            <w:pPr>
+              <w:pStyle w:val="BoxBody"/>
+              <w:spacing w:before="20" w:after="40"/>
+              <w:ind w:start="204" w:hanging="204"/>
+            </w:pPr>
+            <w:r>
+              <w:rPr>
+                <w:rFonts w:ascii="Calibri" w:hAnsi="Calibri"/>
+                <w:b/>
+              </w:rPr>
+              <w:t xml:space="preserve">▪  </w:t>
+            </w:r>
+            <w:r>
+              <w:t>Ratchet springs open on tapping</w:t>
+            </w:r>
+          </w:p>
+          <w:p>
+            <w:pPr>
+              <w:pStyle w:val="BoxBody"/>
+              <w:spacing w:before="20" w:after="40"/>
+              <w:ind w:start="204" w:hanging="204"/>
+            </w:pPr>
+            <w:r>
+              <w:rPr>
+                <w:rFonts w:ascii="Calibri" w:hAnsi="Calibri"/>
+                <w:b/>
+              </w:rPr>
+              <w:t xml:space="preserve">▪  </w:t>
+            </w:r>
+            <w:r>
+              <w:t>Box lock is loose or gritty</w:t>
+            </w:r>
+          </w:p>
+          <w:p>
+            <w:pPr>
+              <w:pStyle w:val="BoxBody"/>
+              <w:spacing w:before="20" w:after="40"/>
+              <w:ind w:start="204" w:hanging="204"/>
+            </w:pPr>
+            <w:r>
+              <w:rPr>
+                <w:rFonts w:ascii="Calibri" w:hAnsi="Calibri"/>
+                <w:b/>
+              </w:rPr>
+              <w:t xml:space="preserve">▪  </w:t>
+            </w:r>
+            <w:r>
+              <w:t>Scissors chew instead of cutting</w:t>
+            </w:r>
+          </w:p>
+          <w:p>
+            <w:pPr>
+              <w:pStyle w:val="BoxBody"/>
+              <w:spacing w:before="20" w:after="40"/>
+              <w:ind w:start="204" w:hanging="204"/>
+            </w:pPr>
+            <w:r>
+              <w:rPr>
+                <w:rFonts w:ascii="Calibri" w:hAnsi="Calibri"/>
+                <w:b/>
+              </w:rPr>
+              <w:t xml:space="preserve">▪  </w:t>
+            </w:r>
+            <w:r>
+              <w:t>Any crack, pit, rust, chip or burr</w:t>
+            </w:r>
+          </w:p>
+          <w:p>
+            <w:pPr>
+              <w:pStyle w:val="BoxBody"/>
+              <w:spacing w:before="20" w:after="40"/>
+              <w:ind w:start="204" w:hanging="204"/>
+            </w:pPr>
+            <w:r>
+              <w:rPr>
+                <w:rFonts w:ascii="Calibri" w:hAnsi="Calibri"/>
+                <w:b/>
+              </w:rPr>
+              <w:t xml:space="preserve">▪  </w:t>
+            </w:r>
+            <w:r>
+              <w:t>Illegible or missing identification</w:t>
+            </w:r>
+          </w:p>
+        </w:tc>
+      </w:tr>
+    </w:tbl>
+    <w:p>
+      <w:pPr>
+        <w:spacing w:before="0" w:after="140" w:line="240" w:lineRule="auto"/>
+      </w:pPr>
+    </w:p>
     <w:p>
       <w:pPr>
         <w:pStyle w:val="Heading3"/>
@@ -9097,7 +10535,7 @@
       </w:r>
     </w:p>
     <w:p>
-      <w:bookmarkStart w:id="1007" w:name="tray_0_5"/>
+      <w:bookmarkStart w:id="1008" w:name="tray_0_5"/>
       <w:pPr>
         <w:pStyle w:val="Heading2"/>
         <w:spacing w:before="320" w:after="40"/>
@@ -9124,7 +10562,7 @@
         </w:rPr>
         <w:t>Decontamination, Packing and Sterilisation</w:t>
       </w:r>
-      <w:bookmarkEnd w:id="1007"/>
+      <w:bookmarkEnd w:id="1008"/>
     </w:p>
     <w:p>
       <w:pPr>
@@ -9149,6 +10587,23 @@
         <w:t>The instrument reprocessing cycle</w:t>
       </w:r>
     </w:p>
+    <w:p>
+      <w:pPr>
+        <w:pStyle w:val="TrayLead"/>
+      </w:pPr>
+      <w:r>
+        <w:t xml:space="preserve">A tray is only as good as the cycle that produced it. The reprocessing chain runs </w:t>
+      </w:r>
+      <w:r>
+        <w:rPr>
+          <w:b/>
+        </w:rPr>
+        <w:t>point of use → transport → decontamination → inspection → assembly → packaging → sterilisation → storage</w:t>
+      </w:r>
+      <w:r>
+        <w:t>, and it must move in one direction, from dirty to clean, without crossing back.</w:t>
+      </w:r>
+    </w:p>
     <w:tbl>
       <w:tblPr>
         <w:tblW w:type="auto" w:w="0"/>
@@ -9156,160 +10611,87 @@
         <w:tblLayout w:type="fixed"/>
         <w:tblLook w:firstColumn="1" w:firstRow="1" w:lastColumn="0" w:lastRow="0" w:noHBand="0" w:noVBand="1" w:val="04A0"/>
         <w:tblBorders>
-          <w:top w:val="nil" w:sz="6" w:space="0" w:color="808080"/>
-          <w:left w:val="nil" w:sz="6" w:space="0" w:color="808080"/>
-          <w:bottom w:val="nil" w:sz="6" w:space="0" w:color="808080"/>
-          <w:right w:val="nil" w:sz="6" w:space="0" w:color="808080"/>
-          <w:insideH w:val="nil" w:sz="6" w:space="0" w:color="808080"/>
-          <w:insideV w:val="nil" w:sz="6" w:space="0" w:color="808080"/>
+          <w:top w:val="single" w:sz="6" w:space="0" w:color="000000"/>
+          <w:left w:val="single" w:sz="24" w:space="0" w:color="000000"/>
+          <w:bottom w:val="single" w:sz="6" w:space="0" w:color="000000"/>
+          <w:right w:val="single" w:sz="6" w:space="0" w:color="000000"/>
         </w:tblBorders>
-        <w:tblLayout w:type="fixed"/>
       </w:tblPr>
       <w:tblGrid>
-        <w:gridCol w:w="3600"/>
-        <w:gridCol w:w="3600"/>
-        <w:gridCol w:w="3600"/>
+        <w:gridCol w:w="10800"/>
       </w:tblGrid>
       <w:tr>
         <w:tc>
           <w:tcPr>
-            <w:tcW w:type="dxa" w:w="6917"/>
-            <w:vAlign w:val="top"/>
-            <w:tcMar>
-              <w:top w:w="0" w:type="dxa"/>
-              <w:start w:w="0" w:type="dxa"/>
-              <w:bottom w:w="0" w:type="dxa"/>
-              <w:end w:w="0" w:type="dxa"/>
-            </w:tcMar>
-          </w:tcPr>
-          <w:p>
-            <w:pPr>
-              <w:pStyle w:val="TrayLead"/>
-            </w:pPr>
-            <w:r>
-              <w:t xml:space="preserve">A tray is only as good as the cycle that produced it. The reprocessing chain runs </w:t>
+            <w:tcW w:type="dxa" w:w="10800"/>
+            <w:shd w:val="clear" w:color="auto" w:fill="E4E4E4"/>
+            <w:tcMar>
+              <w:top w:w="110" w:type="dxa"/>
+              <w:start w:w="150" w:type="dxa"/>
+              <w:bottom w:w="110" w:type="dxa"/>
+              <w:end w:w="150" w:type="dxa"/>
+            </w:tcMar>
+          </w:tcPr>
+          <w:p>
+            <w:pPr>
+              <w:pStyle w:val="BoxHead"/>
+              <w:spacing w:before="0" w:after="60"/>
+            </w:pPr>
+            <w:r>
+              <w:t>Wet pack = contaminated</w:t>
+            </w:r>
+          </w:p>
+          <w:p>
+            <w:pPr>
+              <w:pStyle w:val="BoxBody"/>
+              <w:spacing w:before="20" w:after="40"/>
+              <w:ind w:start="204" w:hanging="204"/>
+            </w:pPr>
+            <w:r>
+              <w:rPr>
+                <w:rFonts w:ascii="Calibri" w:hAnsi="Calibri"/>
+                <w:b/>
+              </w:rPr>
+              <w:t xml:space="preserve">▪  </w:t>
+            </w:r>
+            <w:r>
+              <w:t xml:space="preserve">Any moisture inside or outside a processed pack makes it </w:t>
             </w:r>
             <w:r>
               <w:rPr>
                 <w:b/>
               </w:rPr>
-              <w:t>point of use → transport → decontamination → inspection → assembly → packaging → sterilisation → storage</w:t>
-            </w:r>
-            <w:r>
-              <w:t>, and it must move in one direction, from dirty to clean, without crossing back.</w:t>
-            </w:r>
-          </w:p>
-        </w:tc>
-        <w:tc>
-          <w:tcPr>
-            <w:tcW w:type="dxa" w:w="198"/>
-            <w:vAlign w:val="top"/>
-            <w:tcMar>
-              <w:top w:w="0" w:type="dxa"/>
-              <w:start w:w="0" w:type="dxa"/>
-              <w:bottom w:w="0" w:type="dxa"/>
-              <w:end w:w="0" w:type="dxa"/>
-            </w:tcMar>
-          </w:tcPr>
-          <w:p/>
-        </w:tc>
-        <w:tc>
-          <w:tcPr>
-            <w:tcW w:type="dxa" w:w="3685"/>
-            <w:vAlign w:val="top"/>
-            <w:tcMar>
-              <w:top w:w="0" w:type="dxa"/>
-              <w:start w:w="0" w:type="dxa"/>
-              <w:bottom w:w="0" w:type="dxa"/>
-              <w:end w:w="0" w:type="dxa"/>
-            </w:tcMar>
-          </w:tcPr>
-          <w:tbl>
-            <w:tblPr>
-              <w:tblW w:type="auto" w:w="0"/>
-              <w:tblLayout w:type="fixed"/>
-              <w:tblLook w:firstColumn="1" w:firstRow="1" w:lastColumn="0" w:lastRow="0" w:noHBand="0" w:noVBand="1" w:val="04A0"/>
-              <w:tblBorders>
-                <w:top w:val="single" w:sz="6" w:space="0" w:color="000000"/>
-                <w:left w:val="single" w:sz="20" w:space="0" w:color="000000"/>
-                <w:bottom w:val="single" w:sz="6" w:space="0" w:color="000000"/>
-                <w:right w:val="single" w:sz="6" w:space="0" w:color="000000"/>
-              </w:tblBorders>
-            </w:tblPr>
-            <w:tblGrid>
-              <w:gridCol w:w="3685"/>
-            </w:tblGrid>
-            <w:tr>
-              <w:tc>
-                <w:tcPr>
-                  <w:tcW w:type="dxa" w:w="3685"/>
-                  <w:shd w:val="clear" w:color="auto" w:fill="F0F0F0"/>
-                  <w:tcMar>
-                    <w:top w:w="90" w:type="dxa"/>
-                    <w:start w:w="120" w:type="dxa"/>
-                    <w:bottom w:w="90" w:type="dxa"/>
-                    <w:end w:w="120" w:type="dxa"/>
-                  </w:tcMar>
-                </w:tcPr>
-                <w:p>
-                  <w:pPr>
-                    <w:pStyle w:val="BoxHead"/>
-                    <w:spacing w:before="0" w:after="60"/>
-                  </w:pPr>
-                  <w:r>
-                    <w:t>Wet pack = contaminated</w:t>
-                  </w:r>
-                </w:p>
-                <w:p>
-                  <w:pPr>
-                    <w:pStyle w:val="BoxBody"/>
-                    <w:spacing w:before="20" w:after="40"/>
-                    <w:ind w:start="181" w:hanging="181"/>
-                  </w:pPr>
-                  <w:r>
-                    <w:rPr>
-                      <w:rFonts w:ascii="Calibri" w:hAnsi="Calibri"/>
-                      <w:b/>
-                    </w:rPr>
-                    <w:t xml:space="preserve">▪  </w:t>
-                  </w:r>
-                  <w:r>
-                    <w:t xml:space="preserve">Any moisture inside or outside a processed pack makes it </w:t>
-                  </w:r>
-                  <w:r>
-                    <w:rPr>
-                      <w:b/>
-                    </w:rPr>
-                    <w:t>unusable</w:t>
-                  </w:r>
-                  <w:r>
-                    <w:t>.</w:t>
-                  </w:r>
-                </w:p>
-                <w:p>
-                  <w:pPr>
-                    <w:pStyle w:val="BoxBody"/>
-                    <w:spacing w:before="20" w:after="40"/>
-                    <w:ind w:start="181" w:hanging="181"/>
-                  </w:pPr>
-                  <w:r>
-                    <w:rPr>
-                      <w:rFonts w:ascii="Calibri" w:hAnsi="Calibri"/>
-                      <w:b/>
-                    </w:rPr>
-                    <w:t xml:space="preserve">▪  </w:t>
-                  </w:r>
-                  <w:r>
-                    <w:t>Common causes: overloaded tray, exceeding 11 kg, poor drying time, cold surfaces, instruments packed wet.</w:t>
-                  </w:r>
-                </w:p>
-              </w:tc>
-            </w:tr>
-          </w:tbl>
-          <w:p/>
+              <w:t>unusable</w:t>
+            </w:r>
+            <w:r>
+              <w:t>.</w:t>
+            </w:r>
+          </w:p>
+          <w:p>
+            <w:pPr>
+              <w:pStyle w:val="BoxBody"/>
+              <w:spacing w:before="20" w:after="40"/>
+              <w:ind w:start="204" w:hanging="204"/>
+            </w:pPr>
+            <w:r>
+              <w:rPr>
+                <w:rFonts w:ascii="Calibri" w:hAnsi="Calibri"/>
+                <w:b/>
+              </w:rPr>
+              <w:t xml:space="preserve">▪  </w:t>
+            </w:r>
+            <w:r>
+              <w:t>Common causes: overloaded tray, exceeding 11 kg, poor drying time, cold surfaces, instruments packed wet.</w:t>
+            </w:r>
+          </w:p>
         </w:tc>
       </w:tr>
     </w:tbl>
+    <w:p>
+      <w:pPr>
+        <w:spacing w:before="0" w:after="140" w:line="240" w:lineRule="auto"/>
+      </w:pPr>
+    </w:p>
     <w:p>
       <w:pPr>
         <w:pStyle w:val="Heading3"/>
@@ -11867,7 +13249,7 @@
       </w:r>
     </w:p>
     <w:p>
-      <w:bookmarkStart w:id="1008" w:name="tray_0_6"/>
+      <w:bookmarkStart w:id="1009" w:name="tray_0_6"/>
       <w:pPr>
         <w:pStyle w:val="Heading2"/>
         <w:spacing w:before="320" w:after="40"/>
@@ -11894,7 +13276,7 @@
         </w:rPr>
         <w:t>Setting the Back Table and Mayo Stand</w:t>
       </w:r>
-      <w:bookmarkEnd w:id="1008"/>
+      <w:bookmarkEnd w:id="1009"/>
     </w:p>
     <w:p>
       <w:pPr>
@@ -11919,6 +13301,32 @@
         <w:t>Sterile field organisation</w:t>
       </w:r>
     </w:p>
+    <w:p>
+      <w:pPr>
+        <w:pStyle w:val="TrayLead"/>
+      </w:pPr>
+      <w:r>
+        <w:t xml:space="preserve">Two surfaces carry the tray in theatre. The </w:t>
+      </w:r>
+      <w:r>
+        <w:rPr>
+          <w:b/>
+        </w:rPr>
+        <w:t>back table</w:t>
+      </w:r>
+      <w:r>
+        <w:t xml:space="preserve"> holds the bulk of the set and supplies; the </w:t>
+      </w:r>
+      <w:r>
+        <w:rPr>
+          <w:b/>
+        </w:rPr>
+        <w:t>Mayo stand</w:t>
+      </w:r>
+      <w:r>
+        <w:t xml:space="preserve"> is the immediate working surface and carries only what the current step requires. Organisation is deliberate and identical every time, so instruments can be found by feel.</w:t>
+      </w:r>
+    </w:p>
     <w:tbl>
       <w:tblPr>
         <w:tblW w:type="auto" w:w="0"/>
@@ -11926,237 +13334,155 @@
         <w:tblLayout w:type="fixed"/>
         <w:tblLook w:firstColumn="1" w:firstRow="1" w:lastColumn="0" w:lastRow="0" w:noHBand="0" w:noVBand="1" w:val="04A0"/>
         <w:tblBorders>
-          <w:top w:val="nil" w:sz="6" w:space="0" w:color="808080"/>
-          <w:left w:val="nil" w:sz="6" w:space="0" w:color="808080"/>
-          <w:bottom w:val="nil" w:sz="6" w:space="0" w:color="808080"/>
-          <w:right w:val="nil" w:sz="6" w:space="0" w:color="808080"/>
-          <w:insideH w:val="nil" w:sz="6" w:space="0" w:color="808080"/>
-          <w:insideV w:val="nil" w:sz="6" w:space="0" w:color="808080"/>
+          <w:top w:val="single" w:sz="6" w:space="0" w:color="000000"/>
+          <w:left w:val="single" w:sz="24" w:space="0" w:color="000000"/>
+          <w:bottom w:val="single" w:sz="6" w:space="0" w:color="000000"/>
+          <w:right w:val="single" w:sz="6" w:space="0" w:color="000000"/>
         </w:tblBorders>
-        <w:tblLayout w:type="fixed"/>
       </w:tblPr>
       <w:tblGrid>
-        <w:gridCol w:w="3600"/>
-        <w:gridCol w:w="3600"/>
-        <w:gridCol w:w="3600"/>
+        <w:gridCol w:w="10800"/>
       </w:tblGrid>
       <w:tr>
         <w:tc>
           <w:tcPr>
-            <w:tcW w:type="dxa" w:w="6917"/>
-            <w:vAlign w:val="top"/>
-            <w:tcMar>
-              <w:top w:w="0" w:type="dxa"/>
-              <w:start w:w="0" w:type="dxa"/>
-              <w:bottom w:w="0" w:type="dxa"/>
-              <w:end w:w="0" w:type="dxa"/>
-            </w:tcMar>
-          </w:tcPr>
-          <w:p>
-            <w:pPr>
-              <w:pStyle w:val="TrayLead"/>
-            </w:pPr>
-            <w:r>
-              <w:t xml:space="preserve">Two surfaces carry the tray in theatre. The </w:t>
+            <w:tcW w:type="dxa" w:w="10800"/>
+            <w:shd w:val="clear" w:color="auto" w:fill="E4E4E4"/>
+            <w:tcMar>
+              <w:top w:w="110" w:type="dxa"/>
+              <w:start w:w="150" w:type="dxa"/>
+              <w:bottom w:w="110" w:type="dxa"/>
+              <w:end w:w="150" w:type="dxa"/>
+            </w:tcMar>
+          </w:tcPr>
+          <w:p>
+            <w:pPr>
+              <w:pStyle w:val="BoxHead"/>
+              <w:spacing w:before="0" w:after="60"/>
+            </w:pPr>
+            <w:r>
+              <w:t>Sequence of setting up</w:t>
+            </w:r>
+          </w:p>
+          <w:p>
+            <w:pPr>
+              <w:pStyle w:val="BoxBody"/>
+              <w:spacing w:before="20" w:after="40"/>
+              <w:ind w:start="204" w:hanging="204"/>
+            </w:pPr>
+            <w:r>
+              <w:rPr>
+                <w:rFonts w:ascii="Calibri" w:hAnsi="Calibri"/>
+                <w:b/>
+              </w:rPr>
+              <w:t xml:space="preserve">▪  </w:t>
+            </w:r>
+            <w:r>
+              <w:t>Scrub, gown and glove.</w:t>
+            </w:r>
+          </w:p>
+          <w:p>
+            <w:pPr>
+              <w:pStyle w:val="BoxBody"/>
+              <w:spacing w:before="20" w:after="40"/>
+              <w:ind w:start="204" w:hanging="204"/>
+            </w:pPr>
+            <w:r>
+              <w:rPr>
+                <w:rFonts w:ascii="Calibri" w:hAnsi="Calibri"/>
+                <w:b/>
+              </w:rPr>
+              <w:t xml:space="preserve">▪  </w:t>
+            </w:r>
+            <w:r>
+              <w:t>Drape the back table and Mayo stand.</w:t>
+            </w:r>
+          </w:p>
+          <w:p>
+            <w:pPr>
+              <w:pStyle w:val="BoxBody"/>
+              <w:spacing w:before="20" w:after="40"/>
+              <w:ind w:start="204" w:hanging="204"/>
+            </w:pPr>
+            <w:r>
+              <w:rPr>
+                <w:rFonts w:ascii="Calibri" w:hAnsi="Calibri"/>
+                <w:b/>
+              </w:rPr>
+              <w:t xml:space="preserve">▪  </w:t>
+            </w:r>
+            <w:r>
+              <w:t>Arrange in zones; assemble blades on handles using a needle holder.</w:t>
+            </w:r>
+          </w:p>
+          <w:p>
+            <w:pPr>
+              <w:pStyle w:val="BoxBody"/>
+              <w:spacing w:before="20" w:after="40"/>
+              <w:ind w:start="204" w:hanging="204"/>
+            </w:pPr>
+            <w:r>
+              <w:rPr>
+                <w:rFonts w:ascii="Calibri" w:hAnsi="Calibri"/>
+                <w:b/>
+              </w:rPr>
+              <w:t xml:space="preserve">▪  </w:t>
+            </w:r>
+            <w:r>
+              <w:t>Load needles onto holders; prepare suture.</w:t>
+            </w:r>
+          </w:p>
+          <w:p>
+            <w:pPr>
+              <w:pStyle w:val="BoxBody"/>
+              <w:spacing w:before="20" w:after="40"/>
+              <w:ind w:start="204" w:hanging="204"/>
+            </w:pPr>
+            <w:r>
+              <w:rPr>
+                <w:rFonts w:ascii="Calibri" w:hAnsi="Calibri"/>
+                <w:b/>
+              </w:rPr>
+              <w:t xml:space="preserve">▪  </w:t>
+            </w:r>
+            <w:r>
+              <w:t xml:space="preserve">Perform the </w:t>
             </w:r>
             <w:r>
               <w:rPr>
                 <w:b/>
               </w:rPr>
-              <w:t>back table</w:t>
-            </w:r>
-            <w:r>
-              <w:t xml:space="preserve"> holds the bulk of the set and supplies; the </w:t>
-            </w:r>
+              <w:t>first count</w:t>
+            </w:r>
+            <w:r>
+              <w:t xml:space="preserve"> with the circulating nurse.</w:t>
+            </w:r>
+          </w:p>
+          <w:p>
+            <w:pPr>
+              <w:pStyle w:val="BoxBody"/>
+              <w:spacing w:before="20" w:after="40"/>
+              <w:ind w:start="204" w:hanging="204"/>
+            </w:pPr>
             <w:r>
               <w:rPr>
+                <w:rFonts w:ascii="Calibri" w:hAnsi="Calibri"/>
                 <w:b/>
               </w:rPr>
-              <w:t>Mayo stand</w:t>
-            </w:r>
-            <w:r>
-              <w:t xml:space="preserve"> is the immediate working surface and carries only what the current step requires. Organisation is deliberate and identical every time, so instruments can be found by feel.</w:t>
-            </w:r>
-          </w:p>
-        </w:tc>
-        <w:tc>
-          <w:tcPr>
-            <w:tcW w:type="dxa" w:w="198"/>
-            <w:vAlign w:val="top"/>
-            <w:tcMar>
-              <w:top w:w="0" w:type="dxa"/>
-              <w:start w:w="0" w:type="dxa"/>
-              <w:bottom w:w="0" w:type="dxa"/>
-              <w:end w:w="0" w:type="dxa"/>
-            </w:tcMar>
-          </w:tcPr>
-          <w:p/>
-        </w:tc>
-        <w:tc>
-          <w:tcPr>
-            <w:tcW w:type="dxa" w:w="3685"/>
-            <w:vAlign w:val="top"/>
-            <w:tcMar>
-              <w:top w:w="0" w:type="dxa"/>
-              <w:start w:w="0" w:type="dxa"/>
-              <w:bottom w:w="0" w:type="dxa"/>
-              <w:end w:w="0" w:type="dxa"/>
-            </w:tcMar>
-          </w:tcPr>
-          <w:tbl>
-            <w:tblPr>
-              <w:tblW w:type="auto" w:w="0"/>
-              <w:tblLayout w:type="fixed"/>
-              <w:tblLook w:firstColumn="1" w:firstRow="1" w:lastColumn="0" w:lastRow="0" w:noHBand="0" w:noVBand="1" w:val="04A0"/>
-              <w:tblBorders>
-                <w:top w:val="single" w:sz="6" w:space="0" w:color="000000"/>
-                <w:left w:val="single" w:sz="20" w:space="0" w:color="000000"/>
-                <w:bottom w:val="single" w:sz="6" w:space="0" w:color="000000"/>
-                <w:right w:val="single" w:sz="6" w:space="0" w:color="000000"/>
-              </w:tblBorders>
-            </w:tblPr>
-            <w:tblGrid>
-              <w:gridCol w:w="3685"/>
-            </w:tblGrid>
-            <w:tr>
-              <w:tc>
-                <w:tcPr>
-                  <w:tcW w:type="dxa" w:w="3685"/>
-                  <w:shd w:val="clear" w:color="auto" w:fill="F0F0F0"/>
-                  <w:tcMar>
-                    <w:top w:w="90" w:type="dxa"/>
-                    <w:start w:w="120" w:type="dxa"/>
-                    <w:bottom w:w="90" w:type="dxa"/>
-                    <w:end w:w="120" w:type="dxa"/>
-                  </w:tcMar>
-                </w:tcPr>
-                <w:p>
-                  <w:pPr>
-                    <w:pStyle w:val="BoxHead"/>
-                    <w:spacing w:before="0" w:after="60"/>
-                  </w:pPr>
-                  <w:r>
-                    <w:t>Sequence of setting up</w:t>
-                  </w:r>
-                </w:p>
-                <w:p>
-                  <w:pPr>
-                    <w:pStyle w:val="BoxBody"/>
-                    <w:spacing w:before="20" w:after="40"/>
-                    <w:ind w:start="181" w:hanging="181"/>
-                  </w:pPr>
-                  <w:r>
-                    <w:rPr>
-                      <w:rFonts w:ascii="Calibri" w:hAnsi="Calibri"/>
-                      <w:b/>
-                    </w:rPr>
-                    <w:t xml:space="preserve">▪  </w:t>
-                  </w:r>
-                  <w:r>
-                    <w:t>Scrub, gown and glove.</w:t>
-                  </w:r>
-                </w:p>
-                <w:p>
-                  <w:pPr>
-                    <w:pStyle w:val="BoxBody"/>
-                    <w:spacing w:before="20" w:after="40"/>
-                    <w:ind w:start="181" w:hanging="181"/>
-                  </w:pPr>
-                  <w:r>
-                    <w:rPr>
-                      <w:rFonts w:ascii="Calibri" w:hAnsi="Calibri"/>
-                      <w:b/>
-                    </w:rPr>
-                    <w:t xml:space="preserve">▪  </w:t>
-                  </w:r>
-                  <w:r>
-                    <w:t>Drape the back table and Mayo stand.</w:t>
-                  </w:r>
-                </w:p>
-                <w:p>
-                  <w:pPr>
-                    <w:pStyle w:val="BoxBody"/>
-                    <w:spacing w:before="20" w:after="40"/>
-                    <w:ind w:start="181" w:hanging="181"/>
-                  </w:pPr>
-                  <w:r>
-                    <w:rPr>
-                      <w:rFonts w:ascii="Calibri" w:hAnsi="Calibri"/>
-                      <w:b/>
-                    </w:rPr>
-                    <w:t xml:space="preserve">▪  </w:t>
-                  </w:r>
-                  <w:r>
-                    <w:t>Arrange in zones; assemble blades on handles using a needle holder.</w:t>
-                  </w:r>
-                </w:p>
-                <w:p>
-                  <w:pPr>
-                    <w:pStyle w:val="BoxBody"/>
-                    <w:spacing w:before="20" w:after="40"/>
-                    <w:ind w:start="181" w:hanging="181"/>
-                  </w:pPr>
-                  <w:r>
-                    <w:rPr>
-                      <w:rFonts w:ascii="Calibri" w:hAnsi="Calibri"/>
-                      <w:b/>
-                    </w:rPr>
-                    <w:t xml:space="preserve">▪  </w:t>
-                  </w:r>
-                  <w:r>
-                    <w:t>Load needles onto holders; prepare suture.</w:t>
-                  </w:r>
-                </w:p>
-                <w:p>
-                  <w:pPr>
-                    <w:pStyle w:val="BoxBody"/>
-                    <w:spacing w:before="20" w:after="40"/>
-                    <w:ind w:start="181" w:hanging="181"/>
-                  </w:pPr>
-                  <w:r>
-                    <w:rPr>
-                      <w:rFonts w:ascii="Calibri" w:hAnsi="Calibri"/>
-                      <w:b/>
-                    </w:rPr>
-                    <w:t xml:space="preserve">▪  </w:t>
-                  </w:r>
-                  <w:r>
-                    <w:t xml:space="preserve">Perform the </w:t>
-                  </w:r>
-                  <w:r>
-                    <w:rPr>
-                      <w:b/>
-                    </w:rPr>
-                    <w:t>first count</w:t>
-                  </w:r>
-                  <w:r>
-                    <w:t xml:space="preserve"> with the circulating nurse.</w:t>
-                  </w:r>
-                </w:p>
-                <w:p>
-                  <w:pPr>
-                    <w:pStyle w:val="BoxBody"/>
-                    <w:spacing w:before="20" w:after="40"/>
-                    <w:ind w:start="181" w:hanging="181"/>
-                  </w:pPr>
-                  <w:r>
-                    <w:rPr>
-                      <w:rFonts w:ascii="Calibri" w:hAnsi="Calibri"/>
-                      <w:b/>
-                    </w:rPr>
-                    <w:t xml:space="preserve">▪  </w:t>
-                  </w:r>
-                  <w:r>
-                    <w:t>Drape the patient; bring the Mayo stand into position last.</w:t>
-                  </w:r>
-                </w:p>
-              </w:tc>
-            </w:tr>
-          </w:tbl>
-          <w:p/>
+              <w:t xml:space="preserve">▪  </w:t>
+            </w:r>
+            <w:r>
+              <w:t>Drape the patient; bring the Mayo stand into position last.</w:t>
+            </w:r>
+          </w:p>
         </w:tc>
       </w:tr>
     </w:tbl>
+    <w:p>
+      <w:pPr>
+        <w:spacing w:before="0" w:after="140" w:line="240" w:lineRule="auto"/>
+      </w:pPr>
+    </w:p>
     <w:p>
       <w:pPr>
         <w:pStyle w:val="Heading3"/>
@@ -13837,7 +15163,7 @@
       </w:r>
     </w:p>
     <w:p>
-      <w:bookmarkStart w:id="1009" w:name="tray_0_7"/>
+      <w:bookmarkStart w:id="1010" w:name="tray_0_7"/>
       <w:pPr>
         <w:pStyle w:val="Heading2"/>
         <w:spacing w:before="320" w:after="40"/>
@@ -13864,7 +15190,7 @@
         </w:rPr>
         <w:t>The Surgical Count</w:t>
       </w:r>
-      <w:bookmarkEnd w:id="1009"/>
+      <w:bookmarkEnd w:id="1010"/>
     </w:p>
     <w:p>
       <w:pPr>
@@ -13889,6 +15215,32 @@
         <w:t>Sponge, sharp and instrument count</w:t>
       </w:r>
     </w:p>
+    <w:p>
+      <w:pPr>
+        <w:pStyle w:val="TrayLead"/>
+      </w:pPr>
+      <w:r>
+        <w:t xml:space="preserve">The count is the systematic, audible, concurrent tally of every countable item, performed by the </w:t>
+      </w:r>
+      <w:r>
+        <w:rPr>
+          <w:b/>
+        </w:rPr>
+        <w:t>scrub and circulating nurse together</w:t>
+      </w:r>
+      <w:r>
+        <w:t xml:space="preserve">, and recorded. Its purpose is to prevent a </w:t>
+      </w:r>
+      <w:r>
+        <w:rPr>
+          <w:b/>
+        </w:rPr>
+        <w:t>retained surgical item</w:t>
+      </w:r>
+      <w:r>
+        <w:t xml:space="preserve"> — a sentinel event.</w:t>
+      </w:r>
+    </w:p>
     <w:tbl>
       <w:tblPr>
         <w:tblW w:type="auto" w:w="0"/>
@@ -13896,228 +15248,146 @@
         <w:tblLayout w:type="fixed"/>
         <w:tblLook w:firstColumn="1" w:firstRow="1" w:lastColumn="0" w:lastRow="0" w:noHBand="0" w:noVBand="1" w:val="04A0"/>
         <w:tblBorders>
-          <w:top w:val="nil" w:sz="6" w:space="0" w:color="808080"/>
-          <w:left w:val="nil" w:sz="6" w:space="0" w:color="808080"/>
-          <w:bottom w:val="nil" w:sz="6" w:space="0" w:color="808080"/>
-          <w:right w:val="nil" w:sz="6" w:space="0" w:color="808080"/>
-          <w:insideH w:val="nil" w:sz="6" w:space="0" w:color="808080"/>
-          <w:insideV w:val="nil" w:sz="6" w:space="0" w:color="808080"/>
+          <w:top w:val="single" w:sz="6" w:space="0" w:color="000000"/>
+          <w:left w:val="single" w:sz="24" w:space="0" w:color="000000"/>
+          <w:bottom w:val="single" w:sz="6" w:space="0" w:color="000000"/>
+          <w:right w:val="single" w:sz="6" w:space="0" w:color="000000"/>
         </w:tblBorders>
-        <w:tblLayout w:type="fixed"/>
       </w:tblPr>
       <w:tblGrid>
-        <w:gridCol w:w="3600"/>
-        <w:gridCol w:w="3600"/>
-        <w:gridCol w:w="3600"/>
+        <w:gridCol w:w="10800"/>
       </w:tblGrid>
       <w:tr>
         <w:tc>
           <w:tcPr>
-            <w:tcW w:type="dxa" w:w="6917"/>
-            <w:vAlign w:val="top"/>
-            <w:tcMar>
-              <w:top w:w="0" w:type="dxa"/>
-              <w:start w:w="0" w:type="dxa"/>
-              <w:bottom w:w="0" w:type="dxa"/>
-              <w:end w:w="0" w:type="dxa"/>
-            </w:tcMar>
-          </w:tcPr>
-          <w:p>
-            <w:pPr>
-              <w:pStyle w:val="TrayLead"/>
-            </w:pPr>
-            <w:r>
-              <w:t xml:space="preserve">The count is the systematic, audible, concurrent tally of every countable item, performed by the </w:t>
-            </w:r>
+            <w:tcW w:type="dxa" w:w="10800"/>
+            <w:shd w:val="clear" w:color="auto" w:fill="E4E4E4"/>
+            <w:tcMar>
+              <w:top w:w="110" w:type="dxa"/>
+              <w:start w:w="150" w:type="dxa"/>
+              <w:bottom w:w="110" w:type="dxa"/>
+              <w:end w:w="150" w:type="dxa"/>
+            </w:tcMar>
+          </w:tcPr>
+          <w:p>
+            <w:pPr>
+              <w:pStyle w:val="BoxHead"/>
+              <w:spacing w:before="0" w:after="60"/>
+            </w:pPr>
+            <w:r>
+              <w:t>High-risk situations</w:t>
+            </w:r>
+          </w:p>
+          <w:p>
+            <w:pPr>
+              <w:pStyle w:val="BoxBody"/>
+              <w:spacing w:before="20" w:after="40"/>
+              <w:ind w:start="204" w:hanging="204"/>
+            </w:pPr>
             <w:r>
               <w:rPr>
+                <w:rFonts w:ascii="Calibri" w:hAnsi="Calibri"/>
                 <w:b/>
               </w:rPr>
-              <w:t>scrub and circulating nurse together</w:t>
-            </w:r>
-            <w:r>
-              <w:t xml:space="preserve">, and recorded. Its purpose is to prevent a </w:t>
-            </w:r>
+              <w:t xml:space="preserve">▪  </w:t>
+            </w:r>
+            <w:r>
+              <w:t>Emergency and unplanned surgery</w:t>
+            </w:r>
+          </w:p>
+          <w:p>
+            <w:pPr>
+              <w:pStyle w:val="BoxBody"/>
+              <w:spacing w:before="20" w:after="40"/>
+              <w:ind w:start="204" w:hanging="204"/>
+            </w:pPr>
             <w:r>
               <w:rPr>
+                <w:rFonts w:ascii="Calibri" w:hAnsi="Calibri"/>
                 <w:b/>
               </w:rPr>
-              <w:t>retained surgical item</w:t>
-            </w:r>
-            <w:r>
-              <w:t xml:space="preserve"> — a sentinel event.</w:t>
-            </w:r>
-          </w:p>
-        </w:tc>
-        <w:tc>
-          <w:tcPr>
-            <w:tcW w:type="dxa" w:w="198"/>
-            <w:vAlign w:val="top"/>
-            <w:tcMar>
-              <w:top w:w="0" w:type="dxa"/>
-              <w:start w:w="0" w:type="dxa"/>
-              <w:bottom w:w="0" w:type="dxa"/>
-              <w:end w:w="0" w:type="dxa"/>
-            </w:tcMar>
-          </w:tcPr>
-          <w:p/>
-        </w:tc>
-        <w:tc>
-          <w:tcPr>
-            <w:tcW w:type="dxa" w:w="3685"/>
-            <w:vAlign w:val="top"/>
-            <w:tcMar>
-              <w:top w:w="0" w:type="dxa"/>
-              <w:start w:w="0" w:type="dxa"/>
-              <w:bottom w:w="0" w:type="dxa"/>
-              <w:end w:w="0" w:type="dxa"/>
-            </w:tcMar>
-          </w:tcPr>
-          <w:tbl>
-            <w:tblPr>
-              <w:tblW w:type="auto" w:w="0"/>
-              <w:tblLayout w:type="fixed"/>
-              <w:tblLook w:firstColumn="1" w:firstRow="1" w:lastColumn="0" w:lastRow="0" w:noHBand="0" w:noVBand="1" w:val="04A0"/>
-              <w:tblBorders>
-                <w:top w:val="single" w:sz="6" w:space="0" w:color="000000"/>
-                <w:left w:val="single" w:sz="20" w:space="0" w:color="000000"/>
-                <w:bottom w:val="single" w:sz="6" w:space="0" w:color="000000"/>
-                <w:right w:val="single" w:sz="6" w:space="0" w:color="000000"/>
-              </w:tblBorders>
-            </w:tblPr>
-            <w:tblGrid>
-              <w:gridCol w:w="3685"/>
-            </w:tblGrid>
-            <w:tr>
-              <w:tc>
-                <w:tcPr>
-                  <w:tcW w:type="dxa" w:w="3685"/>
-                  <w:shd w:val="clear" w:color="auto" w:fill="F0F0F0"/>
-                  <w:tcMar>
-                    <w:top w:w="90" w:type="dxa"/>
-                    <w:start w:w="120" w:type="dxa"/>
-                    <w:bottom w:w="90" w:type="dxa"/>
-                    <w:end w:w="120" w:type="dxa"/>
-                  </w:tcMar>
-                </w:tcPr>
-                <w:p>
-                  <w:pPr>
-                    <w:pStyle w:val="BoxHead"/>
-                    <w:spacing w:before="0" w:after="60"/>
-                  </w:pPr>
-                  <w:r>
-                    <w:t>High-risk situations</w:t>
-                  </w:r>
-                </w:p>
-                <w:p>
-                  <w:pPr>
-                    <w:pStyle w:val="BoxBody"/>
-                    <w:spacing w:before="20" w:after="40"/>
-                    <w:ind w:start="181" w:hanging="181"/>
-                  </w:pPr>
-                  <w:r>
-                    <w:rPr>
-                      <w:rFonts w:ascii="Calibri" w:hAnsi="Calibri"/>
-                      <w:b/>
-                    </w:rPr>
-                    <w:t xml:space="preserve">▪  </w:t>
-                  </w:r>
-                  <w:r>
-                    <w:t>Emergency and unplanned surgery</w:t>
-                  </w:r>
-                </w:p>
-                <w:p>
-                  <w:pPr>
-                    <w:pStyle w:val="BoxBody"/>
-                    <w:spacing w:before="20" w:after="40"/>
-                    <w:ind w:start="181" w:hanging="181"/>
-                  </w:pPr>
-                  <w:r>
-                    <w:rPr>
-                      <w:rFonts w:ascii="Calibri" w:hAnsi="Calibri"/>
-                      <w:b/>
-                    </w:rPr>
-                    <w:t xml:space="preserve">▪  </w:t>
-                  </w:r>
-                  <w:r>
-                    <w:t>Change of operative plan mid-case</w:t>
-                  </w:r>
-                </w:p>
-                <w:p>
-                  <w:pPr>
-                    <w:pStyle w:val="BoxBody"/>
-                    <w:spacing w:before="20" w:after="40"/>
-                    <w:ind w:start="181" w:hanging="181"/>
-                  </w:pPr>
-                  <w:r>
-                    <w:rPr>
-                      <w:rFonts w:ascii="Calibri" w:hAnsi="Calibri"/>
-                      <w:b/>
-                    </w:rPr>
-                    <w:t xml:space="preserve">▪  </w:t>
-                  </w:r>
-                  <w:r>
-                    <w:t>High BMI / deep cavity</w:t>
-                  </w:r>
-                </w:p>
-                <w:p>
-                  <w:pPr>
-                    <w:pStyle w:val="BoxBody"/>
-                    <w:spacing w:before="20" w:after="40"/>
-                    <w:ind w:start="181" w:hanging="181"/>
-                  </w:pPr>
-                  <w:r>
-                    <w:rPr>
-                      <w:rFonts w:ascii="Calibri" w:hAnsi="Calibri"/>
-                      <w:b/>
-                    </w:rPr>
-                    <w:t xml:space="preserve">▪  </w:t>
-                  </w:r>
-                  <w:r>
-                    <w:t>Multiple surgical teams or cavities</w:t>
-                  </w:r>
-                </w:p>
-                <w:p>
-                  <w:pPr>
-                    <w:pStyle w:val="BoxBody"/>
-                    <w:spacing w:before="20" w:after="40"/>
-                    <w:ind w:start="181" w:hanging="181"/>
-                  </w:pPr>
-                  <w:r>
-                    <w:rPr>
-                      <w:rFonts w:ascii="Calibri" w:hAnsi="Calibri"/>
-                      <w:b/>
-                    </w:rPr>
-                    <w:t xml:space="preserve">▪  </w:t>
-                  </w:r>
-                  <w:r>
-                    <w:t>Change of nursing staff during the case</w:t>
-                  </w:r>
-                </w:p>
-                <w:p>
-                  <w:pPr>
-                    <w:pStyle w:val="BoxBody"/>
-                    <w:spacing w:before="20" w:after="40"/>
-                    <w:ind w:start="181" w:hanging="181"/>
-                  </w:pPr>
-                  <w:r>
-                    <w:rPr>
-                      <w:rFonts w:ascii="Calibri" w:hAnsi="Calibri"/>
-                      <w:b/>
-                    </w:rPr>
-                    <w:t xml:space="preserve">▪  </w:t>
-                  </w:r>
-                  <w:r>
-                    <w:t>Large blood loss and rapid packing</w:t>
-                  </w:r>
-                </w:p>
-              </w:tc>
-            </w:tr>
-          </w:tbl>
-          <w:p/>
+              <w:t xml:space="preserve">▪  </w:t>
+            </w:r>
+            <w:r>
+              <w:t>Change of operative plan mid-case</w:t>
+            </w:r>
+          </w:p>
+          <w:p>
+            <w:pPr>
+              <w:pStyle w:val="BoxBody"/>
+              <w:spacing w:before="20" w:after="40"/>
+              <w:ind w:start="204" w:hanging="204"/>
+            </w:pPr>
+            <w:r>
+              <w:rPr>
+                <w:rFonts w:ascii="Calibri" w:hAnsi="Calibri"/>
+                <w:b/>
+              </w:rPr>
+              <w:t xml:space="preserve">▪  </w:t>
+            </w:r>
+            <w:r>
+              <w:t>High BMI / deep cavity</w:t>
+            </w:r>
+          </w:p>
+          <w:p>
+            <w:pPr>
+              <w:pStyle w:val="BoxBody"/>
+              <w:spacing w:before="20" w:after="40"/>
+              <w:ind w:start="204" w:hanging="204"/>
+            </w:pPr>
+            <w:r>
+              <w:rPr>
+                <w:rFonts w:ascii="Calibri" w:hAnsi="Calibri"/>
+                <w:b/>
+              </w:rPr>
+              <w:t xml:space="preserve">▪  </w:t>
+            </w:r>
+            <w:r>
+              <w:t>Multiple surgical teams or cavities</w:t>
+            </w:r>
+          </w:p>
+          <w:p>
+            <w:pPr>
+              <w:pStyle w:val="BoxBody"/>
+              <w:spacing w:before="20" w:after="40"/>
+              <w:ind w:start="204" w:hanging="204"/>
+            </w:pPr>
+            <w:r>
+              <w:rPr>
+                <w:rFonts w:ascii="Calibri" w:hAnsi="Calibri"/>
+                <w:b/>
+              </w:rPr>
+              <w:t xml:space="preserve">▪  </w:t>
+            </w:r>
+            <w:r>
+              <w:t>Change of nursing staff during the case</w:t>
+            </w:r>
+          </w:p>
+          <w:p>
+            <w:pPr>
+              <w:pStyle w:val="BoxBody"/>
+              <w:spacing w:before="20" w:after="40"/>
+              <w:ind w:start="204" w:hanging="204"/>
+            </w:pPr>
+            <w:r>
+              <w:rPr>
+                <w:rFonts w:ascii="Calibri" w:hAnsi="Calibri"/>
+                <w:b/>
+              </w:rPr>
+              <w:t xml:space="preserve">▪  </w:t>
+            </w:r>
+            <w:r>
+              <w:t>Large blood loss and rapid packing</w:t>
+            </w:r>
+          </w:p>
         </w:tc>
       </w:tr>
     </w:tbl>
+    <w:p>
+      <w:pPr>
+        <w:spacing w:before="0" w:after="140" w:line="240" w:lineRule="auto"/>
+      </w:pPr>
+    </w:p>
     <w:p>
       <w:pPr>
         <w:pStyle w:val="Heading3"/>
@@ -15977,7 +17247,7 @@
       </w:r>
     </w:p>
     <w:p>
-      <w:bookmarkStart w:id="1010" w:name="tray_0_8"/>
+      <w:bookmarkStart w:id="1011" w:name="tray_0_8"/>
       <w:pPr>
         <w:pStyle w:val="Heading2"/>
         <w:spacing w:before="320" w:after="40"/>
@@ -16004,7 +17274,7 @@
         </w:rPr>
         <w:t>Care, Handling and Maintenance of Instruments</w:t>
       </w:r>
-      <w:bookmarkEnd w:id="1010"/>
+      <w:bookmarkEnd w:id="1011"/>
     </w:p>
     <w:p>
       <w:pPr>
@@ -16160,92 +17430,97 @@
               <w:t>Fig 0.13 — Typical avoidable damage</w:t>
             </w:r>
           </w:p>
-          <w:tbl>
-            <w:tblPr>
-              <w:tblW w:type="auto" w:w="0"/>
-              <w:tblLayout w:type="fixed"/>
-              <w:tblLook w:firstColumn="1" w:firstRow="1" w:lastColumn="0" w:lastRow="0" w:noHBand="0" w:noVBand="1" w:val="04A0"/>
-              <w:tblBorders>
-                <w:top w:val="single" w:sz="6" w:space="0" w:color="000000"/>
-                <w:left w:val="single" w:sz="20" w:space="0" w:color="000000"/>
-                <w:bottom w:val="single" w:sz="6" w:space="0" w:color="000000"/>
-                <w:right w:val="single" w:sz="6" w:space="0" w:color="000000"/>
-              </w:tblBorders>
-            </w:tblPr>
-            <w:tblGrid>
-              <w:gridCol w:w="3685"/>
-            </w:tblGrid>
-            <w:tr>
-              <w:tc>
-                <w:tcPr>
-                  <w:tcW w:type="dxa" w:w="3685"/>
-                  <w:shd w:val="clear" w:color="auto" w:fill="F0F0F0"/>
-                  <w:tcMar>
-                    <w:top w:w="90" w:type="dxa"/>
-                    <w:start w:w="120" w:type="dxa"/>
-                    <w:bottom w:w="90" w:type="dxa"/>
-                    <w:end w:w="120" w:type="dxa"/>
-                  </w:tcMar>
-                </w:tcPr>
-                <w:p>
-                  <w:pPr>
-                    <w:pStyle w:val="BoxHead"/>
-                    <w:spacing w:before="0" w:after="60"/>
-                  </w:pPr>
-                  <w:r>
-                    <w:t>Passivation</w:t>
-                  </w:r>
-                </w:p>
-                <w:p>
-                  <w:pPr>
-                    <w:pStyle w:val="BoxBody"/>
-                    <w:spacing w:before="20" w:after="40"/>
-                    <w:ind w:start="181" w:hanging="181"/>
-                  </w:pPr>
-                  <w:r>
-                    <w:rPr>
-                      <w:rFonts w:ascii="Calibri" w:hAnsi="Calibri"/>
-                      <w:b/>
-                    </w:rPr>
-                    <w:t xml:space="preserve">▪  </w:t>
-                  </w:r>
-                  <w:r>
-                    <w:t xml:space="preserve">Surgical stainless steel resists corrosion because of a thin </w:t>
-                  </w:r>
-                  <w:r>
-                    <w:rPr>
-                      <w:b/>
-                    </w:rPr>
-                    <w:t>chromium-oxide passive layer</w:t>
-                  </w:r>
-                  <w:r>
-                    <w:t>.</w:t>
-                  </w:r>
-                </w:p>
-                <w:p>
-                  <w:pPr>
-                    <w:pStyle w:val="BoxBody"/>
-                    <w:spacing w:before="20" w:after="40"/>
-                    <w:ind w:start="181" w:hanging="181"/>
-                  </w:pPr>
-                  <w:r>
-                    <w:rPr>
-                      <w:rFonts w:ascii="Calibri" w:hAnsi="Calibri"/>
-                      <w:b/>
-                    </w:rPr>
-                    <w:t xml:space="preserve">▪  </w:t>
-                  </w:r>
-                  <w:r>
-                    <w:t>Saline, dried blood, abrasives and harsh chemicals breach it — after which corrosion is progressive and irreversible.</w:t>
-                  </w:r>
-                </w:p>
-              </w:tc>
-            </w:tr>
-          </w:tbl>
-          <w:p/>
         </w:tc>
       </w:tr>
     </w:tbl>
+    <w:tbl>
+      <w:tblPr>
+        <w:tblW w:type="auto" w:w="0"/>
+        <w:jc w:val="center"/>
+        <w:tblLayout w:type="fixed"/>
+        <w:tblLook w:firstColumn="1" w:firstRow="1" w:lastColumn="0" w:lastRow="0" w:noHBand="0" w:noVBand="1" w:val="04A0"/>
+        <w:tblBorders>
+          <w:top w:val="single" w:sz="6" w:space="0" w:color="000000"/>
+          <w:left w:val="single" w:sz="24" w:space="0" w:color="000000"/>
+          <w:bottom w:val="single" w:sz="6" w:space="0" w:color="000000"/>
+          <w:right w:val="single" w:sz="6" w:space="0" w:color="000000"/>
+        </w:tblBorders>
+      </w:tblPr>
+      <w:tblGrid>
+        <w:gridCol w:w="10800"/>
+      </w:tblGrid>
+      <w:tr>
+        <w:tc>
+          <w:tcPr>
+            <w:tcW w:type="dxa" w:w="10800"/>
+            <w:shd w:val="clear" w:color="auto" w:fill="E4E4E4"/>
+            <w:tcMar>
+              <w:top w:w="110" w:type="dxa"/>
+              <w:start w:w="150" w:type="dxa"/>
+              <w:bottom w:w="110" w:type="dxa"/>
+              <w:end w:w="150" w:type="dxa"/>
+            </w:tcMar>
+          </w:tcPr>
+          <w:p>
+            <w:pPr>
+              <w:pStyle w:val="BoxHead"/>
+              <w:spacing w:before="0" w:after="60"/>
+            </w:pPr>
+            <w:r>
+              <w:t>Passivation</w:t>
+            </w:r>
+          </w:p>
+          <w:p>
+            <w:pPr>
+              <w:pStyle w:val="BoxBody"/>
+              <w:spacing w:before="20" w:after="40"/>
+              <w:ind w:start="204" w:hanging="204"/>
+            </w:pPr>
+            <w:r>
+              <w:rPr>
+                <w:rFonts w:ascii="Calibri" w:hAnsi="Calibri"/>
+                <w:b/>
+              </w:rPr>
+              <w:t xml:space="preserve">▪  </w:t>
+            </w:r>
+            <w:r>
+              <w:t xml:space="preserve">Surgical stainless steel resists corrosion because of a thin </w:t>
+            </w:r>
+            <w:r>
+              <w:rPr>
+                <w:b/>
+              </w:rPr>
+              <w:t>chromium-oxide passive layer</w:t>
+            </w:r>
+            <w:r>
+              <w:t>.</w:t>
+            </w:r>
+          </w:p>
+          <w:p>
+            <w:pPr>
+              <w:pStyle w:val="BoxBody"/>
+              <w:spacing w:before="20" w:after="40"/>
+              <w:ind w:start="204" w:hanging="204"/>
+            </w:pPr>
+            <w:r>
+              <w:rPr>
+                <w:rFonts w:ascii="Calibri" w:hAnsi="Calibri"/>
+                <w:b/>
+              </w:rPr>
+              <w:t xml:space="preserve">▪  </w:t>
+            </w:r>
+            <w:r>
+              <w:t>Saline, dried blood, abrasives and harsh chemicals breach it — after which corrosion is progressive and irreversible.</w:t>
+            </w:r>
+          </w:p>
+        </w:tc>
+      </w:tr>
+    </w:tbl>
+    <w:p>
+      <w:pPr>
+        <w:spacing w:before="0" w:after="140" w:line="240" w:lineRule="auto"/>
+      </w:pPr>
+    </w:p>
     <w:p>
       <w:pPr>
         <w:pStyle w:val="Heading3"/>
@@ -17718,7 +18993,7 @@
       </w:r>
     </w:p>
     <w:p>
-      <w:bookmarkStart w:id="1011" w:name="tray_0_9"/>
+      <w:bookmarkStart w:id="1012" w:name="tray_0_9"/>
       <w:pPr>
         <w:pStyle w:val="Heading2"/>
         <w:spacing w:before="320" w:after="40"/>
@@ -17745,7 +19020,7 @@
         </w:rPr>
         <w:t>How the Trays Relate to One Another</w:t>
       </w:r>
-      <w:bookmarkEnd w:id="1011"/>
+      <w:bookmarkEnd w:id="1012"/>
     </w:p>
     <w:p>
       <w:pPr>
@@ -17770,6 +19045,32 @@
         <w:t>The tray ladder and the add-on principle</w:t>
       </w:r>
     </w:p>
+    <w:p>
+      <w:pPr>
+        <w:pStyle w:val="TrayLead"/>
+      </w:pPr>
+      <w:r>
+        <w:t xml:space="preserve">The fifty trays in this syllabus are not fifty unrelated lists. Almost every speciality tray is a </w:t>
+      </w:r>
+      <w:r>
+        <w:rPr>
+          <w:b/>
+        </w:rPr>
+        <w:t>basic tray plus speciality add-ons</w:t>
+      </w:r>
+      <w:r>
+        <w:t xml:space="preserve">. Learning the three general-surgery reference trays first — limited, basic/minor and major — reduces the remaining work enormously, because you then only have to remember </w:t>
+      </w:r>
+      <w:r>
+        <w:rPr>
+          <w:b/>
+        </w:rPr>
+        <w:t>what is added</w:t>
+      </w:r>
+      <w:r>
+        <w:t>.</w:t>
+      </w:r>
+    </w:p>
     <w:tbl>
       <w:tblPr>
         <w:tblW w:type="auto" w:w="0"/>
@@ -17777,238 +19078,156 @@
         <w:tblLayout w:type="fixed"/>
         <w:tblLook w:firstColumn="1" w:firstRow="1" w:lastColumn="0" w:lastRow="0" w:noHBand="0" w:noVBand="1" w:val="04A0"/>
         <w:tblBorders>
-          <w:top w:val="nil" w:sz="6" w:space="0" w:color="808080"/>
-          <w:left w:val="nil" w:sz="6" w:space="0" w:color="808080"/>
-          <w:bottom w:val="nil" w:sz="6" w:space="0" w:color="808080"/>
-          <w:right w:val="nil" w:sz="6" w:space="0" w:color="808080"/>
-          <w:insideH w:val="nil" w:sz="6" w:space="0" w:color="808080"/>
-          <w:insideV w:val="nil" w:sz="6" w:space="0" w:color="808080"/>
+          <w:top w:val="single" w:sz="6" w:space="0" w:color="000000"/>
+          <w:left w:val="single" w:sz="24" w:space="0" w:color="000000"/>
+          <w:bottom w:val="single" w:sz="6" w:space="0" w:color="000000"/>
+          <w:right w:val="single" w:sz="6" w:space="0" w:color="000000"/>
         </w:tblBorders>
-        <w:tblLayout w:type="fixed"/>
       </w:tblPr>
       <w:tblGrid>
-        <w:gridCol w:w="3600"/>
-        <w:gridCol w:w="3600"/>
-        <w:gridCol w:w="3600"/>
+        <w:gridCol w:w="10800"/>
       </w:tblGrid>
       <w:tr>
         <w:tc>
           <w:tcPr>
-            <w:tcW w:type="dxa" w:w="6917"/>
-            <w:vAlign w:val="top"/>
-            <w:tcMar>
-              <w:top w:w="0" w:type="dxa"/>
-              <w:start w:w="0" w:type="dxa"/>
-              <w:bottom w:w="0" w:type="dxa"/>
-              <w:end w:w="0" w:type="dxa"/>
-            </w:tcMar>
-          </w:tcPr>
-          <w:p>
-            <w:pPr>
-              <w:pStyle w:val="TrayLead"/>
-            </w:pPr>
-            <w:r>
-              <w:t xml:space="preserve">The fifty trays in this syllabus are not fifty unrelated lists. Almost every speciality tray is a </w:t>
+            <w:tcW w:type="dxa" w:w="10800"/>
+            <w:shd w:val="clear" w:color="auto" w:fill="E4E4E4"/>
+            <w:tcMar>
+              <w:top w:w="110" w:type="dxa"/>
+              <w:start w:w="150" w:type="dxa"/>
+              <w:bottom w:w="110" w:type="dxa"/>
+              <w:end w:w="150" w:type="dxa"/>
+            </w:tcMar>
+          </w:tcPr>
+          <w:p>
+            <w:pPr>
+              <w:pStyle w:val="BoxHead"/>
+              <w:spacing w:before="0" w:after="60"/>
+            </w:pPr>
+            <w:r>
+              <w:t>Exam strategy</w:t>
+            </w:r>
+          </w:p>
+          <w:p>
+            <w:pPr>
+              <w:pStyle w:val="BoxBody"/>
+              <w:spacing w:before="20" w:after="40"/>
+              <w:ind w:start="204" w:hanging="204"/>
+            </w:pPr>
+            <w:r>
+              <w:rPr>
+                <w:rFonts w:ascii="Calibri" w:hAnsi="Calibri"/>
+                <w:b/>
+              </w:rPr>
+              <w:t xml:space="preserve">▪  </w:t>
+            </w:r>
+            <w:r>
+              <w:t>For any tray asked, answer in three moves:</w:t>
+            </w:r>
+          </w:p>
+          <w:p>
+            <w:pPr>
+              <w:pStyle w:val="BoxBody"/>
+              <w:spacing w:before="20" w:after="40"/>
+              <w:ind w:start="204" w:hanging="204"/>
+            </w:pPr>
+            <w:r>
+              <w:rPr>
+                <w:rFonts w:ascii="Calibri" w:hAnsi="Calibri"/>
+                <w:b/>
+              </w:rPr>
+              <w:t xml:space="preserve">▪  </w:t>
             </w:r>
             <w:r>
               <w:rPr>
                 <w:b/>
               </w:rPr>
-              <w:t>basic tray plus speciality add-ons</w:t>
-            </w:r>
-            <w:r>
-              <w:t xml:space="preserve">. Learning the three general-surgery reference trays first — limited, basic/minor and major — reduces the remaining work enormously, because you then only have to remember </w:t>
+              <w:t>1.</w:t>
+            </w:r>
+            <w:r>
+              <w:t xml:space="preserve"> Name the reference tray it is built on.</w:t>
+            </w:r>
+          </w:p>
+          <w:p>
+            <w:pPr>
+              <w:pStyle w:val="BoxBody"/>
+              <w:spacing w:before="20" w:after="40"/>
+              <w:ind w:start="204" w:hanging="204"/>
+            </w:pPr>
+            <w:r>
+              <w:rPr>
+                <w:rFonts w:ascii="Calibri" w:hAnsi="Calibri"/>
+                <w:b/>
+              </w:rPr>
+              <w:t xml:space="preserve">▪  </w:t>
             </w:r>
             <w:r>
               <w:rPr>
                 <w:b/>
               </w:rPr>
-              <w:t>what is added</w:t>
-            </w:r>
-            <w:r>
-              <w:t>.</w:t>
-            </w:r>
-          </w:p>
-        </w:tc>
-        <w:tc>
-          <w:tcPr>
-            <w:tcW w:type="dxa" w:w="198"/>
-            <w:vAlign w:val="top"/>
-            <w:tcMar>
-              <w:top w:w="0" w:type="dxa"/>
-              <w:start w:w="0" w:type="dxa"/>
-              <w:bottom w:w="0" w:type="dxa"/>
-              <w:end w:w="0" w:type="dxa"/>
-            </w:tcMar>
-          </w:tcPr>
-          <w:p/>
-        </w:tc>
-        <w:tc>
-          <w:tcPr>
-            <w:tcW w:type="dxa" w:w="3685"/>
-            <w:vAlign w:val="top"/>
-            <w:tcMar>
-              <w:top w:w="0" w:type="dxa"/>
-              <w:start w:w="0" w:type="dxa"/>
-              <w:bottom w:w="0" w:type="dxa"/>
-              <w:end w:w="0" w:type="dxa"/>
-            </w:tcMar>
-          </w:tcPr>
-          <w:tbl>
-            <w:tblPr>
-              <w:tblW w:type="auto" w:w="0"/>
-              <w:tblLayout w:type="fixed"/>
-              <w:tblLook w:firstColumn="1" w:firstRow="1" w:lastColumn="0" w:lastRow="0" w:noHBand="0" w:noVBand="1" w:val="04A0"/>
-              <w:tblBorders>
-                <w:top w:val="single" w:sz="6" w:space="0" w:color="000000"/>
-                <w:left w:val="single" w:sz="20" w:space="0" w:color="000000"/>
-                <w:bottom w:val="single" w:sz="6" w:space="0" w:color="000000"/>
-                <w:right w:val="single" w:sz="6" w:space="0" w:color="000000"/>
-              </w:tblBorders>
-            </w:tblPr>
-            <w:tblGrid>
-              <w:gridCol w:w="3685"/>
-            </w:tblGrid>
-            <w:tr>
-              <w:tc>
-                <w:tcPr>
-                  <w:tcW w:type="dxa" w:w="3685"/>
-                  <w:shd w:val="clear" w:color="auto" w:fill="F0F0F0"/>
-                  <w:tcMar>
-                    <w:top w:w="90" w:type="dxa"/>
-                    <w:start w:w="120" w:type="dxa"/>
-                    <w:bottom w:w="90" w:type="dxa"/>
-                    <w:end w:w="120" w:type="dxa"/>
-                  </w:tcMar>
-                </w:tcPr>
-                <w:p>
-                  <w:pPr>
-                    <w:pStyle w:val="BoxHead"/>
-                    <w:spacing w:before="0" w:after="60"/>
-                  </w:pPr>
-                  <w:r>
-                    <w:t>Exam strategy</w:t>
-                  </w:r>
-                </w:p>
-                <w:p>
-                  <w:pPr>
-                    <w:pStyle w:val="BoxBody"/>
-                    <w:spacing w:before="20" w:after="40"/>
-                    <w:ind w:start="181" w:hanging="181"/>
-                  </w:pPr>
-                  <w:r>
-                    <w:rPr>
-                      <w:rFonts w:ascii="Calibri" w:hAnsi="Calibri"/>
-                      <w:b/>
-                    </w:rPr>
-                    <w:t xml:space="preserve">▪  </w:t>
-                  </w:r>
-                  <w:r>
-                    <w:t>For any tray asked, answer in three moves:</w:t>
-                  </w:r>
-                </w:p>
-                <w:p>
-                  <w:pPr>
-                    <w:pStyle w:val="BoxBody"/>
-                    <w:spacing w:before="20" w:after="40"/>
-                    <w:ind w:start="181" w:hanging="181"/>
-                  </w:pPr>
-                  <w:r>
-                    <w:rPr>
-                      <w:rFonts w:ascii="Calibri" w:hAnsi="Calibri"/>
-                      <w:b/>
-                    </w:rPr>
-                    <w:t xml:space="preserve">▪  </w:t>
-                  </w:r>
-                  <w:r>
-                    <w:rPr>
-                      <w:b/>
-                    </w:rPr>
-                    <w:t>1.</w:t>
-                  </w:r>
-                  <w:r>
-                    <w:t xml:space="preserve"> Name the reference tray it is built on.</w:t>
-                  </w:r>
-                </w:p>
-                <w:p>
-                  <w:pPr>
-                    <w:pStyle w:val="BoxBody"/>
-                    <w:spacing w:before="20" w:after="40"/>
-                    <w:ind w:start="181" w:hanging="181"/>
-                  </w:pPr>
-                  <w:r>
-                    <w:rPr>
-                      <w:rFonts w:ascii="Calibri" w:hAnsi="Calibri"/>
-                      <w:b/>
-                    </w:rPr>
-                    <w:t xml:space="preserve">▪  </w:t>
-                  </w:r>
-                  <w:r>
-                    <w:rPr>
-                      <w:b/>
-                    </w:rPr>
-                    <w:t>2.</w:t>
-                  </w:r>
-                  <w:r>
-                    <w:t xml:space="preserve"> List contents under the six functional groups.</w:t>
-                  </w:r>
-                </w:p>
-                <w:p>
-                  <w:pPr>
-                    <w:pStyle w:val="BoxBody"/>
-                    <w:spacing w:before="20" w:after="40"/>
-                    <w:ind w:start="181" w:hanging="181"/>
-                  </w:pPr>
-                  <w:r>
-                    <w:rPr>
-                      <w:rFonts w:ascii="Calibri" w:hAnsi="Calibri"/>
-                      <w:b/>
-                    </w:rPr>
-                    <w:t xml:space="preserve">▪  </w:t>
-                  </w:r>
-                  <w:r>
-                    <w:rPr>
-                      <w:b/>
-                    </w:rPr>
-                    <w:t>3.</w:t>
-                  </w:r>
-                  <w:r>
-                    <w:t xml:space="preserve"> Name the </w:t>
-                  </w:r>
-                  <w:r>
-                    <w:rPr>
-                      <w:b/>
-                    </w:rPr>
-                    <w:t>speciality add-ons</w:t>
-                  </w:r>
-                  <w:r>
-                    <w:t xml:space="preserve"> that make it that particular tray.</w:t>
-                  </w:r>
-                </w:p>
-                <w:p>
-                  <w:pPr>
-                    <w:pStyle w:val="BoxBody"/>
-                    <w:spacing w:before="20" w:after="40"/>
-                    <w:ind w:start="181" w:hanging="181"/>
-                  </w:pPr>
-                  <w:r>
-                    <w:rPr>
-                      <w:rFonts w:ascii="Calibri" w:hAnsi="Calibri"/>
-                      <w:b/>
-                    </w:rPr>
-                    <w:t xml:space="preserve">▪  </w:t>
-                  </w:r>
-                  <w:r>
-                    <w:t>This structure earns marks even where your recall of individual items is incomplete.</w:t>
-                  </w:r>
-                </w:p>
-              </w:tc>
-            </w:tr>
-          </w:tbl>
-          <w:p/>
+              <w:t>2.</w:t>
+            </w:r>
+            <w:r>
+              <w:t xml:space="preserve"> List contents under the six functional groups.</w:t>
+            </w:r>
+          </w:p>
+          <w:p>
+            <w:pPr>
+              <w:pStyle w:val="BoxBody"/>
+              <w:spacing w:before="20" w:after="40"/>
+              <w:ind w:start="204" w:hanging="204"/>
+            </w:pPr>
+            <w:r>
+              <w:rPr>
+                <w:rFonts w:ascii="Calibri" w:hAnsi="Calibri"/>
+                <w:b/>
+              </w:rPr>
+              <w:t xml:space="preserve">▪  </w:t>
+            </w:r>
+            <w:r>
+              <w:rPr>
+                <w:b/>
+              </w:rPr>
+              <w:t>3.</w:t>
+            </w:r>
+            <w:r>
+              <w:t xml:space="preserve"> Name the </w:t>
+            </w:r>
+            <w:r>
+              <w:rPr>
+                <w:b/>
+              </w:rPr>
+              <w:t>speciality add-ons</w:t>
+            </w:r>
+            <w:r>
+              <w:t xml:space="preserve"> that make it that particular tray.</w:t>
+            </w:r>
+          </w:p>
+          <w:p>
+            <w:pPr>
+              <w:pStyle w:val="BoxBody"/>
+              <w:spacing w:before="20" w:after="40"/>
+              <w:ind w:start="204" w:hanging="204"/>
+            </w:pPr>
+            <w:r>
+              <w:rPr>
+                <w:rFonts w:ascii="Calibri" w:hAnsi="Calibri"/>
+                <w:b/>
+              </w:rPr>
+              <w:t xml:space="preserve">▪  </w:t>
+            </w:r>
+            <w:r>
+              <w:t>This structure earns marks even where your recall of individual items is incomplete.</w:t>
+            </w:r>
+          </w:p>
         </w:tc>
       </w:tr>
     </w:tbl>
+    <w:p>
+      <w:pPr>
+        <w:spacing w:before="0" w:after="140" w:line="240" w:lineRule="auto"/>
+      </w:pPr>
+    </w:p>
     <w:p>
       <w:pPr>
         <w:pStyle w:val="Heading3"/>

--- a/surgical-instrument-trays/notes_by_part/00_Foundations_of_Instrument_Tray_Preparation.docx
+++ b/surgical-instrument-trays/notes_by_part/00_Foundations_of_Instrument_Tray_Preparation.docx
@@ -3380,9 +3380,14 @@
       </w:r>
     </w:p>
     <w:p>
-      <w:r>
-        <w:br w:type="page"/>
-      </w:r>
+      <w:pPr>
+        <w:spacing w:before="300" w:after="60" w:line="240" w:lineRule="auto"/>
+        <w:keepLines/>
+        <w:keepNext/>
+        <w:pBdr>
+          <w:bottom w:val="single" w:sz="18" w:space="1" w:color="000000"/>
+        </w:pBdr>
+      </w:pPr>
     </w:p>
     <w:p>
       <w:bookmarkStart w:id="1005" w:name="tray_0_2"/>
@@ -6632,9 +6637,14 @@
       </w:r>
     </w:p>
     <w:p>
-      <w:r>
-        <w:br w:type="page"/>
-      </w:r>
+      <w:pPr>
+        <w:spacing w:before="300" w:after="60" w:line="240" w:lineRule="auto"/>
+        <w:keepLines/>
+        <w:keepNext/>
+        <w:pBdr>
+          <w:bottom w:val="single" w:sz="18" w:space="1" w:color="000000"/>
+        </w:pBdr>
+      </w:pPr>
     </w:p>
     <w:p>
       <w:bookmarkStart w:id="1006" w:name="tray_0_3"/>
@@ -8608,9 +8618,14 @@
       </w:r>
     </w:p>
     <w:p>
-      <w:r>
-        <w:br w:type="page"/>
-      </w:r>
+      <w:pPr>
+        <w:spacing w:before="300" w:after="60" w:line="240" w:lineRule="auto"/>
+        <w:keepLines/>
+        <w:keepNext/>
+        <w:pBdr>
+          <w:bottom w:val="single" w:sz="18" w:space="1" w:color="000000"/>
+        </w:pBdr>
+      </w:pPr>
     </w:p>
     <w:p>
       <w:bookmarkStart w:id="1007" w:name="tray_0_4"/>
@@ -10530,9 +10545,14 @@
       </w:r>
     </w:p>
     <w:p>
-      <w:r>
-        <w:br w:type="page"/>
-      </w:r>
+      <w:pPr>
+        <w:spacing w:before="300" w:after="60" w:line="240" w:lineRule="auto"/>
+        <w:keepLines/>
+        <w:keepNext/>
+        <w:pBdr>
+          <w:bottom w:val="single" w:sz="18" w:space="1" w:color="000000"/>
+        </w:pBdr>
+      </w:pPr>
     </w:p>
     <w:p>
       <w:bookmarkStart w:id="1008" w:name="tray_0_5"/>
@@ -13244,9 +13264,14 @@
       </w:r>
     </w:p>
     <w:p>
-      <w:r>
-        <w:br w:type="page"/>
-      </w:r>
+      <w:pPr>
+        <w:spacing w:before="300" w:after="60" w:line="240" w:lineRule="auto"/>
+        <w:keepLines/>
+        <w:keepNext/>
+        <w:pBdr>
+          <w:bottom w:val="single" w:sz="18" w:space="1" w:color="000000"/>
+        </w:pBdr>
+      </w:pPr>
     </w:p>
     <w:p>
       <w:bookmarkStart w:id="1009" w:name="tray_0_6"/>
@@ -15158,9 +15183,14 @@
       </w:r>
     </w:p>
     <w:p>
-      <w:r>
-        <w:br w:type="page"/>
-      </w:r>
+      <w:pPr>
+        <w:spacing w:before="300" w:after="60" w:line="240" w:lineRule="auto"/>
+        <w:keepLines/>
+        <w:keepNext/>
+        <w:pBdr>
+          <w:bottom w:val="single" w:sz="18" w:space="1" w:color="000000"/>
+        </w:pBdr>
+      </w:pPr>
     </w:p>
     <w:p>
       <w:bookmarkStart w:id="1010" w:name="tray_0_7"/>
@@ -17242,9 +17272,14 @@
       </w:r>
     </w:p>
     <w:p>
-      <w:r>
-        <w:br w:type="page"/>
-      </w:r>
+      <w:pPr>
+        <w:spacing w:before="300" w:after="60" w:line="240" w:lineRule="auto"/>
+        <w:keepLines/>
+        <w:keepNext/>
+        <w:pBdr>
+          <w:bottom w:val="single" w:sz="18" w:space="1" w:color="000000"/>
+        </w:pBdr>
+      </w:pPr>
     </w:p>
     <w:p>
       <w:bookmarkStart w:id="1011" w:name="tray_0_8"/>
@@ -18988,9 +19023,14 @@
       </w:r>
     </w:p>
     <w:p>
-      <w:r>
-        <w:br w:type="page"/>
-      </w:r>
+      <w:pPr>
+        <w:spacing w:before="300" w:after="60" w:line="240" w:lineRule="auto"/>
+        <w:keepLines/>
+        <w:keepNext/>
+        <w:pBdr>
+          <w:bottom w:val="single" w:sz="18" w:space="1" w:color="000000"/>
+        </w:pBdr>
+      </w:pPr>
     </w:p>
     <w:p>
       <w:bookmarkStart w:id="1012" w:name="tray_0_9"/>

--- a/surgical-instrument-trays/notes_by_part/00_Foundations_of_Instrument_Tray_Preparation.docx
+++ b/surgical-instrument-trays/notes_by_part/00_Foundations_of_Instrument_Tray_Preparation.docx
@@ -153,11 +153,11 @@
       </w:r>
     </w:p>
     <w:p>
-      <w:bookmarkStart w:id="1001" w:name="toc"/>
       <w:pPr>
         <w:pStyle w:val="TOCHead"/>
         <w:spacing w:before="80" w:after="40"/>
       </w:pPr>
+      <w:bookmarkStart w:id="1001" w:name="toc"/>
       <w:r>
         <w:t>Table of Contents</w:t>
       </w:r>
@@ -184,7 +184,7 @@
           <w:color w:val="444444"/>
           <w:sz w:val="17"/>
         </w:rPr>
-        <w:t>Page numbers are live fields. To fill them in: press Ctrl+A then F9 (Windows) or Cmd+A then Fn+F9 (Mac). Word will also offer to update them when the file opens.</w:t>
+        <w:t>The page numbers are live fields, shown as “—” until they are filled in.  **To update them: press Ctrl+A then F9** (on a Mac, Cmd+A then Fn+F9) — or right-click any number and choose “Update Field”. Word normally offers to do this when the file opens. Once updated, each number is also a link: Ctrl+click it to jump to that tray.</w:t>
       </w:r>
     </w:p>
     <w:tbl>
@@ -938,11 +938,11 @@
       </w:r>
     </w:p>
     <w:p>
-      <w:bookmarkStart w:id="1002" w:name="how_to_read"/>
       <w:pPr>
         <w:pStyle w:val="TOCHead"/>
         <w:spacing w:before="80" w:after="40"/>
       </w:pPr>
+      <w:bookmarkStart w:id="1002" w:name="how_to_read"/>
       <w:r>
         <w:t>How to Read These Notes</w:t>
       </w:r>
@@ -1690,12 +1690,12 @@
             </w:r>
           </w:p>
           <w:p>
-            <w:bookmarkStart w:id="1003" w:name="part_0"/>
             <w:pPr>
               <w:pStyle w:val="Heading1"/>
               <w:jc w:val="left"/>
               <w:spacing w:before="0" w:after="0"/>
             </w:pPr>
+            <w:bookmarkStart w:id="1003" w:name="part_0"/>
             <w:r>
               <w:rPr>
                 <w:rFonts w:ascii="Calibri" w:hAnsi="Calibri"/>
@@ -1757,7 +1757,6 @@
       </w:r>
     </w:p>
     <w:p>
-      <w:bookmarkStart w:id="1004" w:name="tray_0_1"/>
       <w:pPr>
         <w:pStyle w:val="Heading2"/>
         <w:spacing w:before="320" w:after="40"/>
@@ -1767,6 +1766,7 @@
           <w:bottom w:val="single" w:sz="12" w:space="3" w:color="000000"/>
         </w:pBdr>
       </w:pPr>
+      <w:bookmarkStart w:id="1004" w:name="tray_0_1"/>
       <w:r>
         <w:rPr>
           <w:rFonts w:ascii="Calibri" w:hAnsi="Calibri"/>
@@ -3390,7 +3390,6 @@
       </w:pPr>
     </w:p>
     <w:p>
-      <w:bookmarkStart w:id="1005" w:name="tray_0_2"/>
       <w:pPr>
         <w:pStyle w:val="Heading2"/>
         <w:spacing w:before="320" w:after="40"/>
@@ -3400,6 +3399,7 @@
           <w:bottom w:val="single" w:sz="12" w:space="3" w:color="000000"/>
         </w:pBdr>
       </w:pPr>
+      <w:bookmarkStart w:id="1005" w:name="tray_0_2"/>
       <w:r>
         <w:rPr>
           <w:rFonts w:ascii="Calibri" w:hAnsi="Calibri"/>
@@ -6647,7 +6647,6 @@
       </w:pPr>
     </w:p>
     <w:p>
-      <w:bookmarkStart w:id="1006" w:name="tray_0_3"/>
       <w:pPr>
         <w:pStyle w:val="Heading2"/>
         <w:spacing w:before="320" w:after="40"/>
@@ -6657,6 +6656,7 @@
           <w:bottom w:val="single" w:sz="12" w:space="3" w:color="000000"/>
         </w:pBdr>
       </w:pPr>
+      <w:bookmarkStart w:id="1006" w:name="tray_0_3"/>
       <w:r>
         <w:rPr>
           <w:rFonts w:ascii="Calibri" w:hAnsi="Calibri"/>
@@ -8628,7 +8628,6 @@
       </w:pPr>
     </w:p>
     <w:p>
-      <w:bookmarkStart w:id="1007" w:name="tray_0_4"/>
       <w:pPr>
         <w:pStyle w:val="Heading2"/>
         <w:spacing w:before="320" w:after="40"/>
@@ -8638,6 +8637,7 @@
           <w:bottom w:val="single" w:sz="12" w:space="3" w:color="000000"/>
         </w:pBdr>
       </w:pPr>
+      <w:bookmarkStart w:id="1007" w:name="tray_0_4"/>
       <w:r>
         <w:rPr>
           <w:rFonts w:ascii="Calibri" w:hAnsi="Calibri"/>
@@ -10555,7 +10555,6 @@
       </w:pPr>
     </w:p>
     <w:p>
-      <w:bookmarkStart w:id="1008" w:name="tray_0_5"/>
       <w:pPr>
         <w:pStyle w:val="Heading2"/>
         <w:spacing w:before="320" w:after="40"/>
@@ -10565,6 +10564,7 @@
           <w:bottom w:val="single" w:sz="12" w:space="3" w:color="000000"/>
         </w:pBdr>
       </w:pPr>
+      <w:bookmarkStart w:id="1008" w:name="tray_0_5"/>
       <w:r>
         <w:rPr>
           <w:rFonts w:ascii="Calibri" w:hAnsi="Calibri"/>
@@ -13274,7 +13274,6 @@
       </w:pPr>
     </w:p>
     <w:p>
-      <w:bookmarkStart w:id="1009" w:name="tray_0_6"/>
       <w:pPr>
         <w:pStyle w:val="Heading2"/>
         <w:spacing w:before="320" w:after="40"/>
@@ -13284,6 +13283,7 @@
           <w:bottom w:val="single" w:sz="12" w:space="3" w:color="000000"/>
         </w:pBdr>
       </w:pPr>
+      <w:bookmarkStart w:id="1009" w:name="tray_0_6"/>
       <w:r>
         <w:rPr>
           <w:rFonts w:ascii="Calibri" w:hAnsi="Calibri"/>
@@ -15193,7 +15193,6 @@
       </w:pPr>
     </w:p>
     <w:p>
-      <w:bookmarkStart w:id="1010" w:name="tray_0_7"/>
       <w:pPr>
         <w:pStyle w:val="Heading2"/>
         <w:spacing w:before="320" w:after="40"/>
@@ -15203,6 +15202,7 @@
           <w:bottom w:val="single" w:sz="12" w:space="3" w:color="000000"/>
         </w:pBdr>
       </w:pPr>
+      <w:bookmarkStart w:id="1010" w:name="tray_0_7"/>
       <w:r>
         <w:rPr>
           <w:rFonts w:ascii="Calibri" w:hAnsi="Calibri"/>
@@ -17282,7 +17282,6 @@
       </w:pPr>
     </w:p>
     <w:p>
-      <w:bookmarkStart w:id="1011" w:name="tray_0_8"/>
       <w:pPr>
         <w:pStyle w:val="Heading2"/>
         <w:spacing w:before="320" w:after="40"/>
@@ -17292,6 +17291,7 @@
           <w:bottom w:val="single" w:sz="12" w:space="3" w:color="000000"/>
         </w:pBdr>
       </w:pPr>
+      <w:bookmarkStart w:id="1011" w:name="tray_0_8"/>
       <w:r>
         <w:rPr>
           <w:rFonts w:ascii="Calibri" w:hAnsi="Calibri"/>
@@ -19033,7 +19033,6 @@
       </w:pPr>
     </w:p>
     <w:p>
-      <w:bookmarkStart w:id="1012" w:name="tray_0_9"/>
       <w:pPr>
         <w:pStyle w:val="Heading2"/>
         <w:spacing w:before="320" w:after="40"/>
@@ -19043,6 +19042,7 @@
           <w:bottom w:val="single" w:sz="12" w:space="3" w:color="000000"/>
         </w:pBdr>
       </w:pPr>
+      <w:bookmarkStart w:id="1012" w:name="tray_0_9"/>
       <w:r>
         <w:rPr>
           <w:rFonts w:ascii="Calibri" w:hAnsi="Calibri"/>

--- a/surgical-instrument-trays/notes_by_part/00_Foundations_of_Instrument_Tray_Preparation.docx
+++ b/surgical-instrument-trays/notes_by_part/00_Foundations_of_Instrument_Tray_Preparation.docx
@@ -1406,7 +1406,7 @@
               <w:rPr>
                 <w:sz w:val="19"/>
               </w:rPr>
-              <w:t>The specific facts most often awarded marks — learn these last, as revision.</w:t>
+              <w:t>The single most useful section for an MCQ paper: the specific, testable facts — named instruments, numbers, temperatures, sizes and the distinctions between similar items. Revise from these.</w:t>
             </w:r>
           </w:p>
         </w:tc>
@@ -1454,55 +1454,7 @@
               <w:rPr>
                 <w:sz w:val="19"/>
               </w:rPr>
-              <w:t>Errors that lose marks, marked with ✗.</w:t>
-            </w:r>
-          </w:p>
-        </w:tc>
-      </w:tr>
-      <w:tr>
-        <w:tc>
-          <w:tcPr>
-            <w:tcW w:type="dxa" w:w="2835"/>
-            <w:vAlign w:val="top"/>
-            <w:tcMar>
-              <w:top w:w="70" w:type="dxa"/>
-              <w:start w:w="0" w:type="dxa"/>
-              <w:bottom w:w="70" w:type="dxa"/>
-              <w:end w:w="110" w:type="dxa"/>
-            </w:tcMar>
-          </w:tcPr>
-          <w:p>
-            <w:pPr>
-              <w:pStyle w:val="TabHead"/>
-            </w:pPr>
-            <w:r>
-              <w:rPr>
-                <w:sz w:val="19"/>
-              </w:rPr>
-              <w:t>Likely examination questions</w:t>
-            </w:r>
-          </w:p>
-        </w:tc>
-        <w:tc>
-          <w:tcPr>
-            <w:tcW w:type="dxa" w:w="7965"/>
-            <w:vAlign w:val="top"/>
-            <w:tcMar>
-              <w:top w:w="70" w:type="dxa"/>
-              <w:start w:w="0" w:type="dxa"/>
-              <w:bottom w:w="70" w:type="dxa"/>
-              <w:end w:w="110" w:type="dxa"/>
-            </w:tcMar>
-          </w:tcPr>
-          <w:p>
-            <w:pPr>
-              <w:pStyle w:val="TabCell"/>
-            </w:pPr>
-            <w:r>
-              <w:rPr>
-                <w:sz w:val="19"/>
-              </w:rPr>
-              <w:t>Questions with model answers written at the length an examiner expects.</w:t>
+              <w:t>Errors that lose marks, marked with ✗ — most of them are the distractors an MCQ will offer you.</w:t>
             </w:r>
           </w:p>
         </w:tc>
@@ -3287,100 +3239,6 @@
     </w:p>
     <w:p>
       <w:pPr>
-        <w:pStyle w:val="Heading4"/>
-        <w:keepLines/>
-        <w:keepNext/>
-      </w:pPr>
-      <w:r>
-        <w:rPr>
-          <w:rFonts w:ascii="Calibri" w:hAnsi="Calibri"/>
-          <w:b/>
-        </w:rPr>
-        <w:t>Likely examination questions</w:t>
-      </w:r>
-    </w:p>
-    <w:p>
-      <w:pPr>
-        <w:spacing w:before="80" w:after="20"/>
-        <w:ind w:start="311" w:hanging="311"/>
-        <w:keepLines/>
-        <w:keepNext/>
-      </w:pPr>
-      <w:r>
-        <w:rPr>
-          <w:rFonts w:ascii="Calibri" w:hAnsi="Calibri"/>
-          <w:b/>
-          <w:sz w:val="19"/>
-        </w:rPr>
-        <w:t xml:space="preserve">Q1.  </w:t>
-      </w:r>
-      <w:r>
-        <w:rPr>
-          <w:b/>
-          <w:sz w:val="19"/>
-        </w:rPr>
-        <w:t>Define an instrument tray.</w:t>
-      </w:r>
-    </w:p>
-    <w:p>
-      <w:pPr>
-        <w:pStyle w:val="QBank"/>
-        <w:spacing w:before="0" w:after="100"/>
-        <w:ind w:start="595" w:hanging="283"/>
-      </w:pPr>
-      <w:r>
-        <w:rPr>
-          <w:rFonts w:ascii="Calibri" w:hAnsi="Calibri"/>
-          <w:b/>
-        </w:rPr>
-        <w:t xml:space="preserve">A.  </w:t>
-      </w:r>
-      <w:r>
-        <w:t>A standardised, pre-assembled, sterilised and counted collection of instruments and accessories, documented on a count sheet, sufficient for a defined operation.</w:t>
-      </w:r>
-    </w:p>
-    <w:p>
-      <w:pPr>
-        <w:spacing w:before="80" w:after="20"/>
-        <w:ind w:start="311" w:hanging="311"/>
-        <w:keepLines/>
-        <w:keepNext/>
-      </w:pPr>
-      <w:r>
-        <w:rPr>
-          <w:rFonts w:ascii="Calibri" w:hAnsi="Calibri"/>
-          <w:b/>
-          <w:sz w:val="19"/>
-        </w:rPr>
-        <w:t xml:space="preserve">Q2.  </w:t>
-      </w:r>
-      <w:r>
-        <w:rPr>
-          <w:b/>
-          <w:sz w:val="19"/>
-        </w:rPr>
-        <w:t>Why is standardisation of trays essential?</w:t>
-      </w:r>
-    </w:p>
-    <w:p>
-      <w:pPr>
-        <w:pStyle w:val="QBank"/>
-        <w:spacing w:before="0" w:after="100"/>
-        <w:ind w:start="595" w:hanging="283"/>
-      </w:pPr>
-      <w:r>
-        <w:rPr>
-          <w:rFonts w:ascii="Calibri" w:hAnsi="Calibri"/>
-          <w:b/>
-        </w:rPr>
-        <w:t xml:space="preserve">A.  </w:t>
-      </w:r>
-      <w:r>
-        <w:t>It ensures availability, sterility, accountability, economy and speed, and it makes any missing or retained item immediately detectable.</w:t>
-      </w:r>
-    </w:p>
-    <w:p>
-      <w:pPr>
         <w:spacing w:before="300" w:after="60" w:line="240" w:lineRule="auto"/>
         <w:keepLines/>
         <w:keepNext/>
@@ -6501,140 +6359,6 @@
       <w:pPr>
         <w:spacing w:before="0" w:after="140" w:line="240" w:lineRule="auto"/>
       </w:pPr>
-    </w:p>
-    <w:p>
-      <w:pPr>
-        <w:pStyle w:val="Heading4"/>
-        <w:keepLines/>
-        <w:keepNext/>
-      </w:pPr>
-      <w:r>
-        <w:rPr>
-          <w:rFonts w:ascii="Calibri" w:hAnsi="Calibri"/>
-          <w:b/>
-        </w:rPr>
-        <w:t>Likely examination questions</w:t>
-      </w:r>
-    </w:p>
-    <w:p>
-      <w:pPr>
-        <w:spacing w:before="80" w:after="20"/>
-        <w:ind w:start="311" w:hanging="311"/>
-        <w:keepLines/>
-        <w:keepNext/>
-      </w:pPr>
-      <w:r>
-        <w:rPr>
-          <w:rFonts w:ascii="Calibri" w:hAnsi="Calibri"/>
-          <w:b/>
-          <w:sz w:val="19"/>
-        </w:rPr>
-        <w:t xml:space="preserve">Q1.  </w:t>
-      </w:r>
-      <w:r>
-        <w:rPr>
-          <w:b/>
-          <w:sz w:val="19"/>
-        </w:rPr>
-        <w:t>Classify surgical instruments functionally.</w:t>
-      </w:r>
-    </w:p>
-    <w:p>
-      <w:pPr>
-        <w:pStyle w:val="QBank"/>
-        <w:spacing w:before="0" w:after="100"/>
-        <w:ind w:start="595" w:hanging="283"/>
-      </w:pPr>
-      <w:r>
-        <w:rPr>
-          <w:rFonts w:ascii="Calibri" w:hAnsi="Calibri"/>
-          <w:b/>
-        </w:rPr>
-        <w:t xml:space="preserve">A.  </w:t>
-      </w:r>
-      <w:r>
-        <w:t>Cutting and dissecting; grasping and holding; clamping and occluding; exposing and retracting; suturing and stapling; suctioning, viewing and accessory.</w:t>
-      </w:r>
-    </w:p>
-    <w:p>
-      <w:pPr>
-        <w:spacing w:before="80" w:after="20"/>
-        <w:ind w:start="311" w:hanging="311"/>
-        <w:keepLines/>
-        <w:keepNext/>
-      </w:pPr>
-      <w:r>
-        <w:rPr>
-          <w:rFonts w:ascii="Calibri" w:hAnsi="Calibri"/>
-          <w:b/>
-          <w:sz w:val="19"/>
-        </w:rPr>
-        <w:t xml:space="preserve">Q2.  </w:t>
-      </w:r>
-      <w:r>
-        <w:rPr>
-          <w:b/>
-          <w:sz w:val="19"/>
-        </w:rPr>
-        <w:t>Differentiate Allis from Babcock forceps.</w:t>
-      </w:r>
-    </w:p>
-    <w:p>
-      <w:pPr>
-        <w:pStyle w:val="QBank"/>
-        <w:spacing w:before="0" w:after="100"/>
-        <w:ind w:start="595" w:hanging="283"/>
-      </w:pPr>
-      <w:r>
-        <w:rPr>
-          <w:rFonts w:ascii="Calibri" w:hAnsi="Calibri"/>
-          <w:b/>
-        </w:rPr>
-        <w:t xml:space="preserve">A.  </w:t>
-      </w:r>
-      <w:r>
-        <w:t>Allis has short sharp interlocking teeth and is traumatic — used on fascia, skin edges and tissue to be excised. Babcock has a broad fenestrated atraumatic loop — used on bowel, appendix, ureter and fallopian tube.</w:t>
-      </w:r>
-    </w:p>
-    <w:p>
-      <w:pPr>
-        <w:spacing w:before="80" w:after="20"/>
-        <w:ind w:start="311" w:hanging="311"/>
-        <w:keepLines/>
-        <w:keepNext/>
-      </w:pPr>
-      <w:r>
-        <w:rPr>
-          <w:rFonts w:ascii="Calibri" w:hAnsi="Calibri"/>
-          <w:b/>
-          <w:sz w:val="19"/>
-        </w:rPr>
-        <w:t xml:space="preserve">Q3.  </w:t>
-      </w:r>
-      <w:r>
-        <w:rPr>
-          <w:b/>
-          <w:sz w:val="19"/>
-        </w:rPr>
-        <w:t>Which suction tip is used for free fluid in the peritoneal cavity, and why?</w:t>
-      </w:r>
-    </w:p>
-    <w:p>
-      <w:pPr>
-        <w:pStyle w:val="QBank"/>
-        <w:spacing w:before="0" w:after="100"/>
-        <w:ind w:start="595" w:hanging="283"/>
-      </w:pPr>
-      <w:r>
-        <w:rPr>
-          <w:rFonts w:ascii="Calibri" w:hAnsi="Calibri"/>
-          <w:b/>
-        </w:rPr>
-        <w:t xml:space="preserve">A.  </w:t>
-      </w:r>
-      <w:r>
-        <w:t>Poole suction — its perforated outer shield distributes suction over many holes so omentum and bowel are not drawn into and occluded by the tip.</w:t>
-      </w:r>
     </w:p>
     <w:p>
       <w:pPr>
@@ -8525,100 +8249,6 @@
     </w:p>
     <w:p>
       <w:pPr>
-        <w:pStyle w:val="Heading4"/>
-        <w:keepLines/>
-        <w:keepNext/>
-      </w:pPr>
-      <w:r>
-        <w:rPr>
-          <w:rFonts w:ascii="Calibri" w:hAnsi="Calibri"/>
-          <w:b/>
-        </w:rPr>
-        <w:t>Likely examination questions</w:t>
-      </w:r>
-    </w:p>
-    <w:p>
-      <w:pPr>
-        <w:spacing w:before="80" w:after="20"/>
-        <w:ind w:start="311" w:hanging="311"/>
-        <w:keepLines/>
-        <w:keepNext/>
-      </w:pPr>
-      <w:r>
-        <w:rPr>
-          <w:rFonts w:ascii="Calibri" w:hAnsi="Calibri"/>
-          <w:b/>
-          <w:sz w:val="19"/>
-        </w:rPr>
-        <w:t xml:space="preserve">Q1.  </w:t>
-      </w:r>
-      <w:r>
-        <w:rPr>
-          <w:b/>
-          <w:sz w:val="19"/>
-        </w:rPr>
-        <w:t>Draw and label the parts of an artery forceps.</w:t>
-      </w:r>
-    </w:p>
-    <w:p>
-      <w:pPr>
-        <w:pStyle w:val="QBank"/>
-        <w:spacing w:before="0" w:after="100"/>
-        <w:ind w:start="595" w:hanging="283"/>
-      </w:pPr>
-      <w:r>
-        <w:rPr>
-          <w:rFonts w:ascii="Calibri" w:hAnsi="Calibri"/>
-          <w:b/>
-        </w:rPr>
-        <w:t xml:space="preserve">A.  </w:t>
-      </w:r>
-      <w:r>
-        <w:t>Ring/bow, ratchet, shank, box lock (joint), jaw, tip — see Fig 0.4.</w:t>
-      </w:r>
-    </w:p>
-    <w:p>
-      <w:pPr>
-        <w:spacing w:before="80" w:after="20"/>
-        <w:ind w:start="311" w:hanging="311"/>
-        <w:keepLines/>
-        <w:keepNext/>
-      </w:pPr>
-      <w:r>
-        <w:rPr>
-          <w:rFonts w:ascii="Calibri" w:hAnsi="Calibri"/>
-          <w:b/>
-          <w:sz w:val="19"/>
-        </w:rPr>
-        <w:t xml:space="preserve">Q2.  </w:t>
-      </w:r>
-      <w:r>
-        <w:rPr>
-          <w:b/>
-          <w:sz w:val="19"/>
-        </w:rPr>
-        <w:t>Why are ring-handled instruments sterilised in the open position?</w:t>
-      </w:r>
-    </w:p>
-    <w:p>
-      <w:pPr>
-        <w:pStyle w:val="QBank"/>
-        <w:spacing w:before="0" w:after="100"/>
-        <w:ind w:start="595" w:hanging="283"/>
-      </w:pPr>
-      <w:r>
-        <w:rPr>
-          <w:rFonts w:ascii="Calibri" w:hAnsi="Calibri"/>
-          <w:b/>
-        </w:rPr>
-        <w:t xml:space="preserve">A.  </w:t>
-      </w:r>
-      <w:r>
-        <w:t>A closed ratchet shields the box-lock and jaw surfaces from steam contact, so sterilisation cannot be assured; it also stresses the joint.</w:t>
-      </w:r>
-    </w:p>
-    <w:p>
-      <w:pPr>
         <w:spacing w:before="300" w:after="60" w:line="240" w:lineRule="auto"/>
         <w:keepLines/>
         <w:keepNext/>
@@ -10449,100 +10079,6 @@
       <w:pPr>
         <w:spacing w:before="0" w:after="140" w:line="240" w:lineRule="auto"/>
       </w:pPr>
-    </w:p>
-    <w:p>
-      <w:pPr>
-        <w:pStyle w:val="Heading4"/>
-        <w:keepLines/>
-        <w:keepNext/>
-      </w:pPr>
-      <w:r>
-        <w:rPr>
-          <w:rFonts w:ascii="Calibri" w:hAnsi="Calibri"/>
-          <w:b/>
-        </w:rPr>
-        <w:t>Likely examination questions</w:t>
-      </w:r>
-    </w:p>
-    <w:p>
-      <w:pPr>
-        <w:spacing w:before="80" w:after="20"/>
-        <w:ind w:start="311" w:hanging="311"/>
-        <w:keepLines/>
-        <w:keepNext/>
-      </w:pPr>
-      <w:r>
-        <w:rPr>
-          <w:rFonts w:ascii="Calibri" w:hAnsi="Calibri"/>
-          <w:b/>
-          <w:sz w:val="19"/>
-        </w:rPr>
-        <w:t xml:space="preserve">Q1.  </w:t>
-      </w:r>
-      <w:r>
-        <w:rPr>
-          <w:b/>
-          <w:sz w:val="19"/>
-        </w:rPr>
-        <w:t>State the principles of preparing an instrument tray.</w:t>
-      </w:r>
-    </w:p>
-    <w:p>
-      <w:pPr>
-        <w:pStyle w:val="QBank"/>
-        <w:spacing w:before="0" w:after="100"/>
-        <w:ind w:start="595" w:hanging="283"/>
-      </w:pPr>
-      <w:r>
-        <w:rPr>
-          <w:rFonts w:ascii="Calibri" w:hAnsi="Calibri"/>
-          <w:b/>
-        </w:rPr>
-        <w:t xml:space="preserve">A.  </w:t>
-      </w:r>
-      <w:r>
-        <w:t>Selection (match procedure, cover all six functional groups, match length to depth and delicacy to tissue, standardise); assembly (clean/dry/inspected first, heaviest at the bottom, jaws open on a stringer, protect delicate tips, allow steam access, respect the 11 kg limit, indicators inside and out); documentation (label, traceable load number, event-related sterility).</w:t>
-      </w:r>
-    </w:p>
-    <w:p>
-      <w:pPr>
-        <w:spacing w:before="80" w:after="20"/>
-        <w:ind w:start="311" w:hanging="311"/>
-        <w:keepLines/>
-        <w:keepNext/>
-      </w:pPr>
-      <w:r>
-        <w:rPr>
-          <w:rFonts w:ascii="Calibri" w:hAnsi="Calibri"/>
-          <w:b/>
-          <w:sz w:val="19"/>
-        </w:rPr>
-        <w:t xml:space="preserve">Q2.  </w:t>
-      </w:r>
-      <w:r>
-        <w:rPr>
-          <w:b/>
-          <w:sz w:val="19"/>
-        </w:rPr>
-        <w:t>What is the maximum recommended weight of a wrapped instrument set and why?</w:t>
-      </w:r>
-    </w:p>
-    <w:p>
-      <w:pPr>
-        <w:pStyle w:val="QBank"/>
-        <w:spacing w:before="0" w:after="100"/>
-        <w:ind w:start="595" w:hanging="283"/>
-      </w:pPr>
-      <w:r>
-        <w:rPr>
-          <w:rFonts w:ascii="Calibri" w:hAnsi="Calibri"/>
-          <w:b/>
-        </w:rPr>
-        <w:t xml:space="preserve">A.  </w:t>
-      </w:r>
-      <w:r>
-        <w:t>About 11 kg (25 lb). Heavier sets retain condensate, producing wet packs which are considered contaminated.</w:t>
-      </w:r>
     </w:p>
     <w:p>
       <w:pPr>
@@ -13168,100 +12704,6 @@
       <w:pPr>
         <w:spacing w:before="0" w:after="140" w:line="240" w:lineRule="auto"/>
       </w:pPr>
-    </w:p>
-    <w:p>
-      <w:pPr>
-        <w:pStyle w:val="Heading4"/>
-        <w:keepLines/>
-        <w:keepNext/>
-      </w:pPr>
-      <w:r>
-        <w:rPr>
-          <w:rFonts w:ascii="Calibri" w:hAnsi="Calibri"/>
-          <w:b/>
-        </w:rPr>
-        <w:t>Likely examination questions</w:t>
-      </w:r>
-    </w:p>
-    <w:p>
-      <w:pPr>
-        <w:spacing w:before="80" w:after="20"/>
-        <w:ind w:start="311" w:hanging="311"/>
-        <w:keepLines/>
-        <w:keepNext/>
-      </w:pPr>
-      <w:r>
-        <w:rPr>
-          <w:rFonts w:ascii="Calibri" w:hAnsi="Calibri"/>
-          <w:b/>
-          <w:sz w:val="19"/>
-        </w:rPr>
-        <w:t xml:space="preserve">Q1.  </w:t>
-      </w:r>
-      <w:r>
-        <w:rPr>
-          <w:b/>
-          <w:sz w:val="19"/>
-        </w:rPr>
-        <w:t>Outline the steps of instrument reprocessing.</w:t>
-      </w:r>
-    </w:p>
-    <w:p>
-      <w:pPr>
-        <w:pStyle w:val="QBank"/>
-        <w:spacing w:before="0" w:after="100"/>
-        <w:ind w:start="595" w:hanging="283"/>
-      </w:pPr>
-      <w:r>
-        <w:rPr>
-          <w:rFonts w:ascii="Calibri" w:hAnsi="Calibri"/>
-          <w:b/>
-        </w:rPr>
-        <w:t xml:space="preserve">A.  </w:t>
-      </w:r>
-      <w:r>
-        <w:t>Point-of-use care → contained transport → decontamination (sort, cool rinse, enzymatic soak, manual/ultrasonic/washer cleaning, rinse, dry) → inspection and function testing → assembly with count sheet → packaging with indicators → sterilisation → cooling, labelling and controlled storage.</w:t>
-      </w:r>
-    </w:p>
-    <w:p>
-      <w:pPr>
-        <w:spacing w:before="80" w:after="20"/>
-        <w:ind w:start="311" w:hanging="311"/>
-        <w:keepLines/>
-        <w:keepNext/>
-      </w:pPr>
-      <w:r>
-        <w:rPr>
-          <w:rFonts w:ascii="Calibri" w:hAnsi="Calibri"/>
-          <w:b/>
-          <w:sz w:val="19"/>
-        </w:rPr>
-        <w:t xml:space="preserve">Q2.  </w:t>
-      </w:r>
-      <w:r>
-        <w:rPr>
-          <w:b/>
-          <w:sz w:val="19"/>
-        </w:rPr>
-        <w:t>Why must instruments be dry before packing?</w:t>
-      </w:r>
-    </w:p>
-    <w:p>
-      <w:pPr>
-        <w:pStyle w:val="QBank"/>
-        <w:spacing w:before="0" w:after="100"/>
-        <w:ind w:start="595" w:hanging="283"/>
-      </w:pPr>
-      <w:r>
-        <w:rPr>
-          <w:rFonts w:ascii="Calibri" w:hAnsi="Calibri"/>
-          <w:b/>
-        </w:rPr>
-        <w:t xml:space="preserve">A.  </w:t>
-      </w:r>
-      <w:r>
-        <w:t>Residual moisture causes wet packs (regarded as contaminated), staining and corrosion, and can dilute or impede the sterilant.</w:t>
-      </w:r>
     </w:p>
     <w:p>
       <w:pPr>
@@ -15090,100 +14532,6 @@
     </w:p>
     <w:p>
       <w:pPr>
-        <w:pStyle w:val="Heading4"/>
-        <w:keepLines/>
-        <w:keepNext/>
-      </w:pPr>
-      <w:r>
-        <w:rPr>
-          <w:rFonts w:ascii="Calibri" w:hAnsi="Calibri"/>
-          <w:b/>
-        </w:rPr>
-        <w:t>Likely examination questions</w:t>
-      </w:r>
-    </w:p>
-    <w:p>
-      <w:pPr>
-        <w:spacing w:before="80" w:after="20"/>
-        <w:ind w:start="311" w:hanging="311"/>
-        <w:keepLines/>
-        <w:keepNext/>
-      </w:pPr>
-      <w:r>
-        <w:rPr>
-          <w:rFonts w:ascii="Calibri" w:hAnsi="Calibri"/>
-          <w:b/>
-          <w:sz w:val="19"/>
-        </w:rPr>
-        <w:t xml:space="preserve">Q1.  </w:t>
-      </w:r>
-      <w:r>
-        <w:rPr>
-          <w:b/>
-          <w:sz w:val="19"/>
-        </w:rPr>
-        <w:t>How is the back table organised?</w:t>
-      </w:r>
-    </w:p>
-    <w:p>
-      <w:pPr>
-        <w:pStyle w:val="QBank"/>
-        <w:spacing w:before="0" w:after="100"/>
-        <w:ind w:start="595" w:hanging="283"/>
-      </w:pPr>
-      <w:r>
-        <w:rPr>
-          <w:rFonts w:ascii="Calibri" w:hAnsi="Calibri"/>
-          <w:b/>
-        </w:rPr>
-        <w:t xml:space="preserve">A.  </w:t>
-      </w:r>
-      <w:r>
-        <w:t>In fixed functional zones — sharps and suture, instruments grouped by class with tips aligned, sponges and dressings, then basins/drapes/gowns furthest away — with sharps segregated and heavy items away from the edge; only the table-top surface is sterile.</w:t>
-      </w:r>
-    </w:p>
-    <w:p>
-      <w:pPr>
-        <w:spacing w:before="80" w:after="20"/>
-        <w:ind w:start="311" w:hanging="311"/>
-        <w:keepLines/>
-        <w:keepNext/>
-      </w:pPr>
-      <w:r>
-        <w:rPr>
-          <w:rFonts w:ascii="Calibri" w:hAnsi="Calibri"/>
-          <w:b/>
-          <w:sz w:val="19"/>
-        </w:rPr>
-        <w:t xml:space="preserve">Q2.  </w:t>
-      </w:r>
-      <w:r>
-        <w:rPr>
-          <w:b/>
-          <w:sz w:val="19"/>
-        </w:rPr>
-        <w:t>Differentiate the back table from the Mayo stand.</w:t>
-      </w:r>
-    </w:p>
-    <w:p>
-      <w:pPr>
-        <w:pStyle w:val="QBank"/>
-        <w:spacing w:before="0" w:after="100"/>
-        <w:ind w:start="595" w:hanging="283"/>
-      </w:pPr>
-      <w:r>
-        <w:rPr>
-          <w:rFonts w:ascii="Calibri" w:hAnsi="Calibri"/>
-          <w:b/>
-        </w:rPr>
-        <w:t xml:space="preserve">A.  </w:t>
-      </w:r>
-      <w:r>
-        <w:t>The back table holds the entire set and supplies and stays away from the patient; the Mayo stand is a small movable surface holding only the instruments required for the current step, positioned over the patient after draping.</w:t>
-      </w:r>
-    </w:p>
-    <w:p>
-      <w:pPr>
         <w:spacing w:before="300" w:after="60" w:line="240" w:lineRule="auto"/>
         <w:keepLines/>
         <w:keepNext/>
@@ -17179,100 +16527,6 @@
     </w:p>
     <w:p>
       <w:pPr>
-        <w:pStyle w:val="Heading4"/>
-        <w:keepLines/>
-        <w:keepNext/>
-      </w:pPr>
-      <w:r>
-        <w:rPr>
-          <w:rFonts w:ascii="Calibri" w:hAnsi="Calibri"/>
-          <w:b/>
-        </w:rPr>
-        <w:t>Likely examination questions</w:t>
-      </w:r>
-    </w:p>
-    <w:p>
-      <w:pPr>
-        <w:spacing w:before="80" w:after="20"/>
-        <w:ind w:start="311" w:hanging="311"/>
-        <w:keepLines/>
-        <w:keepNext/>
-      </w:pPr>
-      <w:r>
-        <w:rPr>
-          <w:rFonts w:ascii="Calibri" w:hAnsi="Calibri"/>
-          <w:b/>
-          <w:sz w:val="19"/>
-        </w:rPr>
-        <w:t xml:space="preserve">Q1.  </w:t>
-      </w:r>
-      <w:r>
-        <w:rPr>
-          <w:b/>
-          <w:sz w:val="19"/>
-        </w:rPr>
-        <w:t>When is the surgical count performed?</w:t>
-      </w:r>
-    </w:p>
-    <w:p>
-      <w:pPr>
-        <w:pStyle w:val="QBank"/>
-        <w:spacing w:before="0" w:after="100"/>
-        <w:ind w:start="595" w:hanging="283"/>
-      </w:pPr>
-      <w:r>
-        <w:rPr>
-          <w:rFonts w:ascii="Calibri" w:hAnsi="Calibri"/>
-          <w:b/>
-        </w:rPr>
-        <w:t xml:space="preserve">A.  </w:t>
-      </w:r>
-      <w:r>
-        <w:t>Before the skin incision (baseline), before closure of a cavity, before closure of the wound, and at skin closure — plus on any staff change, whenever items are added, and whenever there is doubt.</w:t>
-      </w:r>
-    </w:p>
-    <w:p>
-      <w:pPr>
-        <w:spacing w:before="80" w:after="20"/>
-        <w:ind w:start="311" w:hanging="311"/>
-        <w:keepLines/>
-        <w:keepNext/>
-      </w:pPr>
-      <w:r>
-        <w:rPr>
-          <w:rFonts w:ascii="Calibri" w:hAnsi="Calibri"/>
-          <w:b/>
-          <w:sz w:val="19"/>
-        </w:rPr>
-        <w:t xml:space="preserve">Q2.  </w:t>
-      </w:r>
-      <w:r>
-        <w:rPr>
-          <w:b/>
-          <w:sz w:val="19"/>
-        </w:rPr>
-        <w:t>What are the steps when a count is incorrect?</w:t>
-      </w:r>
-    </w:p>
-    <w:p>
-      <w:pPr>
-        <w:pStyle w:val="QBank"/>
-        <w:spacing w:before="0" w:after="100"/>
-        <w:ind w:start="595" w:hanging="283"/>
-      </w:pPr>
-      <w:r>
-        <w:rPr>
-          <w:rFonts w:ascii="Calibri" w:hAnsi="Calibri"/>
-          <w:b/>
-        </w:rPr>
-        <w:t xml:space="preserve">A.  </w:t>
-      </w:r>
-      <w:r>
-        <w:t>Inform the surgeon immediately, recount, undertake a systematic search of wound and environment, obtain an intra-operative radiograph if still unresolved, then document fully and file an incident report.</w:t>
-      </w:r>
-    </w:p>
-    <w:p>
-      <w:pPr>
         <w:spacing w:before="300" w:after="60" w:line="240" w:lineRule="auto"/>
         <w:keepLines/>
         <w:keepNext/>
@@ -18927,100 +18181,6 @@
       <w:pPr>
         <w:spacing w:before="0" w:after="140" w:line="240" w:lineRule="auto"/>
       </w:pPr>
-    </w:p>
-    <w:p>
-      <w:pPr>
-        <w:pStyle w:val="Heading4"/>
-        <w:keepLines/>
-        <w:keepNext/>
-      </w:pPr>
-      <w:r>
-        <w:rPr>
-          <w:rFonts w:ascii="Calibri" w:hAnsi="Calibri"/>
-          <w:b/>
-        </w:rPr>
-        <w:t>Likely examination questions</w:t>
-      </w:r>
-    </w:p>
-    <w:p>
-      <w:pPr>
-        <w:spacing w:before="80" w:after="20"/>
-        <w:ind w:start="311" w:hanging="311"/>
-        <w:keepLines/>
-        <w:keepNext/>
-      </w:pPr>
-      <w:r>
-        <w:rPr>
-          <w:rFonts w:ascii="Calibri" w:hAnsi="Calibri"/>
-          <w:b/>
-          <w:sz w:val="19"/>
-        </w:rPr>
-        <w:t xml:space="preserve">Q1.  </w:t>
-      </w:r>
-      <w:r>
-        <w:rPr>
-          <w:b/>
-          <w:sz w:val="19"/>
-        </w:rPr>
-        <w:t>List the principles of care and handling of surgical instruments.</w:t>
-      </w:r>
-    </w:p>
-    <w:p>
-      <w:pPr>
-        <w:pStyle w:val="QBank"/>
-        <w:spacing w:before="0" w:after="100"/>
-        <w:ind w:start="595" w:hanging="283"/>
-      </w:pPr>
-      <w:r>
-        <w:rPr>
-          <w:rFonts w:ascii="Calibri" w:hAnsi="Calibri"/>
-          <w:b/>
-        </w:rPr>
-        <w:t xml:space="preserve">A.  </w:t>
-      </w:r>
-      <w:r>
-        <w:t>Use only for the intended purpose; remove blood early and keep instruments moist; rinse in cool water; handle delicate items individually with tip protection; avoid saline and harsh chemicals; lubricate joints with a water-soluble agent; do not mix dissimilar metals; inspect every cycle; remove faulty items from service; store cool, dry and protected.</w:t>
-      </w:r>
-    </w:p>
-    <w:p>
-      <w:pPr>
-        <w:spacing w:before="80" w:after="20"/>
-        <w:ind w:start="311" w:hanging="311"/>
-        <w:keepLines/>
-        <w:keepNext/>
-      </w:pPr>
-      <w:r>
-        <w:rPr>
-          <w:rFonts w:ascii="Calibri" w:hAnsi="Calibri"/>
-          <w:b/>
-          <w:sz w:val="19"/>
-        </w:rPr>
-        <w:t xml:space="preserve">Q2.  </w:t>
-      </w:r>
-      <w:r>
-        <w:rPr>
-          <w:b/>
-          <w:sz w:val="19"/>
-        </w:rPr>
-        <w:t>What causes pitting of stainless-steel instruments?</w:t>
-      </w:r>
-    </w:p>
-    <w:p>
-      <w:pPr>
-        <w:pStyle w:val="QBank"/>
-        <w:spacing w:before="0" w:after="100"/>
-        <w:ind w:start="595" w:hanging="283"/>
-      </w:pPr>
-      <w:r>
-        <w:rPr>
-          <w:rFonts w:ascii="Calibri" w:hAnsi="Calibri"/>
-          <w:b/>
-        </w:rPr>
-        <w:t xml:space="preserve">A.  </w:t>
-      </w:r>
-      <w:r>
-        <w:t>Breach of the passive chromium-oxide layer, most often by prolonged contact with sodium chloride (saline or blood) or harsh chemical agents.</w:t>
-      </w:r>
     </w:p>
     <w:p>
       <w:pPr>
@@ -20688,60 +19848,6 @@
       <w:pPr>
         <w:spacing w:before="0" w:after="140" w:line="240" w:lineRule="auto"/>
       </w:pPr>
-    </w:p>
-    <w:p>
-      <w:pPr>
-        <w:pStyle w:val="Heading4"/>
-        <w:keepLines/>
-        <w:keepNext/>
-      </w:pPr>
-      <w:r>
-        <w:rPr>
-          <w:rFonts w:ascii="Calibri" w:hAnsi="Calibri"/>
-          <w:b/>
-        </w:rPr>
-        <w:t>Likely examination questions</w:t>
-      </w:r>
-    </w:p>
-    <w:p>
-      <w:pPr>
-        <w:spacing w:before="80" w:after="20"/>
-        <w:ind w:start="311" w:hanging="311"/>
-        <w:keepLines/>
-        <w:keepNext/>
-      </w:pPr>
-      <w:r>
-        <w:rPr>
-          <w:rFonts w:ascii="Calibri" w:hAnsi="Calibri"/>
-          <w:b/>
-          <w:sz w:val="19"/>
-        </w:rPr>
-        <w:t xml:space="preserve">Q1.  </w:t>
-      </w:r>
-      <w:r>
-        <w:rPr>
-          <w:b/>
-          <w:sz w:val="19"/>
-        </w:rPr>
-        <w:t>How would you approach a question on any unfamiliar tray?</w:t>
-      </w:r>
-    </w:p>
-    <w:p>
-      <w:pPr>
-        <w:pStyle w:val="QBank"/>
-        <w:spacing w:before="0" w:after="100"/>
-        <w:ind w:start="595" w:hanging="283"/>
-      </w:pPr>
-      <w:r>
-        <w:rPr>
-          <w:rFonts w:ascii="Calibri" w:hAnsi="Calibri"/>
-          <w:b/>
-        </w:rPr>
-        <w:t xml:space="preserve">A.  </w:t>
-      </w:r>
-      <w:r>
-        <w:t>Identify the reference tray it is built on (limited, basic or major), list its contents systematically under the six functional groups, and then state the speciality add-ons and the signature instrument that define it.</w:t>
-      </w:r>
     </w:p>
     <w:sectPr>
       <w:headerReference w:type="default" r:id="rId9"/>
